--- a/Operator_Guides/04_Altrata_Connector_Guide.docx
+++ b/Operator_Guides/04_Altrata_Connector_Guide.docx
@@ -155,7 +155,7 @@
                 <w:color w:val="202020"/>
                 <w:sz w:val="20"/>
               </w:rPr>
-              <w:t>1.0</w:t>
+              <w:t>1.1</w:t>
             </w:r>
           </w:p>
         </w:tc>
@@ -187,7 +187,7 @@
                 <w:color w:val="202020"/>
                 <w:sz w:val="20"/>
               </w:rPr>
-              <w:t>18 July 2026</w:t>
+              <w:t>18 July 2026 (bank-grade hardening release)</w:t>
             </w:r>
           </w:p>
         </w:tc>
@@ -524,6 +524,340 @@
       <w:pPr>
         <w:spacing w:after="40"/>
       </w:pPr>
+    </w:p>
+    <w:p>
+      <w:pPr>
+        <w:pStyle w:val="Heading2"/>
+      </w:pPr>
+      <w:r>
+        <w:rPr>
+          <w:color w:val="2E5496"/>
+        </w:rPr>
+        <w:t>What changed in this release — safe defaults</w:t>
+      </w:r>
+    </w:p>
+    <w:p>
+      <w:pPr>
+        <w:spacing w:after="120"/>
+      </w:pPr>
+      <w:r>
+        <w:rPr>
+          <w:color w:val="202020"/>
+        </w:rPr>
+        <w:t xml:space="preserve">Version 1.1 is a </w:t>
+      </w:r>
+      <w:r>
+        <w:rPr>
+          <w:b/>
+          <w:color w:val="202020"/>
+        </w:rPr>
+        <w:t>bank-grade hardening release</w:t>
+      </w:r>
+      <w:r>
+        <w:rPr>
+          <w:color w:val="202020"/>
+        </w:rPr>
+        <w:t xml:space="preserve">. The good news for this connector is that its two most safety-relevant defaults were already correct, so the release adds </w:t>
+      </w:r>
+      <w:r>
+        <w:rPr>
+          <w:b/>
+          <w:color w:val="202020"/>
+        </w:rPr>
+        <w:t>opt-in governance controls</w:t>
+      </w:r>
+      <w:r>
+        <w:rPr>
+          <w:color w:val="202020"/>
+        </w:rPr>
+        <w:t xml:space="preserve"> rather than flipping behaviour under you. In short:</w:t>
+      </w:r>
+    </w:p>
+    <w:p>
+      <w:pPr>
+        <w:pStyle w:val="ListBullet"/>
+        <w:spacing w:after="40"/>
+      </w:pPr>
+      <w:r>
+        <w:rPr>
+          <w:b/>
+          <w:color w:val="202020"/>
+        </w:rPr>
+        <w:t>Already safe, now confirmed</w:t>
+      </w:r>
+      <w:r>
+        <w:rPr>
+          <w:color w:val="202020"/>
+        </w:rPr>
+        <w:t xml:space="preserve"> — the dead-letter queue still defaults to </w:t>
+      </w:r>
+      <w:r>
+        <w:rPr>
+          <w:rFonts w:ascii="Consolas" w:hAnsi="Consolas"/>
+          <w:color w:val="202020"/>
+          <w:sz w:val="19"/>
+        </w:rPr>
+        <w:t>redacted</w:t>
+      </w:r>
+      <w:r>
+        <w:rPr>
+          <w:color w:val="202020"/>
+        </w:rPr>
+        <w:t xml:space="preserve"> (this connector always differed from its siblings, which used to default to </w:t>
+      </w:r>
+      <w:r>
+        <w:rPr>
+          <w:rFonts w:ascii="Consolas" w:hAnsi="Consolas"/>
+          <w:color w:val="202020"/>
+          <w:sz w:val="19"/>
+        </w:rPr>
+        <w:t>full</w:t>
+      </w:r>
+      <w:r>
+        <w:rPr>
+          <w:color w:val="202020"/>
+        </w:rPr>
+        <w:t xml:space="preserve">); an </w:t>
+      </w:r>
+      <w:r>
+        <w:rPr>
+          <w:b/>
+          <w:color w:val="202020"/>
+        </w:rPr>
+        <w:t xml:space="preserve">unrecognised </w:t>
+      </w:r>
+      <w:r>
+        <w:rPr>
+          <w:rFonts w:ascii="Consolas" w:hAnsi="Consolas"/>
+          <w:b/>
+          <w:color w:val="202020"/>
+          <w:sz w:val="19"/>
+        </w:rPr>
+        <w:t>DEADLETTER_PAYLOAD_MODE</w:t>
+      </w:r>
+      <w:r>
+        <w:rPr>
+          <w:b/>
+          <w:color w:val="202020"/>
+        </w:rPr>
+        <w:t xml:space="preserve"> value now fails fast at config load</w:t>
+      </w:r>
+      <w:r>
+        <w:rPr>
+          <w:color w:val="202020"/>
+        </w:rPr>
+        <w:t xml:space="preserve"> naming the setting, instead of silently defaulting (section 8).</w:t>
+      </w:r>
+    </w:p>
+    <w:p>
+      <w:pPr>
+        <w:pStyle w:val="ListBullet"/>
+        <w:spacing w:after="40"/>
+      </w:pPr>
+      <w:r>
+        <w:rPr>
+          <w:rFonts w:ascii="Consolas" w:hAnsi="Consolas"/>
+          <w:b/>
+          <w:color w:val="202020"/>
+          <w:sz w:val="19"/>
+        </w:rPr>
+        <w:t>IDENTITY_SYNC_ON_INCREMENTAL</w:t>
+      </w:r>
+      <w:r>
+        <w:rPr>
+          <w:b/>
+          <w:color w:val="202020"/>
+        </w:rPr>
+        <w:t xml:space="preserve"> now defaults to </w:t>
+      </w:r>
+      <w:r>
+        <w:rPr>
+          <w:rFonts w:ascii="Consolas" w:hAnsi="Consolas"/>
+          <w:b/>
+          <w:color w:val="202020"/>
+          <w:sz w:val="19"/>
+        </w:rPr>
+        <w:t>true</w:t>
+      </w:r>
+      <w:r>
+        <w:rPr>
+          <w:color w:val="202020"/>
+        </w:rPr>
+        <w:t xml:space="preserve"> — this </w:t>
+      </w:r>
+      <w:r>
+        <w:rPr>
+          <w:b/>
+          <w:color w:val="202020"/>
+        </w:rPr>
+        <w:t>matches Altrata's prior always-re-ACL-on-any-crawl behaviour, so it is not an operational change</w:t>
+      </w:r>
+      <w:r>
+        <w:rPr>
+          <w:color w:val="202020"/>
+        </w:rPr>
+        <w:t xml:space="preserve">. The knob is new only so you can set it </w:t>
+      </w:r>
+      <w:r>
+        <w:rPr>
+          <w:rFonts w:ascii="Consolas" w:hAnsi="Consolas"/>
+          <w:color w:val="202020"/>
+          <w:sz w:val="19"/>
+        </w:rPr>
+        <w:t>false</w:t>
+      </w:r>
+      <w:r>
+        <w:rPr>
+          <w:color w:val="202020"/>
+        </w:rPr>
+        <w:t xml:space="preserve"> to </w:t>
+      </w:r>
+      <w:r>
+        <w:rPr>
+          <w:b/>
+          <w:color w:val="202020"/>
+        </w:rPr>
+        <w:t>defer</w:t>
+      </w:r>
+      <w:r>
+        <w:rPr>
+          <w:color w:val="202020"/>
+        </w:rPr>
+        <w:t xml:space="preserve"> the seat-change re-ACL sweep over existing items to full crawls only (section 6, section 15).</w:t>
+      </w:r>
+    </w:p>
+    <w:p>
+      <w:pPr>
+        <w:pStyle w:val="ListBullet"/>
+        <w:spacing w:after="40"/>
+      </w:pPr>
+      <w:r>
+        <w:rPr>
+          <w:b/>
+          <w:color w:val="202020"/>
+        </w:rPr>
+        <w:t>New opt-in controls, all OFF/unchanged unless you set them</w:t>
+      </w:r>
+      <w:r>
+        <w:rPr>
+          <w:color w:val="202020"/>
+        </w:rPr>
+        <w:t xml:space="preserve"> — </w:t>
+      </w:r>
+      <w:r>
+        <w:rPr>
+          <w:rFonts w:ascii="Consolas" w:hAnsi="Consolas"/>
+          <w:color w:val="202020"/>
+          <w:sz w:val="19"/>
+        </w:rPr>
+        <w:t>PURPOSE_ALLOWLIST</w:t>
+      </w:r>
+      <w:r>
+        <w:rPr>
+          <w:color w:val="202020"/>
+        </w:rPr>
+        <w:t xml:space="preserve"> (purpose-of-use authorization on billable API lookups), </w:t>
+      </w:r>
+      <w:r>
+        <w:rPr>
+          <w:rFonts w:ascii="Consolas" w:hAnsi="Consolas"/>
+          <w:color w:val="202020"/>
+          <w:sz w:val="19"/>
+        </w:rPr>
+        <w:t>CLASSIFICATION_ENFORCE_ACL</w:t>
+      </w:r>
+      <w:r>
+        <w:rPr>
+          <w:color w:val="202020"/>
+        </w:rPr>
+        <w:t xml:space="preserve"> / </w:t>
+      </w:r>
+      <w:r>
+        <w:rPr>
+          <w:rFonts w:ascii="Consolas" w:hAnsi="Consolas"/>
+          <w:color w:val="202020"/>
+          <w:sz w:val="19"/>
+        </w:rPr>
+        <w:t>CLASSIFICATION_ENFORCE_GROUP_ID</w:t>
+      </w:r>
+      <w:r>
+        <w:rPr>
+          <w:color w:val="202020"/>
+        </w:rPr>
+        <w:t xml:space="preserve"> (lock the most sensitive tier to a reviewer group), and </w:t>
+      </w:r>
+      <w:r>
+        <w:rPr>
+          <w:rFonts w:ascii="Consolas" w:hAnsi="Consolas"/>
+          <w:color w:val="202020"/>
+          <w:sz w:val="19"/>
+        </w:rPr>
+        <w:t>GRAPH_ITEM_TTL_DAYS</w:t>
+      </w:r>
+      <w:r>
+        <w:rPr>
+          <w:color w:val="202020"/>
+        </w:rPr>
+        <w:t xml:space="preserve"> (stale-index self-expiry). See the new </w:t>
+      </w:r>
+      <w:r>
+        <w:rPr>
+          <w:b/>
+          <w:color w:val="202020"/>
+        </w:rPr>
+        <w:t>Data governance &amp; compliance controls</w:t>
+      </w:r>
+      <w:r>
+        <w:rPr>
+          <w:color w:val="202020"/>
+        </w:rPr>
+        <w:t xml:space="preserve"> table in section 15.</w:t>
+      </w:r>
+    </w:p>
+    <w:p>
+      <w:pPr>
+        <w:pStyle w:val="ListBullet"/>
+        <w:spacing w:after="40"/>
+      </w:pPr>
+      <w:r>
+        <w:rPr>
+          <w:b/>
+          <w:color w:val="202020"/>
+        </w:rPr>
+        <w:t>Always-on integrity additions</w:t>
+      </w:r>
+      <w:r>
+        <w:rPr>
+          <w:color w:val="202020"/>
+        </w:rPr>
+        <w:t xml:space="preserve"> — a tamper-evident </w:t>
+      </w:r>
+      <w:r>
+        <w:rPr>
+          <w:b/>
+          <w:color w:val="202020"/>
+        </w:rPr>
+        <w:t>decision ledger</w:t>
+      </w:r>
+      <w:r>
+        <w:rPr>
+          <w:color w:val="202020"/>
+        </w:rPr>
+        <w:t xml:space="preserve"> (built on the same hash chain as the erasure ledger) now records exclusion and ACL-restriction decisions, and the connector creates its </w:t>
+      </w:r>
+      <w:r>
+        <w:rPr>
+          <w:b/>
+          <w:color w:val="202020"/>
+        </w:rPr>
+        <w:t>state and log directories owner-only</w:t>
+      </w:r>
+      <w:r>
+        <w:rPr>
+          <w:color w:val="202020"/>
+        </w:rPr>
+        <w:t xml:space="preserve"> at startup (section 8).</w:t>
+      </w:r>
     </w:p>
     <w:p>
       <w:pPr>
@@ -1979,7 +2313,34 @@
         <w:rPr>
           <w:color w:val="202020"/>
         </w:rPr>
-        <w:t xml:space="preserve"> string.</w:t>
+        <w:t xml:space="preserve"> string. If you set </w:t>
+      </w:r>
+      <w:r>
+        <w:rPr>
+          <w:rFonts w:ascii="Consolas" w:hAnsi="Consolas"/>
+          <w:color w:val="202020"/>
+          <w:sz w:val="19"/>
+        </w:rPr>
+        <w:t>PURPOSE_ALLOWLIST</w:t>
+      </w:r>
+      <w:r>
+        <w:rPr>
+          <w:color w:val="202020"/>
+        </w:rPr>
+        <w:t xml:space="preserve"> (section 15), a lookup whose purpose is not on the list is </w:t>
+      </w:r>
+      <w:r>
+        <w:rPr>
+          <w:b/>
+          <w:color w:val="202020"/>
+        </w:rPr>
+        <w:t>vetoed fail-closed before any billable call is made</w:t>
+      </w:r>
+      <w:r>
+        <w:rPr>
+          <w:color w:val="202020"/>
+        </w:rPr>
+        <w:t>.</w:t>
       </w:r>
     </w:p>
     <w:p>
@@ -4482,145 +4843,93 @@
         <w:t xml:space="preserve"> report the result.</w:t>
       </w:r>
     </w:p>
-    <w:tbl>
-      <w:tblPr>
-        <w:tblW w:type="auto" w:w="0"/>
-        <w:tblLayout w:type="fixed"/>
-        <w:tblLook w:firstColumn="1" w:firstRow="1" w:lastColumn="0" w:lastRow="0" w:noHBand="0" w:noVBand="1" w:val="04A0"/>
-      </w:tblPr>
-      <w:tblGrid>
-        <w:gridCol w:w="9360"/>
-      </w:tblGrid>
-      <w:tr>
-        <w:tc>
-          <w:tcPr>
-            <w:tcW w:type="dxa" w:w="9360"/>
-            <w:shd w:val="clear" w:color="auto" w:fill="FBEDD6"/>
-            <w:tcBorders>
-              <w:top w:val="single" w:sz="4" w:space="0" w:color="C77700"/>
-              <w:left w:val="single" w:sz="24" w:space="0" w:color="C77700"/>
-              <w:bottom w:val="single" w:sz="4" w:space="0" w:color="C77700"/>
-              <w:right w:val="single" w:sz="4" w:space="0" w:color="C77700"/>
-            </w:tcBorders>
-          </w:tcPr>
-          <w:p>
-            <w:r>
-              <w:rPr>
-                <w:b/>
-                <w:color w:val="C77700"/>
-              </w:rPr>
-              <w:t xml:space="preserve">Important: </w:t>
-            </w:r>
-            <w:r>
-              <w:rPr>
-                <w:color w:val="202020"/>
-                <w:sz w:val="20"/>
-              </w:rPr>
-              <w:t xml:space="preserve">When someone leaves a licensed team, remove them from the seat source and run </w:t>
-            </w:r>
-            <w:r>
-              <w:rPr>
-                <w:rFonts w:ascii="Consolas" w:hAnsi="Consolas"/>
-                <w:color w:val="202020"/>
-                <w:sz w:val="19"/>
-              </w:rPr>
-              <w:t>seat-sync</w:t>
-            </w:r>
-            <w:r>
-              <w:rPr>
-                <w:color w:val="202020"/>
-                <w:sz w:val="20"/>
-              </w:rPr>
-              <w:t xml:space="preserve"> promptly — the re-ACL pass is what actually revokes their access to every already-indexed profile. Adding people who are not on the Altrata licence is both a licence breach and a data-protection breach.</w:t>
-            </w:r>
-          </w:p>
-        </w:tc>
-      </w:tr>
-    </w:tbl>
     <w:p>
       <w:pPr>
-        <w:spacing w:after="40"/>
-      </w:pPr>
+        <w:pStyle w:val="Heading2"/>
+      </w:pPr>
+      <w:r>
+        <w:rPr>
+          <w:color w:val="2E5496"/>
+        </w:rPr>
+        <w:t>How often the re-ACL sweep runs (IDENTITY_SYNC_ON_INCREMENTAL)</w:t>
+      </w:r>
     </w:p>
     <w:p>
       <w:pPr>
-        <w:pStyle w:val="Heading2"/>
-      </w:pPr>
-      <w:r>
-        <w:rPr>
-          <w:color w:val="2E5496"/>
-        </w:rPr>
-        <w:t>Verifying nothing is over-shared</w:t>
-      </w:r>
-    </w:p>
-    <w:p>
-      <w:pPr>
-        <w:pStyle w:val="ListBullet"/>
-        <w:spacing w:after="40"/>
-      </w:pPr>
+        <w:spacing w:after="120"/>
+      </w:pPr>
+      <w:r>
+        <w:rPr>
+          <w:color w:val="202020"/>
+        </w:rPr>
+        <w:t xml:space="preserve">The seat list is re-read on </w:t>
+      </w:r>
+      <w:r>
+        <w:rPr>
+          <w:b/>
+          <w:color w:val="202020"/>
+        </w:rPr>
+        <w:t>every</w:t>
+      </w:r>
+      <w:r>
+        <w:rPr>
+          <w:color w:val="202020"/>
+        </w:rPr>
+        <w:t xml:space="preserve"> crawl (full and incremental), so a newly ingested item always carries the current ACL and a seat change is always detected. </w:t>
+      </w:r>
       <w:r>
         <w:rPr>
           <w:rFonts w:ascii="Consolas" w:hAnsi="Consolas"/>
           <w:color w:val="202020"/>
           <w:sz w:val="19"/>
         </w:rPr>
-        <w:t>identity-dry-run</w:t>
-      </w:r>
-      <w:r>
-        <w:rPr>
-          <w:color w:val="202020"/>
-        </w:rPr>
-        <w:t xml:space="preserve"> — confirm the seat count matches your licence and no unexpected principals appear.</w:t>
-      </w:r>
-    </w:p>
-    <w:p>
-      <w:pPr>
-        <w:pStyle w:val="ListBullet"/>
-        <w:spacing w:after="40"/>
-      </w:pPr>
-      <w:r>
-        <w:rPr>
-          <w:color w:val="202020"/>
-        </w:rPr>
-        <w:t xml:space="preserve">In Copilot / Search — sign in as a </w:t>
+        <w:t>IDENTITY_SYNC_ON_INCREMENTAL</w:t>
+      </w:r>
+      <w:r>
+        <w:rPr>
+          <w:color w:val="202020"/>
+        </w:rPr>
+        <w:t xml:space="preserve"> (default </w:t>
+      </w:r>
+      <w:r>
+        <w:rPr>
+          <w:rFonts w:ascii="Consolas" w:hAnsi="Consolas"/>
+          <w:color w:val="202020"/>
+          <w:sz w:val="19"/>
+        </w:rPr>
+        <w:t>true</w:t>
+      </w:r>
+      <w:r>
+        <w:rPr>
+          <w:color w:val="202020"/>
+        </w:rPr>
+        <w:t xml:space="preserve">) governs only the </w:t>
       </w:r>
       <w:r>
         <w:rPr>
           <w:b/>
           <w:color w:val="202020"/>
         </w:rPr>
-        <w:t>seated</w:t>
-      </w:r>
-      <w:r>
-        <w:rPr>
-          <w:color w:val="202020"/>
-        </w:rPr>
-        <w:t xml:space="preserve"> user and confirm profiles are found; sign in as a </w:t>
+        <w:t>sweep over already-indexed items</w:t>
+      </w:r>
+      <w:r>
+        <w:rPr>
+          <w:color w:val="202020"/>
+        </w:rPr>
+        <w:t xml:space="preserve">: at the default it runs on incremental crawls too, which </w:t>
       </w:r>
       <w:r>
         <w:rPr>
           <w:b/>
           <w:color w:val="202020"/>
         </w:rPr>
-        <w:t>non-seated</w:t>
-      </w:r>
-      <w:r>
-        <w:rPr>
-          <w:color w:val="202020"/>
-        </w:rPr>
-        <w:t xml:space="preserve"> user and confirm they are not.</w:t>
-      </w:r>
-    </w:p>
-    <w:p>
-      <w:pPr>
-        <w:pStyle w:val="ListBullet"/>
-        <w:spacing w:after="40"/>
-      </w:pPr>
-      <w:r>
-        <w:rPr>
-          <w:color w:val="202020"/>
-        </w:rPr>
-        <w:t xml:space="preserve">On </w:t>
+        <w:t>matches this connector's prior behaviour of re-ACLing on any crawl</w:t>
+      </w:r>
+      <w:r>
+        <w:rPr>
+          <w:color w:val="202020"/>
+        </w:rPr>
+        <w:t xml:space="preserve"> — so leaving it alone changes nothing. Set it </w:t>
       </w:r>
       <w:r>
         <w:rPr>
@@ -4628,64 +4937,26 @@
           <w:color w:val="202020"/>
           <w:sz w:val="19"/>
         </w:rPr>
-        <w:t>/metrics</w:t>
-      </w:r>
-      <w:r>
-        <w:rPr>
-          <w:color w:val="202020"/>
-        </w:rPr>
-        <w:t xml:space="preserve"> — </w:t>
-      </w:r>
-      <w:r>
-        <w:rPr>
-          <w:rFonts w:ascii="Consolas" w:hAnsi="Consolas"/>
-          <w:color w:val="202020"/>
-          <w:sz w:val="19"/>
-        </w:rPr>
-        <w:t>altrata_seat_count</w:t>
-      </w:r>
-      <w:r>
-        <w:rPr>
-          <w:color w:val="202020"/>
-        </w:rPr>
-        <w:t xml:space="preserve"> matches the licence; </w:t>
-      </w:r>
-      <w:r>
-        <w:rPr>
-          <w:rFonts w:ascii="Consolas" w:hAnsi="Consolas"/>
-          <w:color w:val="202020"/>
-          <w:sz w:val="19"/>
-        </w:rPr>
-        <w:t>altrata_entitlement_refusals_total</w:t>
-      </w:r>
-      <w:r>
-        <w:rPr>
-          <w:color w:val="202020"/>
-        </w:rPr>
-        <w:t xml:space="preserve"> stays flat (a jump means the list went empty or a forbidden grant was attempted and refused).</w:t>
-      </w:r>
-    </w:p>
-    <w:p>
-      <w:pPr>
-        <w:pStyle w:val="Heading1"/>
-      </w:pPr>
-      <w:r>
-        <w:rPr>
-          <w:color w:val="1F3864"/>
-        </w:rPr>
-        <w:t>7. DSAR / right-to-be-forgotten (signature feature)</w:t>
-      </w:r>
-    </w:p>
-    <w:p>
-      <w:pPr>
-        <w:spacing w:after="200"/>
-      </w:pPr>
-      <w:r>
-        <w:rPr>
-          <w:color w:val="595959"/>
-          <w:sz w:val="23"/>
-        </w:rPr>
-        <w:t>When a data subject asks to be erased, you must remove them from the Copilot index and keep them removed even though Altrata will keep sending them. This is the most important workflow in the connector — read it fully before you ever need it.</w:t>
+        <w:t>false</w:t>
+      </w:r>
+      <w:r>
+        <w:rPr>
+          <w:color w:val="202020"/>
+        </w:rPr>
+        <w:t xml:space="preserve"> only if the sweep is large enough to warrant </w:t>
+      </w:r>
+      <w:r>
+        <w:rPr>
+          <w:b/>
+          <w:color w:val="202020"/>
+        </w:rPr>
+        <w:t>deferring it to full crawls only</w:t>
+      </w:r>
+      <w:r>
+        <w:rPr>
+          <w:color w:val="202020"/>
+        </w:rPr>
+        <w:t>; be aware that this widens the window in which a removed seat still resolves against older items.</w:t>
       </w:r>
     </w:p>
     <w:tbl>
@@ -4719,18 +4990,70 @@
             </w:r>
             <w:r>
               <w:rPr>
+                <w:color w:val="202020"/>
+                <w:sz w:val="20"/>
+              </w:rPr>
+              <w:t xml:space="preserve">The re-ACL cadence is </w:t>
+            </w:r>
+            <w:r>
+              <w:rPr>
+                <w:b/>
+                <w:color w:val="202020"/>
+                <w:sz w:val="20"/>
+              </w:rPr>
+              <w:t>not real-time</w:t>
+            </w:r>
+            <w:r>
+              <w:rPr>
+                <w:color w:val="202020"/>
+                <w:sz w:val="20"/>
+              </w:rPr>
+              <w:t xml:space="preserve">: a mid-cycle leaver is fully revoked at the </w:t>
+            </w:r>
+            <w:r>
+              <w:rPr>
+                <w:b/>
+                <w:color w:val="202020"/>
+                <w:sz w:val="20"/>
+              </w:rPr>
+              <w:t>next</w:t>
+            </w:r>
+            <w:r>
+              <w:rPr>
+                <w:color w:val="202020"/>
+                <w:sz w:val="20"/>
+              </w:rPr>
+              <w:t xml:space="preserve"> crawl that runs the sweep, not the instant you edit the seat source. Keep incrementals frequent (or run </w:t>
+            </w:r>
+            <w:r>
+              <w:rPr>
                 <w:rFonts w:ascii="Consolas" w:hAnsi="Consolas"/>
                 <w:color w:val="202020"/>
                 <w:sz w:val="19"/>
               </w:rPr>
-              <w:t>forget-subject</w:t>
+              <w:t>seat-sync</w:t>
             </w:r>
             <w:r>
               <w:rPr>
                 <w:color w:val="202020"/>
                 <w:sz w:val="20"/>
               </w:rPr>
-              <w:t xml:space="preserve"> fulfils a legal obligation. Run it under your DSAR process, record the actor and ticket, and treat an incomplete run as an open DSAR clock, not a closed ticket. The completeness limits at the end of this section must be disclosed to the DPO.</w:t>
+              <w:t xml:space="preserve"> on departure) so the worst-case exposure of a de-provisioned seat is bounded by that interval. For hard, immediate cut-off of the most sensitive tier, lock it to a small reviewer group with </w:t>
+            </w:r>
+            <w:r>
+              <w:rPr>
+                <w:rFonts w:ascii="Consolas" w:hAnsi="Consolas"/>
+                <w:color w:val="202020"/>
+                <w:sz w:val="19"/>
+              </w:rPr>
+              <w:t>CLASSIFICATION_ENFORCE_ACL</w:t>
+            </w:r>
+            <w:r>
+              <w:rPr>
+                <w:color w:val="202020"/>
+                <w:sz w:val="20"/>
+              </w:rPr>
+              <w:t xml:space="preserve"> (section 15).</w:t>
             </w:r>
           </w:p>
         </w:tc>
@@ -4740,343 +5063,6 @@
       <w:pPr>
         <w:spacing w:after="40"/>
       </w:pPr>
-    </w:p>
-    <w:p>
-      <w:pPr>
-        <w:pStyle w:val="Heading2"/>
-      </w:pPr>
-      <w:r>
-        <w:rPr>
-          <w:color w:val="2E5496"/>
-        </w:rPr>
-        <w:t>The command</w:t>
-      </w:r>
-    </w:p>
-    <w:p>
-      <w:pPr>
-        <w:spacing w:after="120"/>
-      </w:pPr>
-      <w:r>
-        <w:rPr>
-          <w:rFonts w:ascii="Consolas" w:hAnsi="Consolas"/>
-          <w:color w:val="202020"/>
-          <w:sz w:val="19"/>
-        </w:rPr>
-        <w:t>forget-subject --id &lt;altrataId&gt;</w:t>
-      </w:r>
-      <w:r>
-        <w:rPr>
-          <w:color w:val="202020"/>
-        </w:rPr>
-        <w:t xml:space="preserve"> or </w:t>
-      </w:r>
-      <w:r>
-        <w:rPr>
-          <w:rFonts w:ascii="Consolas" w:hAnsi="Consolas"/>
-          <w:color w:val="202020"/>
-          <w:sz w:val="19"/>
-        </w:rPr>
-        <w:t>--email &lt;address&gt;</w:t>
-      </w:r>
-      <w:r>
-        <w:rPr>
-          <w:color w:val="202020"/>
-        </w:rPr>
-        <w:t xml:space="preserve"> prints a </w:t>
-      </w:r>
-      <w:r>
-        <w:rPr>
-          <w:b/>
-          <w:color w:val="202020"/>
-        </w:rPr>
-        <w:t>dry-run</w:t>
-      </w:r>
-      <w:r>
-        <w:rPr>
-          <w:color w:val="202020"/>
-        </w:rPr>
-        <w:t xml:space="preserve"> report by default; add </w:t>
-      </w:r>
-      <w:r>
-        <w:rPr>
-          <w:rFonts w:ascii="Consolas" w:hAnsi="Consolas"/>
-          <w:color w:val="202020"/>
-          <w:sz w:val="19"/>
-        </w:rPr>
-        <w:t>--confirm</w:t>
-      </w:r>
-      <w:r>
-        <w:rPr>
-          <w:color w:val="202020"/>
-        </w:rPr>
-        <w:t xml:space="preserve"> to execute. </w:t>
-      </w:r>
-      <w:r>
-        <w:rPr>
-          <w:rFonts w:ascii="Consolas" w:hAnsi="Consolas"/>
-          <w:color w:val="202020"/>
-          <w:sz w:val="19"/>
-        </w:rPr>
-        <w:t>--requested-by &lt;actor&gt;</w:t>
-      </w:r>
-      <w:r>
-        <w:rPr>
-          <w:color w:val="202020"/>
-        </w:rPr>
-        <w:t xml:space="preserve"> records who asked. </w:t>
-      </w:r>
-      <w:r>
-        <w:rPr>
-          <w:rFonts w:ascii="Consolas" w:hAnsi="Consolas"/>
-          <w:color w:val="202020"/>
-          <w:sz w:val="19"/>
-        </w:rPr>
-        <w:t>unsuppress-subject --id &lt;altrataId&gt; --confirm</w:t>
-      </w:r>
-      <w:r>
-        <w:rPr>
-          <w:color w:val="202020"/>
-        </w:rPr>
-        <w:t xml:space="preserve"> reverses a suppression if a person is erased in error.</w:t>
-      </w:r>
-    </w:p>
-    <w:p>
-      <w:pPr>
-        <w:pStyle w:val="Heading2"/>
-      </w:pPr>
-      <w:r>
-        <w:rPr>
-          <w:color w:val="2E5496"/>
-        </w:rPr>
-        <w:t>What forget-subject --confirm does, in order</w:t>
-      </w:r>
-    </w:p>
-    <w:p>
-      <w:pPr>
-        <w:spacing w:after="120"/>
-      </w:pPr>
-      <w:r>
-        <w:rPr>
-          <w:color w:val="202020"/>
-        </w:rPr>
-        <w:t>The order is deliberate and each step is defensive:</w:t>
-      </w:r>
-    </w:p>
-    <w:p>
-      <w:pPr>
-        <w:pStyle w:val="ListBullet"/>
-        <w:spacing w:after="40"/>
-      </w:pPr>
-      <w:r>
-        <w:rPr>
-          <w:b/>
-          <w:color w:val="202020"/>
-        </w:rPr>
-        <w:t>1  Resolve the subject.</w:t>
-      </w:r>
-      <w:r>
-        <w:rPr>
-          <w:color w:val="202020"/>
-        </w:rPr>
-        <w:t xml:space="preserve"> By Altrata id, or by email: the email's CRM contact is looked up and every Altrata id linked to it through the entity-resolution crosswalk is erased.</w:t>
-      </w:r>
-    </w:p>
-    <w:p>
-      <w:pPr>
-        <w:pStyle w:val="ListBullet"/>
-        <w:spacing w:after="40"/>
-      </w:pPr>
-      <w:r>
-        <w:rPr>
-          <w:b/>
-          <w:color w:val="202020"/>
-        </w:rPr>
-        <w:t>2  Suppress first.</w:t>
-      </w:r>
-      <w:r>
-        <w:rPr>
-          <w:color w:val="202020"/>
-        </w:rPr>
-        <w:t xml:space="preserve"> The subject id goes onto the durable </w:t>
-      </w:r>
-      <w:r>
-        <w:rPr>
-          <w:b/>
-          <w:color w:val="202020"/>
-        </w:rPr>
-        <w:t>suppression list</w:t>
-      </w:r>
-      <w:r>
-        <w:rPr>
-          <w:color w:val="202020"/>
-        </w:rPr>
-        <w:t xml:space="preserve"> before any withdrawal. This makes the workflow safe against a crawl racing the erasure: an in-flight feed PUT re-checks the suppression list after it lands and withdraws itself (a compensating withdrawal).</w:t>
-      </w:r>
-    </w:p>
-    <w:p>
-      <w:pPr>
-        <w:pStyle w:val="ListBullet"/>
-        <w:spacing w:after="40"/>
-      </w:pPr>
-      <w:r>
-        <w:rPr>
-          <w:b/>
-          <w:color w:val="202020"/>
-        </w:rPr>
-        <w:t>3  Scrub the dead-letter queue.</w:t>
-      </w:r>
-      <w:r>
-        <w:rPr>
-          <w:color w:val="202020"/>
-        </w:rPr>
-        <w:t xml:space="preserve"> Any queued add/update records for the subject are dropped so no copy of the profile is left waiting at rest; queued DELETEs are kept because they complete withdrawals.</w:t>
-      </w:r>
-    </w:p>
-    <w:p>
-      <w:pPr>
-        <w:pStyle w:val="ListBullet"/>
-        <w:spacing w:after="40"/>
-      </w:pPr>
-      <w:r>
-        <w:rPr>
-          <w:b/>
-          <w:color w:val="202020"/>
-        </w:rPr>
-        <w:t>4  Withdraw every item.</w:t>
-      </w:r>
-      <w:r>
-        <w:rPr>
-          <w:color w:val="202020"/>
-        </w:rPr>
-        <w:t xml:space="preserve"> Using an item↔subject reverse index built at ingest, the connector deletes the PersonProfile item </w:t>
-      </w:r>
-      <w:r>
-        <w:rPr>
-          <w:b/>
-          <w:color w:val="202020"/>
-        </w:rPr>
-        <w:t>and all derived items</w:t>
-      </w:r>
-      <w:r>
-        <w:rPr>
-          <w:color w:val="202020"/>
-        </w:rPr>
-        <w:t xml:space="preserve"> — WealthIndicator, BoardMembership, CareerHistory, and RelationshipPath (both ends of a connection). Deletes are idempotent.</w:t>
-      </w:r>
-    </w:p>
-    <w:p>
-      <w:pPr>
-        <w:pStyle w:val="ListBullet"/>
-        <w:spacing w:after="40"/>
-      </w:pPr>
-      <w:r>
-        <w:rPr>
-          <w:b/>
-          <w:color w:val="202020"/>
-        </w:rPr>
-        <w:t>5  Remove local traces.</w:t>
-      </w:r>
-      <w:r>
-        <w:rPr>
-          <w:color w:val="202020"/>
-        </w:rPr>
-        <w:t xml:space="preserve"> The crosswalk row and relationship-path entries for the person are removed from every store.</w:t>
-      </w:r>
-    </w:p>
-    <w:p>
-      <w:pPr>
-        <w:pStyle w:val="ListBullet"/>
-        <w:spacing w:after="40"/>
-      </w:pPr>
-      <w:r>
-        <w:rPr>
-          <w:b/>
-          <w:color w:val="202020"/>
-        </w:rPr>
-        <w:t>6  Ledger it.</w:t>
-      </w:r>
-      <w:r>
-        <w:rPr>
-          <w:color w:val="202020"/>
-        </w:rPr>
-        <w:t xml:space="preserve"> A tamper-evident entry is appended to the erasure ledger, then the whole chain is re-verified.</w:t>
-      </w:r>
-    </w:p>
-    <w:p>
-      <w:pPr>
-        <w:pStyle w:val="Heading2"/>
-      </w:pPr>
-      <w:r>
-        <w:rPr>
-          <w:color w:val="2E5496"/>
-        </w:rPr>
-        <w:t>Durability against re-delivery — the suppression list</w:t>
-      </w:r>
-    </w:p>
-    <w:p>
-      <w:pPr>
-        <w:spacing w:after="120"/>
-      </w:pPr>
-      <w:r>
-        <w:rPr>
-          <w:color w:val="202020"/>
-        </w:rPr>
-        <w:t xml:space="preserve">Erasure would be pointless if the next feed brought the person back. Erased ids live on a persisted </w:t>
-      </w:r>
-      <w:r>
-        <w:rPr>
-          <w:b/>
-          <w:color w:val="202020"/>
-        </w:rPr>
-        <w:t>suppression list</w:t>
-      </w:r>
-      <w:r>
-        <w:rPr>
-          <w:color w:val="202020"/>
-        </w:rPr>
-        <w:t xml:space="preserve">; every crawl checks each record against it and </w:t>
-      </w:r>
-      <w:r>
-        <w:rPr>
-          <w:b/>
-          <w:color w:val="202020"/>
-        </w:rPr>
-        <w:t>skips suppressed subjects</w:t>
-      </w:r>
-      <w:r>
-        <w:rPr>
-          <w:color w:val="202020"/>
-        </w:rPr>
-        <w:t xml:space="preserve"> (and their derived records). Skips are counted as </w:t>
-      </w:r>
-      <w:r>
-        <w:rPr>
-          <w:rFonts w:ascii="Consolas" w:hAnsi="Consolas"/>
-          <w:color w:val="202020"/>
-          <w:sz w:val="19"/>
-        </w:rPr>
-        <w:t>suppressed</w:t>
-      </w:r>
-      <w:r>
-        <w:rPr>
-          <w:color w:val="202020"/>
-        </w:rPr>
-        <w:t xml:space="preserve"> in reconciliation — the delivery still reconciles cleanly — and are never dead-lettered. The block stays until you run </w:t>
-      </w:r>
-      <w:r>
-        <w:rPr>
-          <w:rFonts w:ascii="Consolas" w:hAnsi="Consolas"/>
-          <w:color w:val="202020"/>
-          <w:sz w:val="19"/>
-        </w:rPr>
-        <w:t>unsuppress-subject</w:t>
-      </w:r>
-      <w:r>
-        <w:rPr>
-          <w:color w:val="202020"/>
-        </w:rPr>
-        <w:t>.</w:t>
-      </w:r>
     </w:p>
     <w:tbl>
       <w:tblPr>
@@ -5112,22 +5098,22 @@
                 <w:color w:val="202020"/>
                 <w:sz w:val="20"/>
               </w:rPr>
-              <w:t xml:space="preserve">Suppression stops the connector re-indexing the person, but it does </w:t>
-            </w:r>
-            <w:r>
-              <w:rPr>
-                <w:b/>
+              <w:t xml:space="preserve">When someone leaves a licensed team, remove them from the seat source and run </w:t>
+            </w:r>
+            <w:r>
+              <w:rPr>
+                <w:rFonts w:ascii="Consolas" w:hAnsi="Consolas"/>
+                <w:color w:val="202020"/>
+                <w:sz w:val="19"/>
+              </w:rPr>
+              <w:t>seat-sync</w:t>
+            </w:r>
+            <w:r>
+              <w:rPr>
                 <w:color w:val="202020"/>
                 <w:sz w:val="20"/>
               </w:rPr>
-              <w:t>not</w:t>
-            </w:r>
-            <w:r>
-              <w:rPr>
-                <w:color w:val="202020"/>
-                <w:sz w:val="20"/>
-              </w:rPr>
-              <w:t xml:space="preserve"> erase them at Altrata. Erasing at source is a separate request to the vendor under your data-processing agreement; suppression is what protects the Copilot index in the meantime.</w:t>
+              <w:t xml:space="preserve"> promptly — the re-ACL pass is what actually revokes their access to every already-indexed profile. Adding people who are not on the Altrata licence is both a licence breach and a data-protection breach.</w:t>
             </w:r>
           </w:p>
         </w:tc>
@@ -5146,58 +5132,77 @@
         <w:rPr>
           <w:color w:val="2E5496"/>
         </w:rPr>
-        <w:t>Proof for auditors — the erasure ledger</w:t>
+        <w:t>Verifying nothing is over-shared</w:t>
       </w:r>
     </w:p>
     <w:p>
       <w:pPr>
-        <w:spacing w:after="120"/>
-      </w:pPr>
-      <w:r>
-        <w:rPr>
-          <w:color w:val="202020"/>
-        </w:rPr>
-        <w:t xml:space="preserve">Every erase and unsuppress is appended to </w:t>
-      </w:r>
+        <w:pStyle w:val="ListBullet"/>
+        <w:spacing w:after="40"/>
+      </w:pPr>
       <w:r>
         <w:rPr>
           <w:rFonts w:ascii="Consolas" w:hAnsi="Consolas"/>
           <w:color w:val="202020"/>
           <w:sz w:val="19"/>
         </w:rPr>
-        <w:t>logs/erasure_ledger_{CONNECTOR_ID}.jsonl</w:t>
-      </w:r>
-      <w:r>
-        <w:rPr>
-          <w:color w:val="202020"/>
-        </w:rPr>
-        <w:t xml:space="preserve">: an append-only file where each entry records the actor, action, subject id (and email if supplied), the items removed, a correlation id, and a </w:t>
+        <w:t>identity-dry-run</w:t>
+      </w:r>
+      <w:r>
+        <w:rPr>
+          <w:color w:val="202020"/>
+        </w:rPr>
+        <w:t xml:space="preserve"> — confirm the seat count matches your licence and no unexpected principals appear.</w:t>
+      </w:r>
+    </w:p>
+    <w:p>
+      <w:pPr>
+        <w:pStyle w:val="ListBullet"/>
+        <w:spacing w:after="40"/>
+      </w:pPr>
+      <w:r>
+        <w:rPr>
+          <w:color w:val="202020"/>
+        </w:rPr>
+        <w:t xml:space="preserve">In Copilot / Search — sign in as a </w:t>
       </w:r>
       <w:r>
         <w:rPr>
           <w:b/>
           <w:color w:val="202020"/>
         </w:rPr>
-        <w:t>SHA-256 hash</w:t>
-      </w:r>
-      <w:r>
-        <w:rPr>
-          <w:color w:val="202020"/>
-        </w:rPr>
-        <w:t xml:space="preserve"> that covers the previous entry's hash. That makes it a </w:t>
+        <w:t>seated</w:t>
+      </w:r>
+      <w:r>
+        <w:rPr>
+          <w:color w:val="202020"/>
+        </w:rPr>
+        <w:t xml:space="preserve"> user and confirm profiles are found; sign in as a </w:t>
       </w:r>
       <w:r>
         <w:rPr>
           <w:b/>
           <w:color w:val="202020"/>
         </w:rPr>
-        <w:t>hash chain</w:t>
-      </w:r>
-      <w:r>
-        <w:rPr>
-          <w:color w:val="202020"/>
-        </w:rPr>
-        <w:t xml:space="preserve">: editing, reordering or deleting any entry breaks every later link, so </w:t>
+        <w:t>non-seated</w:t>
+      </w:r>
+      <w:r>
+        <w:rPr>
+          <w:color w:val="202020"/>
+        </w:rPr>
+        <w:t xml:space="preserve"> user and confirm they are not.</w:t>
+      </w:r>
+    </w:p>
+    <w:p>
+      <w:pPr>
+        <w:pStyle w:val="ListBullet"/>
+        <w:spacing w:after="40"/>
+      </w:pPr>
+      <w:r>
+        <w:rPr>
+          <w:color w:val="202020"/>
+        </w:rPr>
+        <w:t xml:space="preserve">On </w:t>
       </w:r>
       <w:r>
         <w:rPr>
@@ -5205,13 +5210,64 @@
           <w:color w:val="202020"/>
           <w:sz w:val="19"/>
         </w:rPr>
-        <w:t>Verify()</w:t>
-      </w:r>
-      <w:r>
-        <w:rPr>
-          <w:color w:val="202020"/>
-        </w:rPr>
-        <w:t xml:space="preserve"> detects tampering without any external system. The connector even refuses to append to a chain it cannot read, so tampering can never be buried under fresh entries. The ledger is kept even through a full license-end purge — it is the compliance record.</w:t>
+        <w:t>/metrics</w:t>
+      </w:r>
+      <w:r>
+        <w:rPr>
+          <w:color w:val="202020"/>
+        </w:rPr>
+        <w:t xml:space="preserve"> — </w:t>
+      </w:r>
+      <w:r>
+        <w:rPr>
+          <w:rFonts w:ascii="Consolas" w:hAnsi="Consolas"/>
+          <w:color w:val="202020"/>
+          <w:sz w:val="19"/>
+        </w:rPr>
+        <w:t>altrata_seat_count</w:t>
+      </w:r>
+      <w:r>
+        <w:rPr>
+          <w:color w:val="202020"/>
+        </w:rPr>
+        <w:t xml:space="preserve"> matches the licence; </w:t>
+      </w:r>
+      <w:r>
+        <w:rPr>
+          <w:rFonts w:ascii="Consolas" w:hAnsi="Consolas"/>
+          <w:color w:val="202020"/>
+          <w:sz w:val="19"/>
+        </w:rPr>
+        <w:t>altrata_entitlement_refusals_total</w:t>
+      </w:r>
+      <w:r>
+        <w:rPr>
+          <w:color w:val="202020"/>
+        </w:rPr>
+        <w:t xml:space="preserve"> stays flat (a jump means the list went empty or a forbidden grant was attempted and refused).</w:t>
+      </w:r>
+    </w:p>
+    <w:p>
+      <w:pPr>
+        <w:pStyle w:val="Heading1"/>
+      </w:pPr>
+      <w:r>
+        <w:rPr>
+          <w:color w:val="1F3864"/>
+        </w:rPr>
+        <w:t>7. DSAR / right-to-be-forgotten (signature feature)</w:t>
+      </w:r>
+    </w:p>
+    <w:p>
+      <w:pPr>
+        <w:spacing w:after="200"/>
+      </w:pPr>
+      <w:r>
+        <w:rPr>
+          <w:color w:val="595959"/>
+          <w:sz w:val="23"/>
+        </w:rPr>
+        <w:t>When a data subject asks to be erased, you must remove them from the Copilot index and keep them removed even though Altrata will keep sending them. This is the most important workflow in the connector — read it fully before you ever need it.</w:t>
       </w:r>
     </w:p>
     <w:tbl>
@@ -5245,40 +5301,18 @@
             </w:r>
             <w:r>
               <w:rPr>
+                <w:rFonts w:ascii="Consolas" w:hAnsi="Consolas"/>
+                <w:color w:val="202020"/>
+                <w:sz w:val="19"/>
+              </w:rPr>
+              <w:t>forget-subject</w:t>
+            </w:r>
+            <w:r>
+              <w:rPr>
                 <w:color w:val="202020"/>
                 <w:sz w:val="20"/>
               </w:rPr>
-              <w:t>A failed ledger verification (</w:t>
-            </w:r>
-            <w:r>
-              <w:rPr>
-                <w:rFonts w:ascii="Consolas" w:hAnsi="Consolas"/>
-                <w:color w:val="202020"/>
-                <w:sz w:val="19"/>
-              </w:rPr>
-              <w:t>altrata_erasure_ledger_broken == 1</w:t>
-            </w:r>
-            <w:r>
-              <w:rPr>
-                <w:color w:val="202020"/>
-                <w:sz w:val="20"/>
-              </w:rPr>
-              <w:t xml:space="preserve">) is a </w:t>
-            </w:r>
-            <w:r>
-              <w:rPr>
-                <w:b/>
-                <w:color w:val="202020"/>
-                <w:sz w:val="20"/>
-              </w:rPr>
-              <w:t>security-critical</w:t>
-            </w:r>
-            <w:r>
-              <w:rPr>
-                <w:color w:val="202020"/>
-                <w:sz w:val="20"/>
-              </w:rPr>
-              <w:t xml:space="preserve"> signal. There are two very different causes — a torn final line from a crash, versus real tampering — and they escalate differently. Do not edit, delete or append to the ledger; follow the tamper-vs-torn procedure in section 13.</w:t>
+              <w:t xml:space="preserve"> fulfils a legal obligation. Run it under your DSAR process, record the actor and ticket, and treat an incomplete run as an open DSAR clock, not a closed ticket. The completeness limits at the end of this section must be disclosed to the DPO.</w:t>
             </w:r>
           </w:p>
         </w:tc>
@@ -5297,7 +5331,7 @@
         <w:rPr>
           <w:color w:val="2E5496"/>
         </w:rPr>
-        <w:t>If a withdrawal fails part-way (compensating withdrawal)</w:t>
+        <w:t>The command</w:t>
       </w:r>
     </w:p>
     <w:p>
@@ -5306,22 +5340,44 @@
       </w:pPr>
       <w:r>
         <w:rPr>
-          <w:color w:val="202020"/>
-        </w:rPr>
-        <w:t xml:space="preserve">Erasure is durable regardless of transient Graph errors. If a Graph DELETE fails mid-flight, the subject is </w:t>
+          <w:rFonts w:ascii="Consolas" w:hAnsi="Consolas"/>
+          <w:color w:val="202020"/>
+          <w:sz w:val="19"/>
+        </w:rPr>
+        <w:t>forget-subject --id &lt;altrataId&gt;</w:t>
+      </w:r>
+      <w:r>
+        <w:rPr>
+          <w:color w:val="202020"/>
+        </w:rPr>
+        <w:t xml:space="preserve"> or </w:t>
+      </w:r>
+      <w:r>
+        <w:rPr>
+          <w:rFonts w:ascii="Consolas" w:hAnsi="Consolas"/>
+          <w:color w:val="202020"/>
+          <w:sz w:val="19"/>
+        </w:rPr>
+        <w:t>--email &lt;address&gt;</w:t>
+      </w:r>
+      <w:r>
+        <w:rPr>
+          <w:color w:val="202020"/>
+        </w:rPr>
+        <w:t xml:space="preserve"> prints a </w:t>
       </w:r>
       <w:r>
         <w:rPr>
           <w:b/>
           <w:color w:val="202020"/>
         </w:rPr>
-        <w:t>still</w:t>
-      </w:r>
-      <w:r>
-        <w:rPr>
-          <w:color w:val="202020"/>
-        </w:rPr>
-        <w:t xml:space="preserve"> suppressed and ledgered, the item is removed from local inventory, and the failed DELETE is dead-lettered as an </w:t>
+        <w:t>dry-run</w:t>
+      </w:r>
+      <w:r>
+        <w:rPr>
+          <w:color w:val="202020"/>
+        </w:rPr>
+        <w:t xml:space="preserve"> report by default; add </w:t>
       </w:r>
       <w:r>
         <w:rPr>
@@ -5329,13 +5385,13 @@
           <w:color w:val="202020"/>
           <w:sz w:val="19"/>
         </w:rPr>
-        <w:t>op: delete</w:t>
-      </w:r>
-      <w:r>
-        <w:rPr>
-          <w:color w:val="202020"/>
-        </w:rPr>
-        <w:t xml:space="preserve"> record. The command exits non-zero and tells you how many are outstanding. Run </w:t>
+        <w:t>--confirm</w:t>
+      </w:r>
+      <w:r>
+        <w:rPr>
+          <w:color w:val="202020"/>
+        </w:rPr>
+        <w:t xml:space="preserve"> to execute. </w:t>
       </w:r>
       <w:r>
         <w:rPr>
@@ -5343,13 +5399,13 @@
           <w:color w:val="202020"/>
           <w:sz w:val="19"/>
         </w:rPr>
-        <w:t>retry-failed</w:t>
-      </w:r>
-      <w:r>
-        <w:rPr>
-          <w:color w:val="202020"/>
-        </w:rPr>
-        <w:t xml:space="preserve"> to finish: erasure DELETEs replay first-class and the suppression guard never blocks them (they complete the erasure). Then re-run </w:t>
+        <w:t>--requested-by &lt;actor&gt;</w:t>
+      </w:r>
+      <w:r>
+        <w:rPr>
+          <w:color w:val="202020"/>
+        </w:rPr>
+        <w:t xml:space="preserve"> records who asked. </w:t>
       </w:r>
       <w:r>
         <w:rPr>
@@ -5357,41 +5413,13 @@
           <w:color w:val="202020"/>
           <w:sz w:val="19"/>
         </w:rPr>
-        <w:t>forget-subject --id &lt;id&gt;</w:t>
-      </w:r>
-      <w:r>
-        <w:rPr>
-          <w:color w:val="202020"/>
-        </w:rPr>
-        <w:t xml:space="preserve"> as a dry-run — it must report </w:t>
-      </w:r>
-      <w:r>
-        <w:rPr>
-          <w:rFonts w:ascii="Consolas" w:hAnsi="Consolas"/>
-          <w:color w:val="202020"/>
-          <w:sz w:val="19"/>
-        </w:rPr>
-        <w:t>Items to withdraw : 0</w:t>
-      </w:r>
-      <w:r>
-        <w:rPr>
-          <w:color w:val="202020"/>
-        </w:rPr>
-        <w:t xml:space="preserve"> and </w:t>
-      </w:r>
-      <w:r>
-        <w:rPr>
-          <w:rFonts w:ascii="Consolas" w:hAnsi="Consolas"/>
-          <w:color w:val="202020"/>
-          <w:sz w:val="19"/>
-        </w:rPr>
-        <w:t>Already suppressed : 1 / 1</w:t>
-      </w:r>
-      <w:r>
-        <w:rPr>
-          <w:color w:val="202020"/>
-        </w:rPr>
-        <w:t>.</w:t>
+        <w:t>unsuppress-subject --id &lt;altrataId&gt; --confirm</w:t>
+      </w:r>
+      <w:r>
+        <w:rPr>
+          <w:color w:val="202020"/>
+        </w:rPr>
+        <w:t xml:space="preserve"> reverses a suppression if a person is erased in error.</w:t>
       </w:r>
     </w:p>
     <w:p>
@@ -5402,7 +5430,7 @@
         <w:rPr>
           <w:color w:val="2E5496"/>
         </w:rPr>
-        <w:t>Completeness limits to disclose to the DPO</w:t>
+        <w:t>What forget-subject --confirm does, in order</w:t>
       </w:r>
     </w:p>
     <w:p>
@@ -5413,7 +5441,7 @@
         <w:rPr>
           <w:color w:val="202020"/>
         </w:rPr>
-        <w:t>The erasure is complete on the connector's side at ledger time, but a few things are outside the connector's control and must be understood:</w:t>
+        <w:t>The order is deliberate and each step is defensive:</w:t>
       </w:r>
     </w:p>
     <w:p>
@@ -5426,13 +5454,13 @@
           <w:b/>
           <w:color w:val="202020"/>
         </w:rPr>
-        <w:t>Index propagation delay.</w:t>
-      </w:r>
-      <w:r>
-        <w:rPr>
-          <w:color w:val="202020"/>
-        </w:rPr>
-        <w:t xml:space="preserve"> A deleted external item can linger in Microsoft Search and Copilot grounding for minutes to hours until Microsoft's index catches up. Visibility follows the DELETE asynchronously.</w:t>
+        <w:t>1  Resolve the subject.</w:t>
+      </w:r>
+      <w:r>
+        <w:rPr>
+          <w:color w:val="202020"/>
+        </w:rPr>
+        <w:t xml:space="preserve"> By Altrata id, or by email: the email's CRM contact is looked up and every Altrata id linked to it through the entity-resolution crosswalk is erased.</w:t>
       </w:r>
     </w:p>
     <w:p>
@@ -5445,13 +5473,26 @@
           <w:b/>
           <w:color w:val="202020"/>
         </w:rPr>
-        <w:t>Copilot chat history.</w:t>
-      </w:r>
-      <w:r>
-        <w:rPr>
-          <w:color w:val="202020"/>
-        </w:rPr>
-        <w:t xml:space="preserve"> Answers already generated for a seat holder persist in their chat history, which is Microsoft Purview's domain, not this connector's.</w:t>
+        <w:t>2  Suppress first.</w:t>
+      </w:r>
+      <w:r>
+        <w:rPr>
+          <w:color w:val="202020"/>
+        </w:rPr>
+        <w:t xml:space="preserve"> The subject id goes onto the durable </w:t>
+      </w:r>
+      <w:r>
+        <w:rPr>
+          <w:b/>
+          <w:color w:val="202020"/>
+        </w:rPr>
+        <w:t>suppression list</w:t>
+      </w:r>
+      <w:r>
+        <w:rPr>
+          <w:color w:val="202020"/>
+        </w:rPr>
+        <w:t xml:space="preserve"> before any withdrawal. This makes the workflow safe against a crawl racing the erasure: an in-flight feed PUT re-checks the suppression list after it lands and withdraws itself (a compensating withdrawal).</w:t>
       </w:r>
     </w:p>
     <w:p>
@@ -5464,27 +5505,13 @@
           <w:b/>
           <w:color w:val="202020"/>
         </w:rPr>
-        <w:t>Feed re-delivery.</w:t>
-      </w:r>
-      <w:r>
-        <w:rPr>
-          <w:color w:val="202020"/>
-        </w:rPr>
-        <w:t xml:space="preserve"> Altrata keeps sending the person; suppression skips them (counted </w:t>
-      </w:r>
-      <w:r>
-        <w:rPr>
-          <w:rFonts w:ascii="Consolas" w:hAnsi="Consolas"/>
-          <w:color w:val="202020"/>
-          <w:sz w:val="19"/>
-        </w:rPr>
-        <w:t>altrata_items_suppressed_total</w:t>
-      </w:r>
-      <w:r>
-        <w:rPr>
-          <w:color w:val="202020"/>
-        </w:rPr>
-        <w:t>). Erasure at source needs a request to Altrata.</w:t>
+        <w:t>3  Scrub the dead-letter queue.</w:t>
+      </w:r>
+      <w:r>
+        <w:rPr>
+          <w:color w:val="202020"/>
+        </w:rPr>
+        <w:t xml:space="preserve"> Any queued add/update records for the subject are dropped so no copy of the profile is left waiting at rest; queued DELETEs are kept because they complete withdrawals.</w:t>
       </w:r>
     </w:p>
     <w:p>
@@ -5497,13 +5524,26 @@
           <w:b/>
           <w:color w:val="202020"/>
         </w:rPr>
-        <w:t>Backups.</w:t>
-      </w:r>
-      <w:r>
-        <w:rPr>
-          <w:color w:val="202020"/>
-        </w:rPr>
-        <w:t xml:space="preserve"> State or ledger backups taken before the erasure still contain the subject; a restore must bring the suppression list with it (section 14) so the next crawl re-erases them.</w:t>
+        <w:t>4  Withdraw every item.</w:t>
+      </w:r>
+      <w:r>
+        <w:rPr>
+          <w:color w:val="202020"/>
+        </w:rPr>
+        <w:t xml:space="preserve"> Using an item↔subject reverse index built at ingest, the connector deletes the PersonProfile item </w:t>
+      </w:r>
+      <w:r>
+        <w:rPr>
+          <w:b/>
+          <w:color w:val="202020"/>
+        </w:rPr>
+        <w:t>and all derived items</w:t>
+      </w:r>
+      <w:r>
+        <w:rPr>
+          <w:color w:val="202020"/>
+        </w:rPr>
+        <w:t xml:space="preserve"> — WealthIndicator, BoardMembership, CareerHistory, and RelationshipPath (both ends of a connection). Deletes are idempotent.</w:t>
       </w:r>
     </w:p>
     <w:p>
@@ -5516,141 +5556,80 @@
           <w:b/>
           <w:color w:val="202020"/>
         </w:rPr>
-        <w:t>The ledger keeps the subject id (and email).</w:t>
-      </w:r>
-      <w:r>
-        <w:rPr>
-          <w:color w:val="202020"/>
-        </w:rPr>
-        <w:t xml:space="preserve"> That retention is intentional — it is the Article 17(3)(b) compliance record. Note it in your record of processing activities (RoPA).</w:t>
+        <w:t>5  Remove local traces.</w:t>
+      </w:r>
+      <w:r>
+        <w:rPr>
+          <w:color w:val="202020"/>
+        </w:rPr>
+        <w:t xml:space="preserve"> The crosswalk row and relationship-path entries for the person are removed from every store.</w:t>
       </w:r>
     </w:p>
     <w:p>
       <w:pPr>
-        <w:pStyle w:val="Heading1"/>
-      </w:pPr>
-      <w:r>
-        <w:rPr>
-          <w:color w:val="1F3864"/>
-        </w:rPr>
-        <w:t>8. Privacy by construction</w:t>
+        <w:pStyle w:val="ListBullet"/>
+        <w:spacing w:after="40"/>
+      </w:pPr>
+      <w:r>
+        <w:rPr>
+          <w:b/>
+          <w:color w:val="202020"/>
+        </w:rPr>
+        <w:t>6  Ledger it.</w:t>
+      </w:r>
+      <w:r>
+        <w:rPr>
+          <w:color w:val="202020"/>
+        </w:rPr>
+        <w:t xml:space="preserve"> A tamper-evident entry is appended to the erasure ledger, then the whole chain is re-verified.</w:t>
       </w:r>
     </w:p>
     <w:p>
       <w:pPr>
-        <w:spacing w:after="200"/>
-      </w:pPr>
-      <w:r>
-        <w:rPr>
-          <w:color w:val="595959"/>
-          <w:sz w:val="23"/>
-        </w:rPr>
-        <w:t>The connector is built so that its own operational surfaces — logs, traces, the review queue, and the dead-letter queue — do not become a second, un-governed copy of the sensitive data.</w:t>
+        <w:pStyle w:val="Heading2"/>
+      </w:pPr>
+      <w:r>
+        <w:rPr>
+          <w:color w:val="2E5496"/>
+        </w:rPr>
+        <w:t>Durability against re-delivery — the suppression list</w:t>
       </w:r>
     </w:p>
     <w:p>
       <w:pPr>
-        <w:pStyle w:val="Heading2"/>
-      </w:pPr>
-      <w:r>
-        <w:rPr>
-          <w:color w:val="2E5496"/>
-        </w:rPr>
-        <w:t>Identities are stored as hashes</w:t>
-      </w:r>
-    </w:p>
-    <w:p>
-      <w:pPr>
         <w:spacing w:after="120"/>
       </w:pPr>
       <w:r>
         <w:rPr>
           <w:color w:val="202020"/>
         </w:rPr>
-        <w:t xml:space="preserve">Wherever the connector needs to match or de-duplicate people outside the seat-gated index, it uses one-way </w:t>
+        <w:t xml:space="preserve">Erasure would be pointless if the next feed brought the person back. Erased ids live on a persisted </w:t>
       </w:r>
       <w:r>
         <w:rPr>
           <w:b/>
           <w:color w:val="202020"/>
         </w:rPr>
-        <w:t>SHA-256 hashes</w:t>
-      </w:r>
-      <w:r>
-        <w:rPr>
-          <w:color w:val="202020"/>
-        </w:rPr>
-        <w:t>, not the raw values: subject-id hashes join dead-letter records to the suppression list, the entity review queue stores hashes of names/employers (not the values themselves), and the seat set, item ids and ledger chain all use SHA-256. A hash lets the connector recognise “the same person” without holding their name.</w:t>
-      </w:r>
-    </w:p>
-    <w:p>
-      <w:pPr>
-        <w:pStyle w:val="Heading2"/>
-      </w:pPr>
-      <w:r>
-        <w:rPr>
-          <w:color w:val="2E5496"/>
-        </w:rPr>
-        <w:t>No raw PII in logs, traces or the review queue</w:t>
-      </w:r>
-    </w:p>
-    <w:p>
-      <w:pPr>
-        <w:spacing w:after="120"/>
-      </w:pPr>
-      <w:r>
-        <w:rPr>
-          <w:color w:val="202020"/>
-        </w:rPr>
-        <w:t xml:space="preserve">Log lines, the Windows Event Log mirror, and OpenTelemetry spans carry only opaque ids, counts, hashes and enums — never names, emails or wealth figures. For traces this is enforced structurally: every span tag passes through an allow-list, and any key not on it is dropped. The entity-match </w:t>
+        <w:t>suppression list</w:t>
+      </w:r>
+      <w:r>
+        <w:rPr>
+          <w:color w:val="202020"/>
+        </w:rPr>
+        <w:t xml:space="preserve">; every crawl checks each record against it and </w:t>
       </w:r>
       <w:r>
         <w:rPr>
           <w:b/>
           <w:color w:val="202020"/>
         </w:rPr>
-        <w:t>review queue</w:t>
-      </w:r>
-      <w:r>
-        <w:rPr>
-          <w:color w:val="202020"/>
-        </w:rPr>
-        <w:t xml:space="preserve"> likewise holds ids, scores and hashes only; an adjudicator dereferences the two sides through the feed and the identity store. These properties are covered by automated no-PII tests.</w:t>
-      </w:r>
-    </w:p>
-    <w:p>
-      <w:pPr>
-        <w:pStyle w:val="Heading2"/>
-      </w:pPr>
-      <w:r>
-        <w:rPr>
-          <w:color w:val="2E5496"/>
-        </w:rPr>
-        <w:t>The dead-letter queue defaults to redacted (this connector differs)</w:t>
-      </w:r>
-    </w:p>
-    <w:p>
-      <w:pPr>
-        <w:spacing w:after="120"/>
-      </w:pPr>
-      <w:r>
-        <w:rPr>
-          <w:color w:val="202020"/>
-        </w:rPr>
-        <w:t xml:space="preserve">When a record cannot be written to Graph after retries, it is parked on the </w:t>
-      </w:r>
-      <w:r>
-        <w:rPr>
-          <w:b/>
-          <w:color w:val="202020"/>
-        </w:rPr>
-        <w:t>dead-letter queue</w:t>
-      </w:r>
-      <w:r>
-        <w:rPr>
-          <w:color w:val="202020"/>
-        </w:rPr>
-        <w:t xml:space="preserve">. That queue is the single worst place for sensitive data to sit at rest: it lives in a log directory (or a SQL table) that operators tail, copy into tickets, and back up with ordinary logs. Because Altrata is the most sensitive dataset in the connector family, this connector sets </w:t>
+        <w:t>skips suppressed subjects</w:t>
+      </w:r>
+      <w:r>
+        <w:rPr>
+          <w:color w:val="202020"/>
+        </w:rPr>
+        <w:t xml:space="preserve"> (and their derived records). Skips are counted as </w:t>
       </w:r>
       <w:r>
         <w:rPr>
@@ -5658,13 +5637,13 @@
           <w:color w:val="202020"/>
           <w:sz w:val="19"/>
         </w:rPr>
-        <w:t>DEADLETTER_PAYLOAD_MODE</w:t>
-      </w:r>
-      <w:r>
-        <w:rPr>
-          <w:color w:val="202020"/>
-        </w:rPr>
-        <w:t xml:space="preserve"> to </w:t>
+        <w:t>suppressed</w:t>
+      </w:r>
+      <w:r>
+        <w:rPr>
+          <w:color w:val="202020"/>
+        </w:rPr>
+        <w:t xml:space="preserve"> in reconciliation — the delivery still reconciles cleanly — and are never dead-lettered. The block stays until you run </w:t>
       </w:r>
       <w:r>
         <w:rPr>
@@ -5672,120 +5651,13 @@
           <w:color w:val="202020"/>
           <w:sz w:val="19"/>
         </w:rPr>
-        <w:t>redacted</w:t>
-      </w:r>
-      <w:r>
-        <w:rPr>
-          <w:color w:val="202020"/>
-        </w:rPr>
-        <w:t xml:space="preserve"> </w:t>
-      </w:r>
-      <w:r>
-        <w:rPr>
-          <w:b/>
-          <w:color w:val="202020"/>
-        </w:rPr>
-        <w:t>by default</w:t>
-      </w:r>
-      <w:r>
-        <w:rPr>
-          <w:color w:val="202020"/>
-        </w:rPr>
-        <w:t xml:space="preserve"> — its siblings default to </w:t>
-      </w:r>
-      <w:r>
-        <w:rPr>
-          <w:rFonts w:ascii="Consolas" w:hAnsi="Consolas"/>
-          <w:color w:val="202020"/>
-          <w:sz w:val="19"/>
-        </w:rPr>
-        <w:t>full</w:t>
+        <w:t>unsuppress-subject</w:t>
       </w:r>
       <w:r>
         <w:rPr>
           <w:color w:val="202020"/>
         </w:rPr>
         <w:t>.</w:t>
-      </w:r>
-    </w:p>
-    <w:p>
-      <w:pPr>
-        <w:pStyle w:val="ListBullet"/>
-        <w:spacing w:after="40"/>
-      </w:pPr>
-      <w:r>
-        <w:rPr>
-          <w:rFonts w:ascii="Consolas" w:hAnsi="Consolas"/>
-          <w:color w:val="202020"/>
-          <w:sz w:val="19"/>
-        </w:rPr>
-        <w:t>redacted</w:t>
-      </w:r>
-      <w:r>
-        <w:rPr>
-          <w:color w:val="202020"/>
-        </w:rPr>
-        <w:t xml:space="preserve"> </w:t>
-      </w:r>
-      <w:r>
-        <w:rPr>
-          <w:b/>
-          <w:color w:val="202020"/>
-        </w:rPr>
-        <w:t>(default here)</w:t>
-      </w:r>
-      <w:r>
-        <w:rPr>
-          <w:color w:val="202020"/>
-        </w:rPr>
-        <w:t xml:space="preserve"> — the queue holds ids, subject hashes, the error and the attempt count only. On replay, </w:t>
-      </w:r>
-      <w:r>
-        <w:rPr>
-          <w:rFonts w:ascii="Consolas" w:hAnsi="Consolas"/>
-          <w:color w:val="202020"/>
-          <w:sz w:val="19"/>
-        </w:rPr>
-        <w:t>retry-failed</w:t>
-      </w:r>
-      <w:r>
-        <w:rPr>
-          <w:color w:val="202020"/>
-        </w:rPr>
-        <w:t xml:space="preserve"> re-fetches the record from the checksum-verified feed delivery and re-transforms it.</w:t>
-      </w:r>
-    </w:p>
-    <w:p>
-      <w:pPr>
-        <w:pStyle w:val="ListBullet"/>
-        <w:spacing w:after="40"/>
-      </w:pPr>
-      <w:r>
-        <w:rPr>
-          <w:rFonts w:ascii="Consolas" w:hAnsi="Consolas"/>
-          <w:color w:val="202020"/>
-          <w:sz w:val="19"/>
-        </w:rPr>
-        <w:t>full</w:t>
-      </w:r>
-      <w:r>
-        <w:rPr>
-          <w:color w:val="202020"/>
-        </w:rPr>
-        <w:t xml:space="preserve"> </w:t>
-      </w:r>
-      <w:r>
-        <w:rPr>
-          <w:b/>
-          <w:color w:val="202020"/>
-        </w:rPr>
-        <w:t>(opt-in)</w:t>
-      </w:r>
-      <w:r>
-        <w:rPr>
-          <w:color w:val="202020"/>
-        </w:rPr>
-        <w:t xml:space="preserve"> — the transformed profile is captured verbatim so it can be replayed even after the feed delivery is gone. This re-introduces the at-rest exposure and is a conscious trade-off.</w:t>
       </w:r>
     </w:p>
     <w:tbl>
@@ -5801,6 +5673,729 @@
         <w:tc>
           <w:tcPr>
             <w:tcW w:type="dxa" w:w="9360"/>
+            <w:shd w:val="clear" w:color="auto" w:fill="FBEDD6"/>
+            <w:tcBorders>
+              <w:top w:val="single" w:sz="4" w:space="0" w:color="C77700"/>
+              <w:left w:val="single" w:sz="24" w:space="0" w:color="C77700"/>
+              <w:bottom w:val="single" w:sz="4" w:space="0" w:color="C77700"/>
+              <w:right w:val="single" w:sz="4" w:space="0" w:color="C77700"/>
+            </w:tcBorders>
+          </w:tcPr>
+          <w:p>
+            <w:r>
+              <w:rPr>
+                <w:b/>
+                <w:color w:val="C77700"/>
+              </w:rPr>
+              <w:t xml:space="preserve">Important: </w:t>
+            </w:r>
+            <w:r>
+              <w:rPr>
+                <w:color w:val="202020"/>
+                <w:sz w:val="20"/>
+              </w:rPr>
+              <w:t xml:space="preserve">Suppression stops the connector re-indexing the person, but it does </w:t>
+            </w:r>
+            <w:r>
+              <w:rPr>
+                <w:b/>
+                <w:color w:val="202020"/>
+                <w:sz w:val="20"/>
+              </w:rPr>
+              <w:t>not</w:t>
+            </w:r>
+            <w:r>
+              <w:rPr>
+                <w:color w:val="202020"/>
+                <w:sz w:val="20"/>
+              </w:rPr>
+              <w:t xml:space="preserve"> erase them at Altrata. Erasing at source is a separate request to the vendor under your data-processing agreement; suppression is what protects the Copilot index in the meantime.</w:t>
+            </w:r>
+          </w:p>
+        </w:tc>
+      </w:tr>
+    </w:tbl>
+    <w:p>
+      <w:pPr>
+        <w:spacing w:after="40"/>
+      </w:pPr>
+    </w:p>
+    <w:p>
+      <w:pPr>
+        <w:pStyle w:val="Heading2"/>
+      </w:pPr>
+      <w:r>
+        <w:rPr>
+          <w:color w:val="2E5496"/>
+        </w:rPr>
+        <w:t>Proof for auditors — the erasure ledger</w:t>
+      </w:r>
+    </w:p>
+    <w:p>
+      <w:pPr>
+        <w:spacing w:after="120"/>
+      </w:pPr>
+      <w:r>
+        <w:rPr>
+          <w:color w:val="202020"/>
+        </w:rPr>
+        <w:t xml:space="preserve">Every erase and unsuppress is appended to </w:t>
+      </w:r>
+      <w:r>
+        <w:rPr>
+          <w:rFonts w:ascii="Consolas" w:hAnsi="Consolas"/>
+          <w:color w:val="202020"/>
+          <w:sz w:val="19"/>
+        </w:rPr>
+        <w:t>logs/erasure_ledger_{CONNECTOR_ID}.jsonl</w:t>
+      </w:r>
+      <w:r>
+        <w:rPr>
+          <w:color w:val="202020"/>
+        </w:rPr>
+        <w:t xml:space="preserve">: an append-only file where each entry records the actor, action, subject id (and email if supplied), the items removed, a correlation id, and a </w:t>
+      </w:r>
+      <w:r>
+        <w:rPr>
+          <w:b/>
+          <w:color w:val="202020"/>
+        </w:rPr>
+        <w:t>SHA-256 hash</w:t>
+      </w:r>
+      <w:r>
+        <w:rPr>
+          <w:color w:val="202020"/>
+        </w:rPr>
+        <w:t xml:space="preserve"> that covers the previous entry's hash. That makes it a </w:t>
+      </w:r>
+      <w:r>
+        <w:rPr>
+          <w:b/>
+          <w:color w:val="202020"/>
+        </w:rPr>
+        <w:t>hash chain</w:t>
+      </w:r>
+      <w:r>
+        <w:rPr>
+          <w:color w:val="202020"/>
+        </w:rPr>
+        <w:t xml:space="preserve">: editing, reordering or deleting any entry breaks every later link, so </w:t>
+      </w:r>
+      <w:r>
+        <w:rPr>
+          <w:rFonts w:ascii="Consolas" w:hAnsi="Consolas"/>
+          <w:color w:val="202020"/>
+          <w:sz w:val="19"/>
+        </w:rPr>
+        <w:t>Verify()</w:t>
+      </w:r>
+      <w:r>
+        <w:rPr>
+          <w:color w:val="202020"/>
+        </w:rPr>
+        <w:t xml:space="preserve"> detects tampering without any external system. The connector even refuses to append to a chain it cannot read, so tampering can never be buried under fresh entries. The ledger is kept even through a full license-end purge — it is the compliance record.</w:t>
+      </w:r>
+    </w:p>
+    <w:tbl>
+      <w:tblPr>
+        <w:tblW w:type="auto" w:w="0"/>
+        <w:tblLayout w:type="fixed"/>
+        <w:tblLook w:firstColumn="1" w:firstRow="1" w:lastColumn="0" w:lastRow="0" w:noHBand="0" w:noVBand="1" w:val="04A0"/>
+      </w:tblPr>
+      <w:tblGrid>
+        <w:gridCol w:w="9360"/>
+      </w:tblGrid>
+      <w:tr>
+        <w:tc>
+          <w:tcPr>
+            <w:tcW w:type="dxa" w:w="9360"/>
+            <w:shd w:val="clear" w:color="auto" w:fill="FBEDD6"/>
+            <w:tcBorders>
+              <w:top w:val="single" w:sz="4" w:space="0" w:color="C77700"/>
+              <w:left w:val="single" w:sz="24" w:space="0" w:color="C77700"/>
+              <w:bottom w:val="single" w:sz="4" w:space="0" w:color="C77700"/>
+              <w:right w:val="single" w:sz="4" w:space="0" w:color="C77700"/>
+            </w:tcBorders>
+          </w:tcPr>
+          <w:p>
+            <w:r>
+              <w:rPr>
+                <w:b/>
+                <w:color w:val="C77700"/>
+              </w:rPr>
+              <w:t xml:space="preserve">Important: </w:t>
+            </w:r>
+            <w:r>
+              <w:rPr>
+                <w:color w:val="202020"/>
+                <w:sz w:val="20"/>
+              </w:rPr>
+              <w:t>A failed ledger verification (</w:t>
+            </w:r>
+            <w:r>
+              <w:rPr>
+                <w:rFonts w:ascii="Consolas" w:hAnsi="Consolas"/>
+                <w:color w:val="202020"/>
+                <w:sz w:val="19"/>
+              </w:rPr>
+              <w:t>altrata_erasure_ledger_broken == 1</w:t>
+            </w:r>
+            <w:r>
+              <w:rPr>
+                <w:color w:val="202020"/>
+                <w:sz w:val="20"/>
+              </w:rPr>
+              <w:t xml:space="preserve">) is a </w:t>
+            </w:r>
+            <w:r>
+              <w:rPr>
+                <w:b/>
+                <w:color w:val="202020"/>
+                <w:sz w:val="20"/>
+              </w:rPr>
+              <w:t>security-critical</w:t>
+            </w:r>
+            <w:r>
+              <w:rPr>
+                <w:color w:val="202020"/>
+                <w:sz w:val="20"/>
+              </w:rPr>
+              <w:t xml:space="preserve"> signal. There are two very different causes — a torn final line from a crash, versus real tampering — and they escalate differently. Do not edit, delete or append to the ledger; follow the tamper-vs-torn procedure in section 13.</w:t>
+            </w:r>
+          </w:p>
+        </w:tc>
+      </w:tr>
+    </w:tbl>
+    <w:p>
+      <w:pPr>
+        <w:spacing w:after="40"/>
+      </w:pPr>
+    </w:p>
+    <w:p>
+      <w:pPr>
+        <w:pStyle w:val="Heading2"/>
+      </w:pPr>
+      <w:r>
+        <w:rPr>
+          <w:color w:val="2E5496"/>
+        </w:rPr>
+        <w:t>If a withdrawal fails part-way (compensating withdrawal)</w:t>
+      </w:r>
+    </w:p>
+    <w:p>
+      <w:pPr>
+        <w:spacing w:after="120"/>
+      </w:pPr>
+      <w:r>
+        <w:rPr>
+          <w:color w:val="202020"/>
+        </w:rPr>
+        <w:t xml:space="preserve">Erasure is durable regardless of transient Graph errors. If a Graph DELETE fails mid-flight, the subject is </w:t>
+      </w:r>
+      <w:r>
+        <w:rPr>
+          <w:b/>
+          <w:color w:val="202020"/>
+        </w:rPr>
+        <w:t>still</w:t>
+      </w:r>
+      <w:r>
+        <w:rPr>
+          <w:color w:val="202020"/>
+        </w:rPr>
+        <w:t xml:space="preserve"> suppressed and ledgered, the item is removed from local inventory, and the failed DELETE is dead-lettered as an </w:t>
+      </w:r>
+      <w:r>
+        <w:rPr>
+          <w:rFonts w:ascii="Consolas" w:hAnsi="Consolas"/>
+          <w:color w:val="202020"/>
+          <w:sz w:val="19"/>
+        </w:rPr>
+        <w:t>op: delete</w:t>
+      </w:r>
+      <w:r>
+        <w:rPr>
+          <w:color w:val="202020"/>
+        </w:rPr>
+        <w:t xml:space="preserve"> record. The command exits non-zero and tells you how many are outstanding. Run </w:t>
+      </w:r>
+      <w:r>
+        <w:rPr>
+          <w:rFonts w:ascii="Consolas" w:hAnsi="Consolas"/>
+          <w:color w:val="202020"/>
+          <w:sz w:val="19"/>
+        </w:rPr>
+        <w:t>retry-failed</w:t>
+      </w:r>
+      <w:r>
+        <w:rPr>
+          <w:color w:val="202020"/>
+        </w:rPr>
+        <w:t xml:space="preserve"> to finish: erasure DELETEs replay first-class and the suppression guard never blocks them (they complete the erasure). Then re-run </w:t>
+      </w:r>
+      <w:r>
+        <w:rPr>
+          <w:rFonts w:ascii="Consolas" w:hAnsi="Consolas"/>
+          <w:color w:val="202020"/>
+          <w:sz w:val="19"/>
+        </w:rPr>
+        <w:t>forget-subject --id &lt;id&gt;</w:t>
+      </w:r>
+      <w:r>
+        <w:rPr>
+          <w:color w:val="202020"/>
+        </w:rPr>
+        <w:t xml:space="preserve"> as a dry-run — it must report </w:t>
+      </w:r>
+      <w:r>
+        <w:rPr>
+          <w:rFonts w:ascii="Consolas" w:hAnsi="Consolas"/>
+          <w:color w:val="202020"/>
+          <w:sz w:val="19"/>
+        </w:rPr>
+        <w:t>Items to withdraw : 0</w:t>
+      </w:r>
+      <w:r>
+        <w:rPr>
+          <w:color w:val="202020"/>
+        </w:rPr>
+        <w:t xml:space="preserve"> and </w:t>
+      </w:r>
+      <w:r>
+        <w:rPr>
+          <w:rFonts w:ascii="Consolas" w:hAnsi="Consolas"/>
+          <w:color w:val="202020"/>
+          <w:sz w:val="19"/>
+        </w:rPr>
+        <w:t>Already suppressed : 1 / 1</w:t>
+      </w:r>
+      <w:r>
+        <w:rPr>
+          <w:color w:val="202020"/>
+        </w:rPr>
+        <w:t>.</w:t>
+      </w:r>
+    </w:p>
+    <w:p>
+      <w:pPr>
+        <w:pStyle w:val="Heading2"/>
+      </w:pPr>
+      <w:r>
+        <w:rPr>
+          <w:color w:val="2E5496"/>
+        </w:rPr>
+        <w:t>Completeness limits to disclose to the DPO</w:t>
+      </w:r>
+    </w:p>
+    <w:p>
+      <w:pPr>
+        <w:spacing w:after="120"/>
+      </w:pPr>
+      <w:r>
+        <w:rPr>
+          <w:color w:val="202020"/>
+        </w:rPr>
+        <w:t>The erasure is complete on the connector's side at ledger time, but a few things are outside the connector's control and must be understood:</w:t>
+      </w:r>
+    </w:p>
+    <w:p>
+      <w:pPr>
+        <w:pStyle w:val="ListBullet"/>
+        <w:spacing w:after="40"/>
+      </w:pPr>
+      <w:r>
+        <w:rPr>
+          <w:b/>
+          <w:color w:val="202020"/>
+        </w:rPr>
+        <w:t>Index propagation delay.</w:t>
+      </w:r>
+      <w:r>
+        <w:rPr>
+          <w:color w:val="202020"/>
+        </w:rPr>
+        <w:t xml:space="preserve"> A deleted external item can linger in Microsoft Search and Copilot grounding for minutes to hours until Microsoft's index catches up. Visibility follows the DELETE asynchronously.</w:t>
+      </w:r>
+    </w:p>
+    <w:p>
+      <w:pPr>
+        <w:pStyle w:val="ListBullet"/>
+        <w:spacing w:after="40"/>
+      </w:pPr>
+      <w:r>
+        <w:rPr>
+          <w:b/>
+          <w:color w:val="202020"/>
+        </w:rPr>
+        <w:t>Copilot chat history.</w:t>
+      </w:r>
+      <w:r>
+        <w:rPr>
+          <w:color w:val="202020"/>
+        </w:rPr>
+        <w:t xml:space="preserve"> Answers already generated for a seat holder persist in their chat history, which is Microsoft Purview's domain, not this connector's.</w:t>
+      </w:r>
+    </w:p>
+    <w:p>
+      <w:pPr>
+        <w:pStyle w:val="ListBullet"/>
+        <w:spacing w:after="40"/>
+      </w:pPr>
+      <w:r>
+        <w:rPr>
+          <w:b/>
+          <w:color w:val="202020"/>
+        </w:rPr>
+        <w:t>Feed re-delivery.</w:t>
+      </w:r>
+      <w:r>
+        <w:rPr>
+          <w:color w:val="202020"/>
+        </w:rPr>
+        <w:t xml:space="preserve"> Altrata keeps sending the person; suppression skips them (counted </w:t>
+      </w:r>
+      <w:r>
+        <w:rPr>
+          <w:rFonts w:ascii="Consolas" w:hAnsi="Consolas"/>
+          <w:color w:val="202020"/>
+          <w:sz w:val="19"/>
+        </w:rPr>
+        <w:t>altrata_items_suppressed_total</w:t>
+      </w:r>
+      <w:r>
+        <w:rPr>
+          <w:color w:val="202020"/>
+        </w:rPr>
+        <w:t>). Erasure at source needs a request to Altrata.</w:t>
+      </w:r>
+    </w:p>
+    <w:p>
+      <w:pPr>
+        <w:pStyle w:val="ListBullet"/>
+        <w:spacing w:after="40"/>
+      </w:pPr>
+      <w:r>
+        <w:rPr>
+          <w:b/>
+          <w:color w:val="202020"/>
+        </w:rPr>
+        <w:t>Backups.</w:t>
+      </w:r>
+      <w:r>
+        <w:rPr>
+          <w:color w:val="202020"/>
+        </w:rPr>
+        <w:t xml:space="preserve"> State or ledger backups taken before the erasure still contain the subject; a restore must bring the suppression list with it (section 14) so the next crawl re-erases them.</w:t>
+      </w:r>
+    </w:p>
+    <w:p>
+      <w:pPr>
+        <w:pStyle w:val="ListBullet"/>
+        <w:spacing w:after="40"/>
+      </w:pPr>
+      <w:r>
+        <w:rPr>
+          <w:b/>
+          <w:color w:val="202020"/>
+        </w:rPr>
+        <w:t>The ledger keeps the subject id (and email).</w:t>
+      </w:r>
+      <w:r>
+        <w:rPr>
+          <w:color w:val="202020"/>
+        </w:rPr>
+        <w:t xml:space="preserve"> That retention is intentional — it is the Article 17(3)(b) compliance record. Note it in your record of processing activities (RoPA).</w:t>
+      </w:r>
+    </w:p>
+    <w:p>
+      <w:pPr>
+        <w:pStyle w:val="Heading1"/>
+      </w:pPr>
+      <w:r>
+        <w:rPr>
+          <w:color w:val="1F3864"/>
+        </w:rPr>
+        <w:t>8. Privacy by construction</w:t>
+      </w:r>
+    </w:p>
+    <w:p>
+      <w:pPr>
+        <w:spacing w:after="200"/>
+      </w:pPr>
+      <w:r>
+        <w:rPr>
+          <w:color w:val="595959"/>
+          <w:sz w:val="23"/>
+        </w:rPr>
+        <w:t>The connector is built so that its own operational surfaces — logs, traces, the review queue, and the dead-letter queue — do not become a second, un-governed copy of the sensitive data.</w:t>
+      </w:r>
+    </w:p>
+    <w:p>
+      <w:pPr>
+        <w:pStyle w:val="Heading2"/>
+      </w:pPr>
+      <w:r>
+        <w:rPr>
+          <w:color w:val="2E5496"/>
+        </w:rPr>
+        <w:t>Identities are stored as hashes</w:t>
+      </w:r>
+    </w:p>
+    <w:p>
+      <w:pPr>
+        <w:spacing w:after="120"/>
+      </w:pPr>
+      <w:r>
+        <w:rPr>
+          <w:color w:val="202020"/>
+        </w:rPr>
+        <w:t xml:space="preserve">Wherever the connector needs to match or de-duplicate people outside the seat-gated index, it uses one-way </w:t>
+      </w:r>
+      <w:r>
+        <w:rPr>
+          <w:b/>
+          <w:color w:val="202020"/>
+        </w:rPr>
+        <w:t>SHA-256 hashes</w:t>
+      </w:r>
+      <w:r>
+        <w:rPr>
+          <w:color w:val="202020"/>
+        </w:rPr>
+        <w:t>, not the raw values: subject-id hashes join dead-letter records to the suppression list, the entity review queue stores hashes of names/employers (not the values themselves), and the seat set, item ids and ledger chain all use SHA-256. A hash lets the connector recognise “the same person” without holding their name.</w:t>
+      </w:r>
+    </w:p>
+    <w:p>
+      <w:pPr>
+        <w:pStyle w:val="Heading2"/>
+      </w:pPr>
+      <w:r>
+        <w:rPr>
+          <w:color w:val="2E5496"/>
+        </w:rPr>
+        <w:t>No raw PII in logs, traces or the review queue</w:t>
+      </w:r>
+    </w:p>
+    <w:p>
+      <w:pPr>
+        <w:spacing w:after="120"/>
+      </w:pPr>
+      <w:r>
+        <w:rPr>
+          <w:color w:val="202020"/>
+        </w:rPr>
+        <w:t xml:space="preserve">Log lines, the Windows Event Log mirror, and OpenTelemetry spans carry only opaque ids, counts, hashes and enums — never names, emails or wealth figures. For traces this is enforced structurally: every span tag passes through an allow-list, and any key not on it is dropped. The entity-match </w:t>
+      </w:r>
+      <w:r>
+        <w:rPr>
+          <w:b/>
+          <w:color w:val="202020"/>
+        </w:rPr>
+        <w:t>review queue</w:t>
+      </w:r>
+      <w:r>
+        <w:rPr>
+          <w:color w:val="202020"/>
+        </w:rPr>
+        <w:t xml:space="preserve"> likewise holds ids, scores and hashes only; an adjudicator dereferences the two sides through the feed and the identity store. These properties are covered by automated no-PII tests.</w:t>
+      </w:r>
+    </w:p>
+    <w:p>
+      <w:pPr>
+        <w:pStyle w:val="Heading2"/>
+      </w:pPr>
+      <w:r>
+        <w:rPr>
+          <w:color w:val="2E5496"/>
+        </w:rPr>
+        <w:t>The dead-letter queue defaults to redacted (this connector differs)</w:t>
+      </w:r>
+    </w:p>
+    <w:p>
+      <w:pPr>
+        <w:spacing w:after="120"/>
+      </w:pPr>
+      <w:r>
+        <w:rPr>
+          <w:color w:val="202020"/>
+        </w:rPr>
+        <w:t xml:space="preserve">When a record cannot be written to Graph after retries, it is parked on the </w:t>
+      </w:r>
+      <w:r>
+        <w:rPr>
+          <w:b/>
+          <w:color w:val="202020"/>
+        </w:rPr>
+        <w:t>dead-letter queue</w:t>
+      </w:r>
+      <w:r>
+        <w:rPr>
+          <w:color w:val="202020"/>
+        </w:rPr>
+        <w:t xml:space="preserve">. That queue is the single worst place for sensitive data to sit at rest: it lives in a log directory (or a SQL table) that operators tail, copy into tickets, and back up with ordinary logs. Because Altrata is the most sensitive dataset in the connector family, this connector sets </w:t>
+      </w:r>
+      <w:r>
+        <w:rPr>
+          <w:rFonts w:ascii="Consolas" w:hAnsi="Consolas"/>
+          <w:color w:val="202020"/>
+          <w:sz w:val="19"/>
+        </w:rPr>
+        <w:t>DEADLETTER_PAYLOAD_MODE</w:t>
+      </w:r>
+      <w:r>
+        <w:rPr>
+          <w:color w:val="202020"/>
+        </w:rPr>
+        <w:t xml:space="preserve"> to </w:t>
+      </w:r>
+      <w:r>
+        <w:rPr>
+          <w:rFonts w:ascii="Consolas" w:hAnsi="Consolas"/>
+          <w:color w:val="202020"/>
+          <w:sz w:val="19"/>
+        </w:rPr>
+        <w:t>redacted</w:t>
+      </w:r>
+      <w:r>
+        <w:rPr>
+          <w:color w:val="202020"/>
+        </w:rPr>
+        <w:t xml:space="preserve"> </w:t>
+      </w:r>
+      <w:r>
+        <w:rPr>
+          <w:b/>
+          <w:color w:val="202020"/>
+        </w:rPr>
+        <w:t>by default</w:t>
+      </w:r>
+      <w:r>
+        <w:rPr>
+          <w:color w:val="202020"/>
+        </w:rPr>
+        <w:t xml:space="preserve"> — its siblings default to </w:t>
+      </w:r>
+      <w:r>
+        <w:rPr>
+          <w:rFonts w:ascii="Consolas" w:hAnsi="Consolas"/>
+          <w:color w:val="202020"/>
+          <w:sz w:val="19"/>
+        </w:rPr>
+        <w:t>full</w:t>
+      </w:r>
+      <w:r>
+        <w:rPr>
+          <w:color w:val="202020"/>
+        </w:rPr>
+        <w:t xml:space="preserve">. An </w:t>
+      </w:r>
+      <w:r>
+        <w:rPr>
+          <w:b/>
+          <w:color w:val="202020"/>
+        </w:rPr>
+        <w:t>unrecognised value now fails fast at config load</w:t>
+      </w:r>
+      <w:r>
+        <w:rPr>
+          <w:color w:val="202020"/>
+        </w:rPr>
+        <w:t>, naming the setting, rather than silently falling back to a default.</w:t>
+      </w:r>
+    </w:p>
+    <w:p>
+      <w:pPr>
+        <w:pStyle w:val="ListBullet"/>
+        <w:spacing w:after="40"/>
+      </w:pPr>
+      <w:r>
+        <w:rPr>
+          <w:rFonts w:ascii="Consolas" w:hAnsi="Consolas"/>
+          <w:color w:val="202020"/>
+          <w:sz w:val="19"/>
+        </w:rPr>
+        <w:t>redacted</w:t>
+      </w:r>
+      <w:r>
+        <w:rPr>
+          <w:color w:val="202020"/>
+        </w:rPr>
+        <w:t xml:space="preserve"> </w:t>
+      </w:r>
+      <w:r>
+        <w:rPr>
+          <w:b/>
+          <w:color w:val="202020"/>
+        </w:rPr>
+        <w:t>(default here)</w:t>
+      </w:r>
+      <w:r>
+        <w:rPr>
+          <w:color w:val="202020"/>
+        </w:rPr>
+        <w:t xml:space="preserve"> — the queue holds ids, subject hashes, the error and the attempt count only. On replay, </w:t>
+      </w:r>
+      <w:r>
+        <w:rPr>
+          <w:rFonts w:ascii="Consolas" w:hAnsi="Consolas"/>
+          <w:color w:val="202020"/>
+          <w:sz w:val="19"/>
+        </w:rPr>
+        <w:t>retry-failed</w:t>
+      </w:r>
+      <w:r>
+        <w:rPr>
+          <w:color w:val="202020"/>
+        </w:rPr>
+        <w:t xml:space="preserve"> re-fetches the record from the checksum-verified feed delivery and re-transforms it.</w:t>
+      </w:r>
+    </w:p>
+    <w:p>
+      <w:pPr>
+        <w:pStyle w:val="ListBullet"/>
+        <w:spacing w:after="40"/>
+      </w:pPr>
+      <w:r>
+        <w:rPr>
+          <w:rFonts w:ascii="Consolas" w:hAnsi="Consolas"/>
+          <w:color w:val="202020"/>
+          <w:sz w:val="19"/>
+        </w:rPr>
+        <w:t>full</w:t>
+      </w:r>
+      <w:r>
+        <w:rPr>
+          <w:color w:val="202020"/>
+        </w:rPr>
+        <w:t xml:space="preserve"> </w:t>
+      </w:r>
+      <w:r>
+        <w:rPr>
+          <w:b/>
+          <w:color w:val="202020"/>
+        </w:rPr>
+        <w:t>(opt-in)</w:t>
+      </w:r>
+      <w:r>
+        <w:rPr>
+          <w:color w:val="202020"/>
+        </w:rPr>
+        <w:t xml:space="preserve"> — the transformed profile is captured verbatim so it can be replayed even after the feed delivery is gone. This re-introduces the at-rest exposure and is a conscious trade-off.</w:t>
+      </w:r>
+    </w:p>
+    <w:tbl>
+      <w:tblPr>
+        <w:tblW w:type="auto" w:w="0"/>
+        <w:tblLayout w:type="fixed"/>
+        <w:tblLook w:firstColumn="1" w:firstRow="1" w:lastColumn="0" w:lastRow="0" w:noHBand="0" w:noVBand="1" w:val="04A0"/>
+      </w:tblPr>
+      <w:tblGrid>
+        <w:gridCol w:w="9360"/>
+      </w:tblGrid>
+      <w:tr>
+        <w:tc>
+          <w:tcPr>
+            <w:tcW w:type="dxa" w:w="9360"/>
             <w:shd w:val="clear" w:color="auto" w:fill="E7F1E7"/>
             <w:tcBorders>
               <w:top w:val="single" w:sz="4" w:space="0" w:color="2E7D32"/>
@@ -5922,6 +6517,110 @@
       <w:pPr>
         <w:spacing w:after="40"/>
       </w:pPr>
+    </w:p>
+    <w:p>
+      <w:pPr>
+        <w:pStyle w:val="Heading2"/>
+      </w:pPr>
+      <w:r>
+        <w:rPr>
+          <w:color w:val="2E5496"/>
+        </w:rPr>
+        <w:t>Owner-only state and log directories</w:t>
+      </w:r>
+    </w:p>
+    <w:p>
+      <w:pPr>
+        <w:spacing w:after="120"/>
+      </w:pPr>
+      <w:r>
+        <w:rPr>
+          <w:color w:val="202020"/>
+        </w:rPr>
+        <w:t xml:space="preserve">At startup the connector creates its </w:t>
+      </w:r>
+      <w:r>
+        <w:rPr>
+          <w:rFonts w:ascii="Consolas" w:hAnsi="Consolas"/>
+          <w:color w:val="202020"/>
+          <w:sz w:val="19"/>
+        </w:rPr>
+        <w:t>logs/</w:t>
+      </w:r>
+      <w:r>
+        <w:rPr>
+          <w:color w:val="202020"/>
+        </w:rPr>
+        <w:t>, state (</w:t>
+      </w:r>
+      <w:r>
+        <w:rPr>
+          <w:rFonts w:ascii="Consolas" w:hAnsi="Consolas"/>
+          <w:color w:val="202020"/>
+          <w:sz w:val="19"/>
+        </w:rPr>
+        <w:t>data/</w:t>
+      </w:r>
+      <w:r>
+        <w:rPr>
+          <w:color w:val="202020"/>
+        </w:rPr>
+        <w:t xml:space="preserve">) and dead-letter directories </w:t>
+      </w:r>
+      <w:r>
+        <w:rPr>
+          <w:b/>
+          <w:color w:val="202020"/>
+        </w:rPr>
+        <w:t>owner-only</w:t>
+      </w:r>
+      <w:r>
+        <w:rPr>
+          <w:color w:val="202020"/>
+        </w:rPr>
+        <w:t xml:space="preserve"> — POSIX </w:t>
+      </w:r>
+      <w:r>
+        <w:rPr>
+          <w:rFonts w:ascii="Consolas" w:hAnsi="Consolas"/>
+          <w:color w:val="202020"/>
+          <w:sz w:val="19"/>
+        </w:rPr>
+        <w:t>chmod 0700</w:t>
+      </w:r>
+      <w:r>
+        <w:rPr>
+          <w:color w:val="202020"/>
+        </w:rPr>
+        <w:t xml:space="preserve">; on Windows a best-effort </w:t>
+      </w:r>
+      <w:r>
+        <w:rPr>
+          <w:rFonts w:ascii="Consolas" w:hAnsi="Consolas"/>
+          <w:color w:val="202020"/>
+          <w:sz w:val="19"/>
+        </w:rPr>
+        <w:t>icacls</w:t>
+      </w:r>
+      <w:r>
+        <w:rPr>
+          <w:color w:val="202020"/>
+        </w:rPr>
+        <w:t xml:space="preserve"> breaks inheritance and grants owner + Administrators only. This is defence-in-depth </w:t>
+      </w:r>
+      <w:r>
+        <w:rPr>
+          <w:b/>
+          <w:color w:val="202020"/>
+        </w:rPr>
+        <w:t>beneath</w:t>
+      </w:r>
+      <w:r>
+        <w:rPr>
+          <w:color w:val="202020"/>
+        </w:rPr>
+        <w:t xml:space="preserve"> the file ACLs you set at deployment (section 9), not a replacement for them: it is best-effort and never fatal — a share or volume that cannot express the mode logs a WARNING and continues, so still apply the tier ACLs out of band and secure such locations yourself.</w:t>
+      </w:r>
     </w:p>
     <w:p>
       <w:pPr>
@@ -9124,6 +9823,252 @@
                 <w:sz w:val="19"/>
               </w:rPr>
               <w:t>Lifetime billable Altrata API lookups (cost tracking)</w:t>
+            </w:r>
+          </w:p>
+        </w:tc>
+      </w:tr>
+      <w:tr>
+        <w:tc>
+          <w:tcPr>
+            <w:tcW w:type="dxa" w:w="3600"/>
+          </w:tcPr>
+          <w:p>
+            <w:r>
+              <w:rPr>
+                <w:rFonts w:ascii="Consolas" w:hAnsi="Consolas"/>
+                <w:color w:val="202020"/>
+                <w:sz w:val="19"/>
+              </w:rPr>
+              <w:t>altrata_purpose_denied_total</w:t>
+            </w:r>
+          </w:p>
+        </w:tc>
+        <w:tc>
+          <w:tcPr>
+            <w:tcW w:type="dxa" w:w="900"/>
+          </w:tcPr>
+          <w:p>
+            <w:r>
+              <w:rPr>
+                <w:color w:val="202020"/>
+                <w:sz w:val="19"/>
+              </w:rPr>
+              <w:t>counter</w:t>
+            </w:r>
+          </w:p>
+        </w:tc>
+        <w:tc>
+          <w:tcPr>
+            <w:tcW w:type="dxa" w:w="4860"/>
+          </w:tcPr>
+          <w:p>
+            <w:r>
+              <w:rPr>
+                <w:color w:val="202020"/>
+                <w:sz w:val="19"/>
+              </w:rPr>
+              <w:t xml:space="preserve">Lookups vetoed fail-closed by </w:t>
+            </w:r>
+            <w:r>
+              <w:rPr>
+                <w:rFonts w:ascii="Consolas" w:hAnsi="Consolas"/>
+                <w:color w:val="202020"/>
+                <w:sz w:val="19"/>
+              </w:rPr>
+              <w:t>PURPOSE_ALLOWLIST</w:t>
+            </w:r>
+            <w:r>
+              <w:rPr>
+                <w:color w:val="202020"/>
+                <w:sz w:val="19"/>
+              </w:rPr>
+              <w:t xml:space="preserve"> (disallowed/empty purpose)</w:t>
+            </w:r>
+          </w:p>
+        </w:tc>
+      </w:tr>
+      <w:tr>
+        <w:tc>
+          <w:tcPr>
+            <w:tcW w:type="dxa" w:w="3600"/>
+            <w:shd w:val="clear" w:color="auto" w:fill="F7F9FC"/>
+          </w:tcPr>
+          <w:p>
+            <w:r>
+              <w:rPr>
+                <w:rFonts w:ascii="Consolas" w:hAnsi="Consolas"/>
+                <w:color w:val="202020"/>
+                <w:sz w:val="19"/>
+              </w:rPr>
+              <w:t>altrata_decision_ledger_broken</w:t>
+            </w:r>
+          </w:p>
+        </w:tc>
+        <w:tc>
+          <w:tcPr>
+            <w:tcW w:type="dxa" w:w="900"/>
+            <w:shd w:val="clear" w:color="auto" w:fill="F7F9FC"/>
+          </w:tcPr>
+          <w:p>
+            <w:r>
+              <w:rPr>
+                <w:color w:val="202020"/>
+                <w:sz w:val="19"/>
+              </w:rPr>
+              <w:t>gauge</w:t>
+            </w:r>
+          </w:p>
+        </w:tc>
+        <w:tc>
+          <w:tcPr>
+            <w:tcW w:type="dxa" w:w="4860"/>
+            <w:shd w:val="clear" w:color="auto" w:fill="F7F9FC"/>
+          </w:tcPr>
+          <w:p>
+            <w:r>
+              <w:rPr>
+                <w:color w:val="202020"/>
+                <w:sz w:val="19"/>
+              </w:rPr>
+              <w:t>1 = decision ledger failed verification — SECURITY-critical (must be 0)</w:t>
+            </w:r>
+          </w:p>
+        </w:tc>
+      </w:tr>
+      <w:tr>
+        <w:tc>
+          <w:tcPr>
+            <w:tcW w:type="dxa" w:w="3600"/>
+          </w:tcPr>
+          <w:p>
+            <w:r>
+              <w:rPr>
+                <w:rFonts w:ascii="Consolas" w:hAnsi="Consolas"/>
+                <w:color w:val="202020"/>
+                <w:sz w:val="19"/>
+              </w:rPr>
+              <w:t>altrata_items_acl_restricted_total</w:t>
+            </w:r>
+          </w:p>
+        </w:tc>
+        <w:tc>
+          <w:tcPr>
+            <w:tcW w:type="dxa" w:w="900"/>
+          </w:tcPr>
+          <w:p>
+            <w:r>
+              <w:rPr>
+                <w:color w:val="202020"/>
+                <w:sz w:val="19"/>
+              </w:rPr>
+              <w:t>counter</w:t>
+            </w:r>
+          </w:p>
+        </w:tc>
+        <w:tc>
+          <w:tcPr>
+            <w:tcW w:type="dxa" w:w="4860"/>
+          </w:tcPr>
+          <w:p>
+            <w:r>
+              <w:rPr>
+                <w:color w:val="202020"/>
+                <w:sz w:val="19"/>
+              </w:rPr>
+              <w:t>Restricted-tier items locked to the enforcement group (</w:t>
+            </w:r>
+            <w:r>
+              <w:rPr>
+                <w:rFonts w:ascii="Consolas" w:hAnsi="Consolas"/>
+                <w:color w:val="202020"/>
+                <w:sz w:val="19"/>
+              </w:rPr>
+              <w:t>CLASSIFICATION_ENFORCE_ACL</w:t>
+            </w:r>
+            <w:r>
+              <w:rPr>
+                <w:color w:val="202020"/>
+                <w:sz w:val="19"/>
+              </w:rPr>
+              <w:t>)</w:t>
+            </w:r>
+          </w:p>
+        </w:tc>
+      </w:tr>
+      <w:tr>
+        <w:tc>
+          <w:tcPr>
+            <w:tcW w:type="dxa" w:w="3600"/>
+            <w:shd w:val="clear" w:color="auto" w:fill="F7F9FC"/>
+          </w:tcPr>
+          <w:p>
+            <w:r>
+              <w:rPr>
+                <w:rFonts w:ascii="Consolas" w:hAnsi="Consolas"/>
+                <w:color w:val="202020"/>
+                <w:sz w:val="19"/>
+              </w:rPr>
+              <w:t>altrata_items_expiring_total</w:t>
+            </w:r>
+          </w:p>
+        </w:tc>
+        <w:tc>
+          <w:tcPr>
+            <w:tcW w:type="dxa" w:w="900"/>
+            <w:shd w:val="clear" w:color="auto" w:fill="F7F9FC"/>
+          </w:tcPr>
+          <w:p>
+            <w:r>
+              <w:rPr>
+                <w:color w:val="202020"/>
+                <w:sz w:val="19"/>
+              </w:rPr>
+              <w:t>counter</w:t>
+            </w:r>
+          </w:p>
+        </w:tc>
+        <w:tc>
+          <w:tcPr>
+            <w:tcW w:type="dxa" w:w="4860"/>
+            <w:shd w:val="clear" w:color="auto" w:fill="F7F9FC"/>
+          </w:tcPr>
+          <w:p>
+            <w:r>
+              <w:rPr>
+                <w:color w:val="202020"/>
+                <w:sz w:val="19"/>
+              </w:rPr>
+              <w:t xml:space="preserve">Items stamped an </w:t>
+            </w:r>
+            <w:r>
+              <w:rPr>
+                <w:rFonts w:ascii="Consolas" w:hAnsi="Consolas"/>
+                <w:color w:val="202020"/>
+                <w:sz w:val="19"/>
+              </w:rPr>
+              <w:t>expirationDateTime</w:t>
+            </w:r>
+            <w:r>
+              <w:rPr>
+                <w:color w:val="202020"/>
+                <w:sz w:val="19"/>
+              </w:rPr>
+              <w:t xml:space="preserve"> (</w:t>
+            </w:r>
+            <w:r>
+              <w:rPr>
+                <w:rFonts w:ascii="Consolas" w:hAnsi="Consolas"/>
+                <w:color w:val="202020"/>
+                <w:sz w:val="19"/>
+              </w:rPr>
+              <w:t>GRAPH_ITEM_TTL_DAYS</w:t>
+            </w:r>
+            <w:r>
+              <w:rPr>
+                <w:color w:val="202020"/>
+                <w:sz w:val="19"/>
+              </w:rPr>
+              <w:t>)</w:t>
             </w:r>
           </w:p>
         </w:tc>
@@ -13150,7 +14095,7 @@
                 <w:color w:val="202020"/>
                 <w:sz w:val="19"/>
               </w:rPr>
-              <w:t>DEADLETTER_PAYLOAD_MODE</w:t>
+              <w:t>IDENTITY_SYNC_ON_INCREMENTAL</w:t>
             </w:r>
           </w:p>
         </w:tc>
@@ -13179,7 +14124,7 @@
                 <w:color w:val="202020"/>
                 <w:sz w:val="19"/>
               </w:rPr>
-              <w:t>redacted</w:t>
+              <w:t>true</w:t>
             </w:r>
           </w:p>
         </w:tc>
@@ -13190,18 +14135,10 @@
           <w:p>
             <w:r>
               <w:rPr>
-                <w:b/>
-                <w:color w:val="202020"/>
-                <w:sz w:val="19"/>
-              </w:rPr>
-              <w:t>Redacted here by design</w:t>
-            </w:r>
-            <w:r>
-              <w:rPr>
-                <w:color w:val="202020"/>
-                <w:sz w:val="19"/>
-              </w:rPr>
-              <w:t xml:space="preserve"> (siblings default to </w:t>
+                <w:color w:val="202020"/>
+                <w:sz w:val="19"/>
+              </w:rPr>
+              <w:t xml:space="preserve">Run the seat-change re-ACL sweep over existing items on incremental crawls too (matches prior always-re-ACL behaviour); </w:t>
             </w:r>
             <w:r>
               <w:rPr>
@@ -13209,29 +14146,14 @@
                 <w:color w:val="202020"/>
                 <w:sz w:val="19"/>
               </w:rPr>
-              <w:t>full</w:t>
-            </w:r>
-            <w:r>
-              <w:rPr>
-                <w:color w:val="202020"/>
-                <w:sz w:val="19"/>
-              </w:rPr>
-              <w:t xml:space="preserve">): dead-letter holds hashes only; </w:t>
-            </w:r>
-            <w:r>
-              <w:rPr>
-                <w:rFonts w:ascii="Consolas" w:hAnsi="Consolas"/>
-                <w:color w:val="202020"/>
-                <w:sz w:val="19"/>
-              </w:rPr>
-              <w:t>full</w:t>
-            </w:r>
-            <w:r>
-              <w:rPr>
-                <w:color w:val="202020"/>
-                <w:sz w:val="19"/>
-              </w:rPr>
-              <w:t xml:space="preserve"> captures the profile verbatim</w:t>
+              <w:t>false</w:t>
+            </w:r>
+            <w:r>
+              <w:rPr>
+                <w:color w:val="202020"/>
+                <w:sz w:val="19"/>
+              </w:rPr>
+              <w:t xml:space="preserve"> defers the sweep to full crawls only</w:t>
             </w:r>
           </w:p>
         </w:tc>
@@ -13249,7 +14171,7 @@
                 <w:color w:val="202020"/>
                 <w:sz w:val="19"/>
               </w:rPr>
-              <w:t>CRM_CONTACTS_PATH</w:t>
+              <w:t>DEADLETTER_PAYLOAD_MODE</w:t>
             </w:r>
           </w:p>
         </w:tc>
@@ -13276,10 +14198,11 @@
           <w:p>
             <w:r>
               <w:rPr>
-                <w:color w:val="202020"/>
-                <w:sz w:val="19"/>
-              </w:rPr>
-              <w:t>—</w:t>
+                <w:b/>
+                <w:color w:val="202020"/>
+                <w:sz w:val="19"/>
+              </w:rPr>
+              <w:t>redacted</w:t>
             </w:r>
           </w:p>
         </w:tc>
@@ -13291,10 +14214,48 @@
           <w:p>
             <w:r>
               <w:rPr>
-                <w:color w:val="202020"/>
-                <w:sz w:val="19"/>
-              </w:rPr>
-              <w:t>CRM export for entity resolution (crmContactId linking)</w:t>
+                <w:b/>
+                <w:color w:val="202020"/>
+                <w:sz w:val="19"/>
+              </w:rPr>
+              <w:t>Redacted here by design</w:t>
+            </w:r>
+            <w:r>
+              <w:rPr>
+                <w:color w:val="202020"/>
+                <w:sz w:val="19"/>
+              </w:rPr>
+              <w:t xml:space="preserve"> (siblings default to </w:t>
+            </w:r>
+            <w:r>
+              <w:rPr>
+                <w:rFonts w:ascii="Consolas" w:hAnsi="Consolas"/>
+                <w:color w:val="202020"/>
+                <w:sz w:val="19"/>
+              </w:rPr>
+              <w:t>full</w:t>
+            </w:r>
+            <w:r>
+              <w:rPr>
+                <w:color w:val="202020"/>
+                <w:sz w:val="19"/>
+              </w:rPr>
+              <w:t xml:space="preserve">): dead-letter holds hashes only; </w:t>
+            </w:r>
+            <w:r>
+              <w:rPr>
+                <w:rFonts w:ascii="Consolas" w:hAnsi="Consolas"/>
+                <w:color w:val="202020"/>
+                <w:sz w:val="19"/>
+              </w:rPr>
+              <w:t>full</w:t>
+            </w:r>
+            <w:r>
+              <w:rPr>
+                <w:color w:val="202020"/>
+                <w:sz w:val="19"/>
+              </w:rPr>
+              <w:t xml:space="preserve"> captures the profile verbatim. An unrecognised value fails fast at config load</w:t>
             </w:r>
           </w:p>
         </w:tc>
@@ -13311,7 +14272,7 @@
                 <w:color w:val="202020"/>
                 <w:sz w:val="19"/>
               </w:rPr>
-              <w:t>ENTITY_FUZZY_MATCHING</w:t>
+              <w:t>CRM_CONTACTS_PATH</w:t>
             </w:r>
           </w:p>
         </w:tc>
@@ -13339,7 +14300,7 @@
                 <w:color w:val="202020"/>
                 <w:sz w:val="19"/>
               </w:rPr>
-              <w:t>false</w:t>
+              <w:t>—</w:t>
             </w:r>
           </w:p>
         </w:tc>
@@ -13353,7 +14314,7 @@
                 <w:color w:val="202020"/>
                 <w:sz w:val="19"/>
               </w:rPr>
-              <w:t>Enable the scored fuzzy match tier beneath the deterministic rules</w:t>
+              <w:t>CRM export for entity resolution (crmContactId linking)</w:t>
             </w:r>
           </w:p>
         </w:tc>
@@ -13371,22 +14332,7 @@
                 <w:color w:val="202020"/>
                 <w:sz w:val="19"/>
               </w:rPr>
-              <w:t>ENTITY_MATCH_THRESHOLD</w:t>
-            </w:r>
-            <w:r>
-              <w:rPr>
-                <w:color w:val="202020"/>
-                <w:sz w:val="19"/>
-              </w:rPr>
-              <w:t xml:space="preserve"> / </w:t>
-            </w:r>
-            <w:r>
-              <w:rPr>
-                <w:rFonts w:ascii="Consolas" w:hAnsi="Consolas"/>
-                <w:color w:val="202020"/>
-                <w:sz w:val="19"/>
-              </w:rPr>
-              <w:t>ENTITY_REVIEW_FLOOR</w:t>
+              <w:t>ENTITY_FUZZY_MATCHING</w:t>
             </w:r>
           </w:p>
         </w:tc>
@@ -13416,7 +14362,7 @@
                 <w:color w:val="202020"/>
                 <w:sz w:val="19"/>
               </w:rPr>
-              <w:t>0.85 / 0.6</w:t>
+              <w:t>false</w:t>
             </w:r>
           </w:p>
         </w:tc>
@@ -13431,7 +14377,7 @@
                 <w:color w:val="202020"/>
                 <w:sz w:val="19"/>
               </w:rPr>
-              <w:t>Auto-link at/above the threshold; review-queue in the band below</w:t>
+              <w:t>Enable the scored fuzzy match tier beneath the deterministic rules</w:t>
             </w:r>
           </w:p>
         </w:tc>
@@ -13448,7 +14394,7 @@
                 <w:color w:val="202020"/>
                 <w:sz w:val="19"/>
               </w:rPr>
-              <w:t>RELATIONSHIP_PATHS</w:t>
+              <w:t>ENTITY_MATCH_THRESHOLD</w:t>
             </w:r>
             <w:r>
               <w:rPr>
@@ -13463,7 +14409,7 @@
                 <w:color w:val="202020"/>
                 <w:sz w:val="19"/>
               </w:rPr>
-              <w:t>RELATIONSHIP_TOP_ORGS</w:t>
+              <w:t>ENTITY_REVIEW_FLOOR</w:t>
             </w:r>
           </w:p>
         </w:tc>
@@ -13491,7 +14437,7 @@
                 <w:color w:val="202020"/>
                 <w:sz w:val="19"/>
               </w:rPr>
-              <w:t>false / 3</w:t>
+              <w:t>0.85 / 0.6</w:t>
             </w:r>
           </w:p>
         </w:tc>
@@ -13505,7 +14451,7 @@
                 <w:color w:val="202020"/>
                 <w:sz w:val="19"/>
               </w:rPr>
-              <w:t>Materialise per-person network summaries onto profiles</w:t>
+              <w:t>Auto-link at/above the threshold; review-queue in the band below</w:t>
             </w:r>
           </w:p>
         </w:tc>
@@ -13523,7 +14469,7 @@
                 <w:color w:val="202020"/>
                 <w:sz w:val="19"/>
               </w:rPr>
-              <w:t>CLASSIFICATION</w:t>
+              <w:t>RELATIONSHIP_PATHS</w:t>
             </w:r>
             <w:r>
               <w:rPr>
@@ -13538,7 +14484,7 @@
                 <w:color w:val="202020"/>
                 <w:sz w:val="19"/>
               </w:rPr>
-              <w:t>DATA_RESIDENCY</w:t>
+              <w:t>RELATIONSHIP_TOP_ORGS</w:t>
             </w:r>
           </w:p>
         </w:tc>
@@ -13568,7 +14514,7 @@
                 <w:color w:val="202020"/>
                 <w:sz w:val="19"/>
               </w:rPr>
-              <w:t>false / —</w:t>
+              <w:t>false / 3</w:t>
             </w:r>
           </w:p>
         </w:tc>
@@ -13583,7 +14529,7 @@
                 <w:color w:val="202020"/>
                 <w:sz w:val="19"/>
               </w:rPr>
-              <w:t>Stamp sensitivity label / categories / residency properties</w:t>
+              <w:t>Materialise per-person network summaries onto profiles</w:t>
             </w:r>
           </w:p>
         </w:tc>
@@ -13602,7 +14548,70 @@
         <w:rPr>
           <w:color w:val="2E5496"/>
         </w:rPr>
-        <w:t>State, resilience and observability</w:t>
+        <w:t>Data governance &amp; compliance controls</w:t>
+      </w:r>
+    </w:p>
+    <w:p>
+      <w:pPr>
+        <w:spacing w:after="120"/>
+      </w:pPr>
+      <w:r>
+        <w:rPr>
+          <w:color w:val="202020"/>
+        </w:rPr>
+        <w:t xml:space="preserve">These control </w:t>
+      </w:r>
+      <w:r>
+        <w:rPr>
+          <w:b/>
+          <w:color w:val="202020"/>
+        </w:rPr>
+        <w:t>purpose-of-use authorization</w:t>
+      </w:r>
+      <w:r>
+        <w:rPr>
+          <w:color w:val="202020"/>
+        </w:rPr>
+        <w:t xml:space="preserve">, </w:t>
+      </w:r>
+      <w:r>
+        <w:rPr>
+          <w:b/>
+          <w:color w:val="202020"/>
+        </w:rPr>
+        <w:t>classification</w:t>
+      </w:r>
+      <w:r>
+        <w:rPr>
+          <w:color w:val="202020"/>
+        </w:rPr>
+        <w:t xml:space="preserve"> (including its one hard-enforcement mode), </w:t>
+      </w:r>
+      <w:r>
+        <w:rPr>
+          <w:b/>
+          <w:color w:val="202020"/>
+        </w:rPr>
+        <w:t>stale-index self-expiry</w:t>
+      </w:r>
+      <w:r>
+        <w:rPr>
+          <w:color w:val="202020"/>
+        </w:rPr>
+        <w:t xml:space="preserve"> and the </w:t>
+      </w:r>
+      <w:r>
+        <w:rPr>
+          <w:b/>
+          <w:color w:val="202020"/>
+        </w:rPr>
+        <w:t>decision ledger</w:t>
+      </w:r>
+      <w:r>
+        <w:rPr>
+          <w:color w:val="202020"/>
+        </w:rPr>
+        <w:t>. All are new in 1.1; every one is OFF or unchanged unless you set it.</w:t>
       </w:r>
     </w:p>
     <w:tbl>
@@ -13639,7 +14648,7 @@
                 <w:color w:val="FFFFFF"/>
                 <w:sz w:val="19"/>
               </w:rPr>
-              <w:t>Variable</w:t>
+              <w:t>Variable / control</w:t>
             </w:r>
           </w:p>
         </w:tc>
@@ -13704,14 +14713,49 @@
                 <w:color w:val="202020"/>
                 <w:sz w:val="19"/>
               </w:rPr>
-              <w:t>USE_SQL_SERVER</w:t>
-            </w:r>
-            <w:r>
-              <w:rPr>
-                <w:color w:val="202020"/>
-                <w:sz w:val="19"/>
-              </w:rPr>
-              <w:t xml:space="preserve"> / </w:t>
+              <w:t>PURPOSE_ALLOWLIST</w:t>
+            </w:r>
+          </w:p>
+        </w:tc>
+        <w:tc>
+          <w:tcPr>
+            <w:tcW w:type="dxa" w:w="1200"/>
+          </w:tcPr>
+          <w:p>
+            <w:r>
+              <w:rPr>
+                <w:color w:val="202020"/>
+                <w:sz w:val="19"/>
+              </w:rPr>
+              <w:t>no</w:t>
+            </w:r>
+          </w:p>
+        </w:tc>
+        <w:tc>
+          <w:tcPr>
+            <w:tcW w:type="dxa" w:w="1400"/>
+          </w:tcPr>
+          <w:p>
+            <w:r>
+              <w:rPr>
+                <w:color w:val="202020"/>
+                <w:sz w:val="19"/>
+              </w:rPr>
+              <w:t>unset (record-only)</w:t>
+            </w:r>
+          </w:p>
+        </w:tc>
+        <w:tc>
+          <w:tcPr>
+            <w:tcW w:type="dxa" w:w="3760"/>
+          </w:tcPr>
+          <w:p>
+            <w:r>
+              <w:rPr>
+                <w:color w:val="202020"/>
+                <w:sz w:val="19"/>
+              </w:rPr>
+              <w:t xml:space="preserve">Comma-separated permitted </w:t>
             </w:r>
             <w:r>
               <w:rPr>
@@ -13719,49 +14763,59 @@
                 <w:color w:val="202020"/>
                 <w:sz w:val="19"/>
               </w:rPr>
-              <w:t>SQL_CONNECTION_STRING</w:t>
-            </w:r>
-          </w:p>
-        </w:tc>
-        <w:tc>
-          <w:tcPr>
-            <w:tcW w:type="dxa" w:w="1200"/>
-          </w:tcPr>
-          <w:p>
-            <w:r>
-              <w:rPr>
-                <w:color w:val="202020"/>
-                <w:sz w:val="19"/>
-              </w:rPr>
-              <w:t>no</w:t>
-            </w:r>
-          </w:p>
-        </w:tc>
-        <w:tc>
-          <w:tcPr>
-            <w:tcW w:type="dxa" w:w="1400"/>
-          </w:tcPr>
-          <w:p>
-            <w:r>
-              <w:rPr>
-                <w:color w:val="202020"/>
-                <w:sz w:val="19"/>
-              </w:rPr>
-              <w:t>false</w:t>
-            </w:r>
-          </w:p>
-        </w:tc>
-        <w:tc>
-          <w:tcPr>
-            <w:tcW w:type="dxa" w:w="3760"/>
-          </w:tcPr>
-          <w:p>
-            <w:r>
-              <w:rPr>
-                <w:color w:val="202020"/>
-                <w:sz w:val="19"/>
-              </w:rPr>
-              <w:t>Move all state to SQL Server (required for HA)</w:t>
+              <w:t>--purpose</w:t>
+            </w:r>
+            <w:r>
+              <w:rPr>
+                <w:color w:val="202020"/>
+                <w:sz w:val="19"/>
+              </w:rPr>
+              <w:t xml:space="preserve"> values (case-insensitive, trimmed). When SET, an </w:t>
+            </w:r>
+            <w:r>
+              <w:rPr>
+                <w:rFonts w:ascii="Consolas" w:hAnsi="Consolas"/>
+                <w:color w:val="202020"/>
+                <w:sz w:val="19"/>
+              </w:rPr>
+              <w:t>ingest-item</w:t>
+            </w:r>
+            <w:r>
+              <w:rPr>
+                <w:color w:val="202020"/>
+                <w:sz w:val="19"/>
+              </w:rPr>
+              <w:t xml:space="preserve"> with a disallowed or empty purpose is DENIED fail-closed and audited (</w:t>
+            </w:r>
+            <w:r>
+              <w:rPr>
+                <w:rFonts w:ascii="Consolas" w:hAnsi="Consolas"/>
+                <w:color w:val="202020"/>
+                <w:sz w:val="19"/>
+              </w:rPr>
+              <w:t>Decision=deny</w:t>
+            </w:r>
+            <w:r>
+              <w:rPr>
+                <w:color w:val="202020"/>
+                <w:sz w:val="19"/>
+              </w:rPr>
+              <w:t xml:space="preserve">, </w:t>
+            </w:r>
+            <w:r>
+              <w:rPr>
+                <w:rFonts w:ascii="Consolas" w:hAnsi="Consolas"/>
+                <w:color w:val="202020"/>
+                <w:sz w:val="19"/>
+              </w:rPr>
+              <w:t>altrata_purpose_denied_total</w:t>
+            </w:r>
+            <w:r>
+              <w:rPr>
+                <w:color w:val="202020"/>
+                <w:sz w:val="19"/>
+              </w:rPr>
+              <w:t>) BEFORE any billable/token/HTTP work. Unset = purpose recorded only (unchanged)</w:t>
             </w:r>
           </w:p>
         </w:tc>
@@ -13779,7 +14833,7 @@
                 <w:color w:val="202020"/>
                 <w:sz w:val="19"/>
               </w:rPr>
-              <w:t>SQL_USE_MANAGED_IDENTITY</w:t>
+              <w:t>CLASSIFICATION</w:t>
             </w:r>
           </w:p>
         </w:tc>
@@ -13824,7 +14878,52 @@
                 <w:color w:val="202020"/>
                 <w:sz w:val="19"/>
               </w:rPr>
-              <w:t>Entra managed-identity auth to SQL</w:t>
+              <w:t xml:space="preserve">Stamp the advisory </w:t>
+            </w:r>
+            <w:r>
+              <w:rPr>
+                <w:rFonts w:ascii="Consolas" w:hAnsi="Consolas"/>
+                <w:color w:val="202020"/>
+                <w:sz w:val="19"/>
+              </w:rPr>
+              <w:t>sensitivityLabel</w:t>
+            </w:r>
+            <w:r>
+              <w:rPr>
+                <w:color w:val="202020"/>
+                <w:sz w:val="19"/>
+              </w:rPr>
+              <w:t xml:space="preserve"> / </w:t>
+            </w:r>
+            <w:r>
+              <w:rPr>
+                <w:rFonts w:ascii="Consolas" w:hAnsi="Consolas"/>
+                <w:color w:val="202020"/>
+                <w:sz w:val="19"/>
+              </w:rPr>
+              <w:t>detectedCategories</w:t>
+            </w:r>
+            <w:r>
+              <w:rPr>
+                <w:color w:val="202020"/>
+                <w:sz w:val="19"/>
+              </w:rPr>
+              <w:t xml:space="preserve"> / </w:t>
+            </w:r>
+            <w:r>
+              <w:rPr>
+                <w:rFonts w:ascii="Consolas" w:hAnsi="Consolas"/>
+                <w:color w:val="202020"/>
+                <w:sz w:val="19"/>
+              </w:rPr>
+              <w:t>dataResidency</w:t>
+            </w:r>
+            <w:r>
+              <w:rPr>
+                <w:color w:val="202020"/>
+                <w:sz w:val="19"/>
+              </w:rPr>
+              <w:t xml:space="preserve"> tags on items (labels/categories only — never raw detected values). Advisory metadata, NOT a Purview-enforced label (see the note below)</w:t>
             </w:r>
           </w:p>
         </w:tc>
@@ -13841,7 +14940,57 @@
                 <w:color w:val="202020"/>
                 <w:sz w:val="19"/>
               </w:rPr>
-              <w:t>HA_MODE</w:t>
+              <w:t>DATA_RESIDENCY</w:t>
+            </w:r>
+          </w:p>
+        </w:tc>
+        <w:tc>
+          <w:tcPr>
+            <w:tcW w:type="dxa" w:w="1200"/>
+          </w:tcPr>
+          <w:p>
+            <w:r>
+              <w:rPr>
+                <w:color w:val="202020"/>
+                <w:sz w:val="19"/>
+              </w:rPr>
+              <w:t>no</w:t>
+            </w:r>
+          </w:p>
+        </w:tc>
+        <w:tc>
+          <w:tcPr>
+            <w:tcW w:type="dxa" w:w="1400"/>
+          </w:tcPr>
+          <w:p>
+            <w:r>
+              <w:rPr>
+                <w:color w:val="202020"/>
+                <w:sz w:val="19"/>
+              </w:rPr>
+              <w:t>—</w:t>
+            </w:r>
+          </w:p>
+        </w:tc>
+        <w:tc>
+          <w:tcPr>
+            <w:tcW w:type="dxa" w:w="3760"/>
+          </w:tcPr>
+          <w:p>
+            <w:r>
+              <w:rPr>
+                <w:color w:val="202020"/>
+                <w:sz w:val="19"/>
+              </w:rPr>
+              <w:t xml:space="preserve">Governance residency tag stamped on items, e.g. </w:t>
+            </w:r>
+            <w:r>
+              <w:rPr>
+                <w:rFonts w:ascii="Consolas" w:hAnsi="Consolas"/>
+                <w:color w:val="202020"/>
+                <w:sz w:val="19"/>
+              </w:rPr>
+              <w:t>EU</w:t>
             </w:r>
             <w:r>
               <w:rPr>
@@ -13856,49 +15005,7 @@
                 <w:color w:val="202020"/>
                 <w:sz w:val="19"/>
               </w:rPr>
-              <w:t>HA_NODE_ID</w:t>
-            </w:r>
-          </w:p>
-        </w:tc>
-        <w:tc>
-          <w:tcPr>
-            <w:tcW w:type="dxa" w:w="1200"/>
-          </w:tcPr>
-          <w:p>
-            <w:r>
-              <w:rPr>
-                <w:color w:val="202020"/>
-                <w:sz w:val="19"/>
-              </w:rPr>
-              <w:t>no</w:t>
-            </w:r>
-          </w:p>
-        </w:tc>
-        <w:tc>
-          <w:tcPr>
-            <w:tcW w:type="dxa" w:w="1400"/>
-          </w:tcPr>
-          <w:p>
-            <w:r>
-              <w:rPr>
-                <w:color w:val="202020"/>
-                <w:sz w:val="19"/>
-              </w:rPr>
-              <w:t>false / machine:pid</w:t>
-            </w:r>
-          </w:p>
-        </w:tc>
-        <w:tc>
-          <w:tcPr>
-            <w:tcW w:type="dxa" w:w="3760"/>
-          </w:tcPr>
-          <w:p>
-            <w:r>
-              <w:rPr>
-                <w:color w:val="202020"/>
-                <w:sz w:val="19"/>
-              </w:rPr>
-              <w:t>Active-active multi-node crawling via SQL leases</w:t>
+              <w:t>US</w:t>
             </w:r>
           </w:p>
         </w:tc>
@@ -13916,22 +15023,7 @@
                 <w:color w:val="202020"/>
                 <w:sz w:val="19"/>
               </w:rPr>
-              <w:t>USE_KEY_VAULT</w:t>
-            </w:r>
-            <w:r>
-              <w:rPr>
-                <w:color w:val="202020"/>
-                <w:sz w:val="19"/>
-              </w:rPr>
-              <w:t xml:space="preserve"> / </w:t>
-            </w:r>
-            <w:r>
-              <w:rPr>
-                <w:rFonts w:ascii="Consolas" w:hAnsi="Consolas"/>
-                <w:color w:val="202020"/>
-                <w:sz w:val="19"/>
-              </w:rPr>
-              <w:t>KEY_VAULT_URI</w:t>
+              <w:t>CLASSIFICATION_MANIFEST</w:t>
             </w:r>
           </w:p>
         </w:tc>
@@ -13976,22 +15068,7 @@
                 <w:color w:val="202020"/>
                 <w:sz w:val="19"/>
               </w:rPr>
-              <w:t xml:space="preserve">Resolve </w:t>
-            </w:r>
-            <w:r>
-              <w:rPr>
-                <w:rFonts w:ascii="Consolas" w:hAnsi="Consolas"/>
-                <w:color w:val="202020"/>
-                <w:sz w:val="19"/>
-              </w:rPr>
-              <w:t>SECRET_*</w:t>
-            </w:r>
-            <w:r>
-              <w:rPr>
-                <w:color w:val="202020"/>
-                <w:sz w:val="19"/>
-              </w:rPr>
-              <w:t xml:space="preserve"> from Azure Key Vault</w:t>
+              <w:t>Write a per-delivery classification summary JSONL (counts + item→label; no personal values)</w:t>
             </w:r>
           </w:p>
         </w:tc>
@@ -14008,7 +15085,7 @@
                 <w:color w:val="202020"/>
                 <w:sz w:val="19"/>
               </w:rPr>
-              <w:t>HEALTH_PORT</w:t>
+              <w:t>CLASSIFICATION_ENFORCE_ACL</w:t>
             </w:r>
           </w:p>
         </w:tc>
@@ -14036,7 +15113,7 @@
                 <w:color w:val="202020"/>
                 <w:sz w:val="19"/>
               </w:rPr>
-              <w:t>off</w:t>
+              <w:t>false</w:t>
             </w:r>
           </w:p>
         </w:tc>
@@ -14050,7 +15127,7 @@
                 <w:color w:val="202020"/>
                 <w:sz w:val="19"/>
               </w:rPr>
-              <w:t xml:space="preserve">Serve </w:t>
+              <w:t xml:space="preserve">The ONE place the tag becomes a hard control: top-tier (Restricted) items have their ACL locked to </w:t>
             </w:r>
             <w:r>
               <w:rPr>
@@ -14058,14 +15135,14 @@
                 <w:color w:val="202020"/>
                 <w:sz w:val="19"/>
               </w:rPr>
-              <w:t>/health</w:t>
-            </w:r>
-            <w:r>
-              <w:rPr>
-                <w:color w:val="202020"/>
-                <w:sz w:val="19"/>
-              </w:rPr>
-              <w:t xml:space="preserve">, </w:t>
+              <w:t>CLASSIFICATION_ENFORCE_GROUP_ID</w:t>
+            </w:r>
+            <w:r>
+              <w:rPr>
+                <w:color w:val="202020"/>
+                <w:sz w:val="19"/>
+              </w:rPr>
+              <w:t xml:space="preserve"> only (non-Restricted items keep the seat ACL). Requires </w:t>
             </w:r>
             <w:r>
               <w:rPr>
@@ -14073,22 +15150,14 @@
                 <w:color w:val="202020"/>
                 <w:sz w:val="19"/>
               </w:rPr>
-              <w:t>/ready</w:t>
-            </w:r>
-            <w:r>
-              <w:rPr>
-                <w:color w:val="202020"/>
-                <w:sz w:val="19"/>
-              </w:rPr>
-              <w:t xml:space="preserve">, </w:t>
-            </w:r>
-            <w:r>
-              <w:rPr>
-                <w:rFonts w:ascii="Consolas" w:hAnsi="Consolas"/>
-                <w:color w:val="202020"/>
-                <w:sz w:val="19"/>
-              </w:rPr>
-              <w:t>/metrics</w:t>
+              <w:t>CLASSIFICATION=true</w:t>
+            </w:r>
+            <w:r>
+              <w:rPr>
+                <w:color w:val="202020"/>
+                <w:sz w:val="19"/>
+              </w:rPr>
+              <w:t>; startup fails naming the setting if on without the group</w:t>
             </w:r>
           </w:p>
         </w:tc>
@@ -14106,37 +15175,7 @@
                 <w:color w:val="202020"/>
                 <w:sz w:val="19"/>
               </w:rPr>
-              <w:t>LOG_FORMAT</w:t>
-            </w:r>
-            <w:r>
-              <w:rPr>
-                <w:color w:val="202020"/>
-                <w:sz w:val="19"/>
-              </w:rPr>
-              <w:t xml:space="preserve"> / </w:t>
-            </w:r>
-            <w:r>
-              <w:rPr>
-                <w:rFonts w:ascii="Consolas" w:hAnsi="Consolas"/>
-                <w:color w:val="202020"/>
-                <w:sz w:val="19"/>
-              </w:rPr>
-              <w:t>LOG_LEVEL</w:t>
-            </w:r>
-            <w:r>
-              <w:rPr>
-                <w:color w:val="202020"/>
-                <w:sz w:val="19"/>
-              </w:rPr>
-              <w:t xml:space="preserve"> / </w:t>
-            </w:r>
-            <w:r>
-              <w:rPr>
-                <w:rFonts w:ascii="Consolas" w:hAnsi="Consolas"/>
-                <w:color w:val="202020"/>
-                <w:sz w:val="19"/>
-              </w:rPr>
-              <w:t>LOG_RETENTION_DAYS</w:t>
+              <w:t>CLASSIFICATION_ENFORCE_GROUP_ID</w:t>
             </w:r>
           </w:p>
         </w:tc>
@@ -14151,7 +15190,7 @@
                 <w:color w:val="202020"/>
                 <w:sz w:val="19"/>
               </w:rPr>
-              <w:t>no</w:t>
+              <w:t>if enforcing</w:t>
             </w:r>
           </w:p>
         </w:tc>
@@ -14166,7 +15205,7 @@
                 <w:color w:val="202020"/>
                 <w:sz w:val="19"/>
               </w:rPr>
-              <w:t>text / info / off</w:t>
+              <w:t>—</w:t>
             </w:r>
           </w:p>
         </w:tc>
@@ -14181,7 +15220,7 @@
                 <w:color w:val="202020"/>
                 <w:sz w:val="19"/>
               </w:rPr>
-              <w:t>Structured JSON logs, verbosity, run-log pruning</w:t>
+              <w:t>The single Entra group Restricted items are locked to — should be a subset of the seats (the small reviewer group for the most sensitive tier)</w:t>
             </w:r>
           </w:p>
         </w:tc>
@@ -14198,14 +15237,49 @@
                 <w:color w:val="202020"/>
                 <w:sz w:val="19"/>
               </w:rPr>
-              <w:t>ALERT_WEBHOOK_URL</w:t>
-            </w:r>
-            <w:r>
-              <w:rPr>
-                <w:color w:val="202020"/>
-                <w:sz w:val="19"/>
-              </w:rPr>
-              <w:t xml:space="preserve"> / </w:t>
+              <w:t>GRAPH_ITEM_TTL_DAYS</w:t>
+            </w:r>
+          </w:p>
+        </w:tc>
+        <w:tc>
+          <w:tcPr>
+            <w:tcW w:type="dxa" w:w="1200"/>
+          </w:tcPr>
+          <w:p>
+            <w:r>
+              <w:rPr>
+                <w:color w:val="202020"/>
+                <w:sz w:val="19"/>
+              </w:rPr>
+              <w:t>no</w:t>
+            </w:r>
+          </w:p>
+        </w:tc>
+        <w:tc>
+          <w:tcPr>
+            <w:tcW w:type="dxa" w:w="1400"/>
+          </w:tcPr>
+          <w:p>
+            <w:r>
+              <w:rPr>
+                <w:color w:val="202020"/>
+                <w:sz w:val="19"/>
+              </w:rPr>
+              <w:t>0 (off)</w:t>
+            </w:r>
+          </w:p>
+        </w:tc>
+        <w:tc>
+          <w:tcPr>
+            <w:tcW w:type="dxa" w:w="3760"/>
+          </w:tcPr>
+          <w:p>
+            <w:r>
+              <w:rPr>
+                <w:color w:val="202020"/>
+                <w:sz w:val="19"/>
+              </w:rPr>
+              <w:t xml:space="preserve">When &gt; 0, stamp every ingested item with </w:t>
             </w:r>
             <w:r>
               <w:rPr>
@@ -14213,49 +15287,14 @@
                 <w:color w:val="202020"/>
                 <w:sz w:val="19"/>
               </w:rPr>
-              <w:t>ALERT_DEADLETTER_THRESHOLD</w:t>
-            </w:r>
-          </w:p>
-        </w:tc>
-        <w:tc>
-          <w:tcPr>
-            <w:tcW w:type="dxa" w:w="1200"/>
-          </w:tcPr>
-          <w:p>
-            <w:r>
-              <w:rPr>
-                <w:color w:val="202020"/>
-                <w:sz w:val="19"/>
-              </w:rPr>
-              <w:t>no</w:t>
-            </w:r>
-          </w:p>
-        </w:tc>
-        <w:tc>
-          <w:tcPr>
-            <w:tcW w:type="dxa" w:w="1400"/>
-          </w:tcPr>
-          <w:p>
-            <w:r>
-              <w:rPr>
-                <w:color w:val="202020"/>
-                <w:sz w:val="19"/>
-              </w:rPr>
-              <w:t>off / 0</w:t>
-            </w:r>
-          </w:p>
-        </w:tc>
-        <w:tc>
-          <w:tcPr>
-            <w:tcW w:type="dxa" w:w="3760"/>
-          </w:tcPr>
-          <w:p>
-            <w:r>
-              <w:rPr>
-                <w:color w:val="202020"/>
-                <w:sz w:val="19"/>
-              </w:rPr>
-              <w:t>POST alerts to Teams/Slack; dead-letter depth alert</w:t>
+              <w:t>expirationDateTime</w:t>
+            </w:r>
+            <w:r>
+              <w:rPr>
+                <w:color w:val="202020"/>
+                <w:sz w:val="19"/>
+              </w:rPr>
+              <w:t xml:space="preserve"> = now + N days so the index SELF-EXPIRES if crawling stops after an outage; a healthy crawl re-stamps each pass. 0 = items never expire (unchanged)</w:t>
             </w:r>
           </w:p>
         </w:tc>
@@ -14269,11 +15308,10 @@
           <w:p>
             <w:r>
               <w:rPr>
-                <w:rFonts w:ascii="Consolas" w:hAnsi="Consolas"/>
-                <w:color w:val="202020"/>
-                <w:sz w:val="19"/>
-              </w:rPr>
-              <w:t>OTEL_EXPORTER_OTLP_ENDPOINT</w:t>
+                <w:color w:val="202020"/>
+                <w:sz w:val="19"/>
+              </w:rPr>
+              <w:t>Decision ledger</w:t>
             </w:r>
           </w:p>
         </w:tc>
@@ -14288,7 +15326,7 @@
                 <w:color w:val="202020"/>
                 <w:sz w:val="19"/>
               </w:rPr>
-              <w:t>no</w:t>
+              <w:t>n/a (always on)</w:t>
             </w:r>
           </w:p>
         </w:tc>
@@ -14303,7 +15341,7 @@
                 <w:color w:val="202020"/>
                 <w:sz w:val="19"/>
               </w:rPr>
-              <w:t>off</w:t>
+              <w:t>on</w:t>
             </w:r>
           </w:p>
         </w:tc>
@@ -14318,311 +15356,52 @@
                 <w:color w:val="202020"/>
                 <w:sz w:val="19"/>
               </w:rPr>
-              <w:t>Export OpenTelemetry spans (PII-safe, allow-listed tags)</w:t>
-            </w:r>
-          </w:p>
-        </w:tc>
-      </w:tr>
-      <w:tr>
-        <w:tc>
-          <w:tcPr>
-            <w:tcW w:type="dxa" w:w="3000"/>
-          </w:tcPr>
-          <w:p>
+              <w:t>Append-only, SHA-256 hash-chained record of EXCLUSION and ACL-RESTRICTION decisions (</w:t>
+            </w:r>
             <w:r>
               <w:rPr>
                 <w:rFonts w:ascii="Consolas" w:hAnsi="Consolas"/>
                 <w:color w:val="202020"/>
                 <w:sz w:val="19"/>
               </w:rPr>
-              <w:t>CIRCUIT_BREAKER*</w:t>
-            </w:r>
-          </w:p>
-        </w:tc>
-        <w:tc>
-          <w:tcPr>
-            <w:tcW w:type="dxa" w:w="1200"/>
-          </w:tcPr>
-          <w:p>
-            <w:r>
-              <w:rPr>
-                <w:color w:val="202020"/>
-                <w:sz w:val="19"/>
-              </w:rPr>
-              <w:t>no</w:t>
-            </w:r>
-          </w:p>
-        </w:tc>
-        <w:tc>
-          <w:tcPr>
-            <w:tcW w:type="dxa" w:w="1400"/>
-          </w:tcPr>
-          <w:p>
-            <w:r>
-              <w:rPr>
-                <w:color w:val="202020"/>
-                <w:sz w:val="19"/>
-              </w:rPr>
-              <w:t>on / 5 / 60s / 30s / 2</w:t>
-            </w:r>
-          </w:p>
-        </w:tc>
-        <w:tc>
-          <w:tcPr>
-            <w:tcW w:type="dxa" w:w="3760"/>
-          </w:tcPr>
-          <w:p>
-            <w:r>
-              <w:rPr>
-                <w:color w:val="202020"/>
-                <w:sz w:val="19"/>
-              </w:rPr>
-              <w:t>Per-dependency breakers (Graph critical, API non-critical)</w:t>
-            </w:r>
-          </w:p>
-        </w:tc>
-      </w:tr>
-      <w:tr>
-        <w:tc>
-          <w:tcPr>
-            <w:tcW w:type="dxa" w:w="3000"/>
-            <w:shd w:val="clear" w:color="auto" w:fill="F7F9FC"/>
-          </w:tcPr>
-          <w:p>
+              <w:t>logs/decision_ledger_{ID}.jsonl</w:t>
+            </w:r>
+            <w:r>
+              <w:rPr>
+                <w:color w:val="202020"/>
+                <w:sz w:val="19"/>
+              </w:rPr>
+              <w:t xml:space="preserve">; ids/reasons only, no PII). Same hash-chain substrate as the erasure ledger; </w:t>
+            </w:r>
             <w:r>
               <w:rPr>
                 <w:rFonts w:ascii="Consolas" w:hAnsi="Consolas"/>
                 <w:color w:val="202020"/>
                 <w:sz w:val="19"/>
               </w:rPr>
-              <w:t>EVENTLOG_ENABLED</w:t>
-            </w:r>
-          </w:p>
-        </w:tc>
-        <w:tc>
-          <w:tcPr>
-            <w:tcW w:type="dxa" w:w="1200"/>
-            <w:shd w:val="clear" w:color="auto" w:fill="F7F9FC"/>
-          </w:tcPr>
-          <w:p>
-            <w:r>
-              <w:rPr>
-                <w:color w:val="202020"/>
-                <w:sz w:val="19"/>
-              </w:rPr>
-              <w:t>no</w:t>
-            </w:r>
-          </w:p>
-        </w:tc>
-        <w:tc>
-          <w:tcPr>
-            <w:tcW w:type="dxa" w:w="1400"/>
-            <w:shd w:val="clear" w:color="auto" w:fill="F7F9FC"/>
-          </w:tcPr>
-          <w:p>
-            <w:r>
-              <w:rPr>
-                <w:color w:val="202020"/>
-                <w:sz w:val="19"/>
-              </w:rPr>
-              <w:t>false</w:t>
-            </w:r>
-          </w:p>
-        </w:tc>
-        <w:tc>
-          <w:tcPr>
-            <w:tcW w:type="dxa" w:w="3760"/>
-            <w:shd w:val="clear" w:color="auto" w:fill="F7F9FC"/>
-          </w:tcPr>
-          <w:p>
-            <w:r>
-              <w:rPr>
-                <w:color w:val="202020"/>
-                <w:sz w:val="19"/>
-              </w:rPr>
-              <w:t>Mirror WARNING/ERROR to the Windows Application log (SIEM)</w:t>
-            </w:r>
-          </w:p>
-        </w:tc>
-      </w:tr>
-      <w:tr>
-        <w:tc>
-          <w:tcPr>
-            <w:tcW w:type="dxa" w:w="3000"/>
-          </w:tcPr>
-          <w:p>
+              <w:t>Verify</w:t>
+            </w:r>
+            <w:r>
+              <w:rPr>
+                <w:color w:val="202020"/>
+                <w:sz w:val="19"/>
+              </w:rPr>
+              <w:t xml:space="preserve"> surfaces as </w:t>
+            </w:r>
             <w:r>
               <w:rPr>
                 <w:rFonts w:ascii="Consolas" w:hAnsi="Consolas"/>
                 <w:color w:val="202020"/>
                 <w:sz w:val="19"/>
               </w:rPr>
-              <w:t>PROXY_URL</w:t>
-            </w:r>
-            <w:r>
-              <w:rPr>
-                <w:color w:val="202020"/>
-                <w:sz w:val="19"/>
-              </w:rPr>
-              <w:t xml:space="preserve"> / </w:t>
-            </w:r>
-            <w:r>
-              <w:rPr>
-                <w:rFonts w:ascii="Consolas" w:hAnsi="Consolas"/>
-                <w:color w:val="202020"/>
-                <w:sz w:val="19"/>
-              </w:rPr>
-              <w:t>PROXY_BYPASS</w:t>
-            </w:r>
-            <w:r>
-              <w:rPr>
-                <w:color w:val="202020"/>
-                <w:sz w:val="19"/>
-              </w:rPr>
-              <w:t xml:space="preserve"> / </w:t>
-            </w:r>
-            <w:r>
-              <w:rPr>
-                <w:rFonts w:ascii="Consolas" w:hAnsi="Consolas"/>
-                <w:color w:val="202020"/>
-                <w:sz w:val="19"/>
-              </w:rPr>
-              <w:t>CA_BUNDLE_PATH</w:t>
-            </w:r>
-          </w:p>
-        </w:tc>
-        <w:tc>
-          <w:tcPr>
-            <w:tcW w:type="dxa" w:w="1200"/>
-          </w:tcPr>
-          <w:p>
-            <w:r>
-              <w:rPr>
-                <w:color w:val="202020"/>
-                <w:sz w:val="19"/>
-              </w:rPr>
-              <w:t>no</w:t>
-            </w:r>
-          </w:p>
-        </w:tc>
-        <w:tc>
-          <w:tcPr>
-            <w:tcW w:type="dxa" w:w="1400"/>
-          </w:tcPr>
-          <w:p>
-            <w:r>
-              <w:rPr>
-                <w:color w:val="202020"/>
-                <w:sz w:val="19"/>
-              </w:rPr>
-              <w:t>direct / none / none</w:t>
-            </w:r>
-          </w:p>
-        </w:tc>
-        <w:tc>
-          <w:tcPr>
-            <w:tcW w:type="dxa" w:w="3760"/>
-          </w:tcPr>
-          <w:p>
-            <w:r>
-              <w:rPr>
-                <w:color w:val="202020"/>
-                <w:sz w:val="19"/>
-              </w:rPr>
-              <w:t>Forward proxy and additive TLS-inspection trust roots</w:t>
-            </w:r>
-          </w:p>
-        </w:tc>
-      </w:tr>
-      <w:tr>
-        <w:tc>
-          <w:tcPr>
-            <w:tcW w:type="dxa" w:w="3000"/>
-            <w:shd w:val="clear" w:color="auto" w:fill="F7F9FC"/>
-          </w:tcPr>
-          <w:p>
-            <w:r>
-              <w:rPr>
-                <w:rFonts w:ascii="Consolas" w:hAnsi="Consolas"/>
-                <w:color w:val="202020"/>
-                <w:sz w:val="19"/>
-              </w:rPr>
-              <w:t>GRAPH_CLIENT_CERT_PATH</w:t>
-            </w:r>
-            <w:r>
-              <w:rPr>
-                <w:color w:val="202020"/>
-                <w:sz w:val="19"/>
-              </w:rPr>
-              <w:t xml:space="preserve"> / </w:t>
-            </w:r>
-            <w:r>
-              <w:rPr>
-                <w:rFonts w:ascii="Consolas" w:hAnsi="Consolas"/>
-                <w:color w:val="202020"/>
-                <w:sz w:val="19"/>
-              </w:rPr>
-              <w:t>_THUMBPRINT</w:t>
-            </w:r>
-            <w:r>
-              <w:rPr>
-                <w:color w:val="202020"/>
-                <w:sz w:val="19"/>
-              </w:rPr>
-              <w:t xml:space="preserve"> / </w:t>
-            </w:r>
-            <w:r>
-              <w:rPr>
-                <w:rFonts w:ascii="Consolas" w:hAnsi="Consolas"/>
-                <w:color w:val="202020"/>
-                <w:sz w:val="19"/>
-              </w:rPr>
-              <w:t>_PASSWORD</w:t>
-            </w:r>
-          </w:p>
-        </w:tc>
-        <w:tc>
-          <w:tcPr>
-            <w:tcW w:type="dxa" w:w="1200"/>
-            <w:shd w:val="clear" w:color="auto" w:fill="F7F9FC"/>
-          </w:tcPr>
-          <w:p>
-            <w:r>
-              <w:rPr>
-                <w:color w:val="202020"/>
-                <w:sz w:val="19"/>
-              </w:rPr>
-              <w:t>no</w:t>
-            </w:r>
-          </w:p>
-        </w:tc>
-        <w:tc>
-          <w:tcPr>
-            <w:tcW w:type="dxa" w:w="1400"/>
-            <w:shd w:val="clear" w:color="auto" w:fill="F7F9FC"/>
-          </w:tcPr>
-          <w:p>
-            <w:r>
-              <w:rPr>
-                <w:color w:val="202020"/>
-                <w:sz w:val="19"/>
-              </w:rPr>
-              <w:t>none</w:t>
-            </w:r>
-          </w:p>
-        </w:tc>
-        <w:tc>
-          <w:tcPr>
-            <w:tcW w:type="dxa" w:w="3760"/>
-            <w:shd w:val="clear" w:color="auto" w:fill="F7F9FC"/>
-          </w:tcPr>
-          <w:p>
-            <w:r>
-              <w:rPr>
-                <w:color w:val="202020"/>
-                <w:sz w:val="19"/>
-              </w:rPr>
-              <w:t>Certificate credential for Graph (wins over the secret)</w:t>
+              <w:t>altrata_decision_ledger_broken</w:t>
+            </w:r>
+            <w:r>
+              <w:rPr>
+                <w:color w:val="202020"/>
+                <w:sz w:val="19"/>
+              </w:rPr>
+              <w:t>. No env knob</w:t>
             </w:r>
           </w:p>
         </w:tc>
@@ -14646,6 +15425,1158 @@
         <w:tc>
           <w:tcPr>
             <w:tcW w:type="dxa" w:w="9360"/>
+            <w:shd w:val="clear" w:color="auto" w:fill="FBEDD6"/>
+            <w:tcBorders>
+              <w:top w:val="single" w:sz="4" w:space="0" w:color="C77700"/>
+              <w:left w:val="single" w:sz="24" w:space="0" w:color="C77700"/>
+              <w:bottom w:val="single" w:sz="4" w:space="0" w:color="C77700"/>
+              <w:right w:val="single" w:sz="4" w:space="0" w:color="C77700"/>
+            </w:tcBorders>
+          </w:tcPr>
+          <w:p>
+            <w:r>
+              <w:rPr>
+                <w:b/>
+                <w:color w:val="C77700"/>
+              </w:rPr>
+              <w:t xml:space="preserve">Important: </w:t>
+            </w:r>
+            <w:r>
+              <w:rPr>
+                <w:rFonts w:ascii="Consolas" w:hAnsi="Consolas"/>
+                <w:color w:val="202020"/>
+                <w:sz w:val="19"/>
+              </w:rPr>
+              <w:t>sensitivityLabel</w:t>
+            </w:r>
+            <w:r>
+              <w:rPr>
+                <w:color w:val="202020"/>
+                <w:sz w:val="20"/>
+              </w:rPr>
+              <w:t xml:space="preserve"> is an </w:t>
+            </w:r>
+            <w:r>
+              <w:rPr>
+                <w:b/>
+                <w:color w:val="202020"/>
+                <w:sz w:val="20"/>
+              </w:rPr>
+              <w:t>advisory, connector-applied classification tag</w:t>
+            </w:r>
+            <w:r>
+              <w:rPr>
+                <w:color w:val="202020"/>
+                <w:sz w:val="20"/>
+              </w:rPr>
+              <w:t xml:space="preserve"> — Purview-*aligned in naming only*. It is searchable/refinable so admins can build Microsoft Search policies on it, but it is </w:t>
+            </w:r>
+            <w:r>
+              <w:rPr>
+                <w:b/>
+                <w:color w:val="202020"/>
+                <w:sz w:val="20"/>
+              </w:rPr>
+              <w:t>not a Microsoft Purview sensitivity label</w:t>
+            </w:r>
+            <w:r>
+              <w:rPr>
+                <w:color w:val="202020"/>
+                <w:sz w:val="20"/>
+              </w:rPr>
+              <w:t xml:space="preserve"> and carries no Purview encryption, DLP or downstream honouring. The only place the tag becomes a hard control is </w:t>
+            </w:r>
+            <w:r>
+              <w:rPr>
+                <w:rFonts w:ascii="Consolas" w:hAnsi="Consolas"/>
+                <w:color w:val="202020"/>
+                <w:sz w:val="19"/>
+              </w:rPr>
+              <w:t>CLASSIFICATION_ENFORCE_ACL</w:t>
+            </w:r>
+            <w:r>
+              <w:rPr>
+                <w:color w:val="202020"/>
+                <w:sz w:val="20"/>
+              </w:rPr>
+              <w:t xml:space="preserve">. </w:t>
+            </w:r>
+            <w:r>
+              <w:rPr>
+                <w:b/>
+                <w:color w:val="202020"/>
+                <w:sz w:val="20"/>
+              </w:rPr>
+              <w:t>Honest caveat:</w:t>
+            </w:r>
+            <w:r>
+              <w:rPr>
+                <w:color w:val="202020"/>
+                <w:sz w:val="20"/>
+              </w:rPr>
+              <w:t xml:space="preserve"> a seat-change re-ACL sweep rebuilds ACLs from the seat list and can therefore overwrite the classification-enforced group ACL on a Restricted item; the next crawl re-applies enforcement at transform time. If you need enforcement to hold continuously, keep crawls frequent — do not rely on it as an instantaneous lock between crawls.</w:t>
+            </w:r>
+          </w:p>
+        </w:tc>
+      </w:tr>
+    </w:tbl>
+    <w:p>
+      <w:pPr>
+        <w:spacing w:after="40"/>
+      </w:pPr>
+    </w:p>
+    <w:p>
+      <w:pPr>
+        <w:pStyle w:val="Heading2"/>
+      </w:pPr>
+      <w:r>
+        <w:rPr>
+          <w:color w:val="2E5496"/>
+        </w:rPr>
+        <w:t>State, resilience and observability</w:t>
+      </w:r>
+    </w:p>
+    <w:tbl>
+      <w:tblPr>
+        <w:tblW w:type="auto" w:w="0"/>
+        <w:jc w:val="center"/>
+        <w:tblLayout w:type="fixed"/>
+        <w:tblLook w:firstColumn="1" w:firstRow="1" w:lastColumn="0" w:lastRow="0" w:noHBand="0" w:noVBand="1" w:val="04A0"/>
+        <w:tblBorders>
+          <w:top w:val="single" w:sz="4" w:space="0" w:color="C9D3E3"/>
+          <w:left w:val="single" w:sz="4" w:space="0" w:color="C9D3E3"/>
+          <w:bottom w:val="single" w:sz="4" w:space="0" w:color="C9D3E3"/>
+          <w:right w:val="single" w:sz="4" w:space="0" w:color="C9D3E3"/>
+          <w:insideH w:val="single" w:sz="4" w:space="0" w:color="C9D3E3"/>
+          <w:insideV w:val="single" w:sz="4" w:space="0" w:color="C9D3E3"/>
+        </w:tblBorders>
+      </w:tblPr>
+      <w:tblGrid>
+        <w:gridCol w:w="3000"/>
+        <w:gridCol w:w="1200"/>
+        <w:gridCol w:w="1400"/>
+        <w:gridCol w:w="3760"/>
+      </w:tblGrid>
+      <w:tr>
+        <w:tc>
+          <w:tcPr>
+            <w:tcW w:type="dxa" w:w="3000"/>
+            <w:shd w:val="clear" w:color="auto" w:fill="2E5496"/>
+          </w:tcPr>
+          <w:p>
+            <w:r>
+              <w:rPr>
+                <w:b/>
+                <w:color w:val="FFFFFF"/>
+                <w:sz w:val="19"/>
+              </w:rPr>
+              <w:t>Variable</w:t>
+            </w:r>
+          </w:p>
+        </w:tc>
+        <w:tc>
+          <w:tcPr>
+            <w:tcW w:type="dxa" w:w="1200"/>
+            <w:shd w:val="clear" w:color="auto" w:fill="2E5496"/>
+          </w:tcPr>
+          <w:p>
+            <w:r>
+              <w:rPr>
+                <w:b/>
+                <w:color w:val="FFFFFF"/>
+                <w:sz w:val="19"/>
+              </w:rPr>
+              <w:t>Required?</w:t>
+            </w:r>
+          </w:p>
+        </w:tc>
+        <w:tc>
+          <w:tcPr>
+            <w:tcW w:type="dxa" w:w="1400"/>
+            <w:shd w:val="clear" w:color="auto" w:fill="2E5496"/>
+          </w:tcPr>
+          <w:p>
+            <w:r>
+              <w:rPr>
+                <w:b/>
+                <w:color w:val="FFFFFF"/>
+                <w:sz w:val="19"/>
+              </w:rPr>
+              <w:t>Default</w:t>
+            </w:r>
+          </w:p>
+        </w:tc>
+        <w:tc>
+          <w:tcPr>
+            <w:tcW w:type="dxa" w:w="3760"/>
+            <w:shd w:val="clear" w:color="auto" w:fill="2E5496"/>
+          </w:tcPr>
+          <w:p>
+            <w:r>
+              <w:rPr>
+                <w:b/>
+                <w:color w:val="FFFFFF"/>
+                <w:sz w:val="19"/>
+              </w:rPr>
+              <w:t>What it does</w:t>
+            </w:r>
+          </w:p>
+        </w:tc>
+      </w:tr>
+      <w:tr>
+        <w:tc>
+          <w:tcPr>
+            <w:tcW w:type="dxa" w:w="3000"/>
+          </w:tcPr>
+          <w:p>
+            <w:r>
+              <w:rPr>
+                <w:rFonts w:ascii="Consolas" w:hAnsi="Consolas"/>
+                <w:color w:val="202020"/>
+                <w:sz w:val="19"/>
+              </w:rPr>
+              <w:t>USE_SQL_SERVER</w:t>
+            </w:r>
+            <w:r>
+              <w:rPr>
+                <w:color w:val="202020"/>
+                <w:sz w:val="19"/>
+              </w:rPr>
+              <w:t xml:space="preserve"> / </w:t>
+            </w:r>
+            <w:r>
+              <w:rPr>
+                <w:rFonts w:ascii="Consolas" w:hAnsi="Consolas"/>
+                <w:color w:val="202020"/>
+                <w:sz w:val="19"/>
+              </w:rPr>
+              <w:t>SQL_CONNECTION_STRING</w:t>
+            </w:r>
+          </w:p>
+        </w:tc>
+        <w:tc>
+          <w:tcPr>
+            <w:tcW w:type="dxa" w:w="1200"/>
+          </w:tcPr>
+          <w:p>
+            <w:r>
+              <w:rPr>
+                <w:color w:val="202020"/>
+                <w:sz w:val="19"/>
+              </w:rPr>
+              <w:t>no</w:t>
+            </w:r>
+          </w:p>
+        </w:tc>
+        <w:tc>
+          <w:tcPr>
+            <w:tcW w:type="dxa" w:w="1400"/>
+          </w:tcPr>
+          <w:p>
+            <w:r>
+              <w:rPr>
+                <w:color w:val="202020"/>
+                <w:sz w:val="19"/>
+              </w:rPr>
+              <w:t>false</w:t>
+            </w:r>
+          </w:p>
+        </w:tc>
+        <w:tc>
+          <w:tcPr>
+            <w:tcW w:type="dxa" w:w="3760"/>
+          </w:tcPr>
+          <w:p>
+            <w:r>
+              <w:rPr>
+                <w:color w:val="202020"/>
+                <w:sz w:val="19"/>
+              </w:rPr>
+              <w:t>Move all state to SQL Server (required for HA)</w:t>
+            </w:r>
+          </w:p>
+        </w:tc>
+      </w:tr>
+      <w:tr>
+        <w:tc>
+          <w:tcPr>
+            <w:tcW w:type="dxa" w:w="3000"/>
+            <w:shd w:val="clear" w:color="auto" w:fill="F7F9FC"/>
+          </w:tcPr>
+          <w:p>
+            <w:r>
+              <w:rPr>
+                <w:rFonts w:ascii="Consolas" w:hAnsi="Consolas"/>
+                <w:color w:val="202020"/>
+                <w:sz w:val="19"/>
+              </w:rPr>
+              <w:t>SQL_USE_MANAGED_IDENTITY</w:t>
+            </w:r>
+          </w:p>
+        </w:tc>
+        <w:tc>
+          <w:tcPr>
+            <w:tcW w:type="dxa" w:w="1200"/>
+            <w:shd w:val="clear" w:color="auto" w:fill="F7F9FC"/>
+          </w:tcPr>
+          <w:p>
+            <w:r>
+              <w:rPr>
+                <w:color w:val="202020"/>
+                <w:sz w:val="19"/>
+              </w:rPr>
+              <w:t>no</w:t>
+            </w:r>
+          </w:p>
+        </w:tc>
+        <w:tc>
+          <w:tcPr>
+            <w:tcW w:type="dxa" w:w="1400"/>
+            <w:shd w:val="clear" w:color="auto" w:fill="F7F9FC"/>
+          </w:tcPr>
+          <w:p>
+            <w:r>
+              <w:rPr>
+                <w:color w:val="202020"/>
+                <w:sz w:val="19"/>
+              </w:rPr>
+              <w:t>false</w:t>
+            </w:r>
+          </w:p>
+        </w:tc>
+        <w:tc>
+          <w:tcPr>
+            <w:tcW w:type="dxa" w:w="3760"/>
+            <w:shd w:val="clear" w:color="auto" w:fill="F7F9FC"/>
+          </w:tcPr>
+          <w:p>
+            <w:r>
+              <w:rPr>
+                <w:color w:val="202020"/>
+                <w:sz w:val="19"/>
+              </w:rPr>
+              <w:t>Entra managed-identity auth to SQL</w:t>
+            </w:r>
+          </w:p>
+        </w:tc>
+      </w:tr>
+      <w:tr>
+        <w:tc>
+          <w:tcPr>
+            <w:tcW w:type="dxa" w:w="3000"/>
+          </w:tcPr>
+          <w:p>
+            <w:r>
+              <w:rPr>
+                <w:rFonts w:ascii="Consolas" w:hAnsi="Consolas"/>
+                <w:color w:val="202020"/>
+                <w:sz w:val="19"/>
+              </w:rPr>
+              <w:t>HA_MODE</w:t>
+            </w:r>
+            <w:r>
+              <w:rPr>
+                <w:color w:val="202020"/>
+                <w:sz w:val="19"/>
+              </w:rPr>
+              <w:t xml:space="preserve"> / </w:t>
+            </w:r>
+            <w:r>
+              <w:rPr>
+                <w:rFonts w:ascii="Consolas" w:hAnsi="Consolas"/>
+                <w:color w:val="202020"/>
+                <w:sz w:val="19"/>
+              </w:rPr>
+              <w:t>HA_NODE_ID</w:t>
+            </w:r>
+          </w:p>
+        </w:tc>
+        <w:tc>
+          <w:tcPr>
+            <w:tcW w:type="dxa" w:w="1200"/>
+          </w:tcPr>
+          <w:p>
+            <w:r>
+              <w:rPr>
+                <w:color w:val="202020"/>
+                <w:sz w:val="19"/>
+              </w:rPr>
+              <w:t>no</w:t>
+            </w:r>
+          </w:p>
+        </w:tc>
+        <w:tc>
+          <w:tcPr>
+            <w:tcW w:type="dxa" w:w="1400"/>
+          </w:tcPr>
+          <w:p>
+            <w:r>
+              <w:rPr>
+                <w:color w:val="202020"/>
+                <w:sz w:val="19"/>
+              </w:rPr>
+              <w:t>false / machine:pid</w:t>
+            </w:r>
+          </w:p>
+        </w:tc>
+        <w:tc>
+          <w:tcPr>
+            <w:tcW w:type="dxa" w:w="3760"/>
+          </w:tcPr>
+          <w:p>
+            <w:r>
+              <w:rPr>
+                <w:color w:val="202020"/>
+                <w:sz w:val="19"/>
+              </w:rPr>
+              <w:t>Active-active multi-node crawling via SQL leases</w:t>
+            </w:r>
+          </w:p>
+        </w:tc>
+      </w:tr>
+      <w:tr>
+        <w:tc>
+          <w:tcPr>
+            <w:tcW w:type="dxa" w:w="3000"/>
+            <w:shd w:val="clear" w:color="auto" w:fill="F7F9FC"/>
+          </w:tcPr>
+          <w:p>
+            <w:r>
+              <w:rPr>
+                <w:rFonts w:ascii="Consolas" w:hAnsi="Consolas"/>
+                <w:color w:val="202020"/>
+                <w:sz w:val="19"/>
+              </w:rPr>
+              <w:t>USE_KEY_VAULT</w:t>
+            </w:r>
+            <w:r>
+              <w:rPr>
+                <w:color w:val="202020"/>
+                <w:sz w:val="19"/>
+              </w:rPr>
+              <w:t xml:space="preserve"> / </w:t>
+            </w:r>
+            <w:r>
+              <w:rPr>
+                <w:rFonts w:ascii="Consolas" w:hAnsi="Consolas"/>
+                <w:color w:val="202020"/>
+                <w:sz w:val="19"/>
+              </w:rPr>
+              <w:t>KEY_VAULT_URI</w:t>
+            </w:r>
+          </w:p>
+        </w:tc>
+        <w:tc>
+          <w:tcPr>
+            <w:tcW w:type="dxa" w:w="1200"/>
+            <w:shd w:val="clear" w:color="auto" w:fill="F7F9FC"/>
+          </w:tcPr>
+          <w:p>
+            <w:r>
+              <w:rPr>
+                <w:color w:val="202020"/>
+                <w:sz w:val="19"/>
+              </w:rPr>
+              <w:t>no</w:t>
+            </w:r>
+          </w:p>
+        </w:tc>
+        <w:tc>
+          <w:tcPr>
+            <w:tcW w:type="dxa" w:w="1400"/>
+            <w:shd w:val="clear" w:color="auto" w:fill="F7F9FC"/>
+          </w:tcPr>
+          <w:p>
+            <w:r>
+              <w:rPr>
+                <w:color w:val="202020"/>
+                <w:sz w:val="19"/>
+              </w:rPr>
+              <w:t>false</w:t>
+            </w:r>
+          </w:p>
+        </w:tc>
+        <w:tc>
+          <w:tcPr>
+            <w:tcW w:type="dxa" w:w="3760"/>
+            <w:shd w:val="clear" w:color="auto" w:fill="F7F9FC"/>
+          </w:tcPr>
+          <w:p>
+            <w:r>
+              <w:rPr>
+                <w:color w:val="202020"/>
+                <w:sz w:val="19"/>
+              </w:rPr>
+              <w:t xml:space="preserve">Resolve </w:t>
+            </w:r>
+            <w:r>
+              <w:rPr>
+                <w:rFonts w:ascii="Consolas" w:hAnsi="Consolas"/>
+                <w:color w:val="202020"/>
+                <w:sz w:val="19"/>
+              </w:rPr>
+              <w:t>SECRET_*</w:t>
+            </w:r>
+            <w:r>
+              <w:rPr>
+                <w:color w:val="202020"/>
+                <w:sz w:val="19"/>
+              </w:rPr>
+              <w:t xml:space="preserve"> from Azure Key Vault</w:t>
+            </w:r>
+          </w:p>
+        </w:tc>
+      </w:tr>
+      <w:tr>
+        <w:tc>
+          <w:tcPr>
+            <w:tcW w:type="dxa" w:w="3000"/>
+          </w:tcPr>
+          <w:p>
+            <w:r>
+              <w:rPr>
+                <w:rFonts w:ascii="Consolas" w:hAnsi="Consolas"/>
+                <w:color w:val="202020"/>
+                <w:sz w:val="19"/>
+              </w:rPr>
+              <w:t>HEALTH_PORT</w:t>
+            </w:r>
+          </w:p>
+        </w:tc>
+        <w:tc>
+          <w:tcPr>
+            <w:tcW w:type="dxa" w:w="1200"/>
+          </w:tcPr>
+          <w:p>
+            <w:r>
+              <w:rPr>
+                <w:color w:val="202020"/>
+                <w:sz w:val="19"/>
+              </w:rPr>
+              <w:t>no</w:t>
+            </w:r>
+          </w:p>
+        </w:tc>
+        <w:tc>
+          <w:tcPr>
+            <w:tcW w:type="dxa" w:w="1400"/>
+          </w:tcPr>
+          <w:p>
+            <w:r>
+              <w:rPr>
+                <w:color w:val="202020"/>
+                <w:sz w:val="19"/>
+              </w:rPr>
+              <w:t>off</w:t>
+            </w:r>
+          </w:p>
+        </w:tc>
+        <w:tc>
+          <w:tcPr>
+            <w:tcW w:type="dxa" w:w="3760"/>
+          </w:tcPr>
+          <w:p>
+            <w:r>
+              <w:rPr>
+                <w:color w:val="202020"/>
+                <w:sz w:val="19"/>
+              </w:rPr>
+              <w:t xml:space="preserve">Serve </w:t>
+            </w:r>
+            <w:r>
+              <w:rPr>
+                <w:rFonts w:ascii="Consolas" w:hAnsi="Consolas"/>
+                <w:color w:val="202020"/>
+                <w:sz w:val="19"/>
+              </w:rPr>
+              <w:t>/health</w:t>
+            </w:r>
+            <w:r>
+              <w:rPr>
+                <w:color w:val="202020"/>
+                <w:sz w:val="19"/>
+              </w:rPr>
+              <w:t xml:space="preserve">, </w:t>
+            </w:r>
+            <w:r>
+              <w:rPr>
+                <w:rFonts w:ascii="Consolas" w:hAnsi="Consolas"/>
+                <w:color w:val="202020"/>
+                <w:sz w:val="19"/>
+              </w:rPr>
+              <w:t>/ready</w:t>
+            </w:r>
+            <w:r>
+              <w:rPr>
+                <w:color w:val="202020"/>
+                <w:sz w:val="19"/>
+              </w:rPr>
+              <w:t xml:space="preserve">, </w:t>
+            </w:r>
+            <w:r>
+              <w:rPr>
+                <w:rFonts w:ascii="Consolas" w:hAnsi="Consolas"/>
+                <w:color w:val="202020"/>
+                <w:sz w:val="19"/>
+              </w:rPr>
+              <w:t>/metrics</w:t>
+            </w:r>
+          </w:p>
+        </w:tc>
+      </w:tr>
+      <w:tr>
+        <w:tc>
+          <w:tcPr>
+            <w:tcW w:type="dxa" w:w="3000"/>
+            <w:shd w:val="clear" w:color="auto" w:fill="F7F9FC"/>
+          </w:tcPr>
+          <w:p>
+            <w:r>
+              <w:rPr>
+                <w:rFonts w:ascii="Consolas" w:hAnsi="Consolas"/>
+                <w:color w:val="202020"/>
+                <w:sz w:val="19"/>
+              </w:rPr>
+              <w:t>LOG_FORMAT</w:t>
+            </w:r>
+            <w:r>
+              <w:rPr>
+                <w:color w:val="202020"/>
+                <w:sz w:val="19"/>
+              </w:rPr>
+              <w:t xml:space="preserve"> / </w:t>
+            </w:r>
+            <w:r>
+              <w:rPr>
+                <w:rFonts w:ascii="Consolas" w:hAnsi="Consolas"/>
+                <w:color w:val="202020"/>
+                <w:sz w:val="19"/>
+              </w:rPr>
+              <w:t>LOG_LEVEL</w:t>
+            </w:r>
+            <w:r>
+              <w:rPr>
+                <w:color w:val="202020"/>
+                <w:sz w:val="19"/>
+              </w:rPr>
+              <w:t xml:space="preserve"> / </w:t>
+            </w:r>
+            <w:r>
+              <w:rPr>
+                <w:rFonts w:ascii="Consolas" w:hAnsi="Consolas"/>
+                <w:color w:val="202020"/>
+                <w:sz w:val="19"/>
+              </w:rPr>
+              <w:t>LOG_RETENTION_DAYS</w:t>
+            </w:r>
+          </w:p>
+        </w:tc>
+        <w:tc>
+          <w:tcPr>
+            <w:tcW w:type="dxa" w:w="1200"/>
+            <w:shd w:val="clear" w:color="auto" w:fill="F7F9FC"/>
+          </w:tcPr>
+          <w:p>
+            <w:r>
+              <w:rPr>
+                <w:color w:val="202020"/>
+                <w:sz w:val="19"/>
+              </w:rPr>
+              <w:t>no</w:t>
+            </w:r>
+          </w:p>
+        </w:tc>
+        <w:tc>
+          <w:tcPr>
+            <w:tcW w:type="dxa" w:w="1400"/>
+            <w:shd w:val="clear" w:color="auto" w:fill="F7F9FC"/>
+          </w:tcPr>
+          <w:p>
+            <w:r>
+              <w:rPr>
+                <w:color w:val="202020"/>
+                <w:sz w:val="19"/>
+              </w:rPr>
+              <w:t>text / info / off</w:t>
+            </w:r>
+          </w:p>
+        </w:tc>
+        <w:tc>
+          <w:tcPr>
+            <w:tcW w:type="dxa" w:w="3760"/>
+            <w:shd w:val="clear" w:color="auto" w:fill="F7F9FC"/>
+          </w:tcPr>
+          <w:p>
+            <w:r>
+              <w:rPr>
+                <w:color w:val="202020"/>
+                <w:sz w:val="19"/>
+              </w:rPr>
+              <w:t>Structured JSON logs, verbosity, run-log pruning</w:t>
+            </w:r>
+          </w:p>
+        </w:tc>
+      </w:tr>
+      <w:tr>
+        <w:tc>
+          <w:tcPr>
+            <w:tcW w:type="dxa" w:w="3000"/>
+          </w:tcPr>
+          <w:p>
+            <w:r>
+              <w:rPr>
+                <w:rFonts w:ascii="Consolas" w:hAnsi="Consolas"/>
+                <w:color w:val="202020"/>
+                <w:sz w:val="19"/>
+              </w:rPr>
+              <w:t>ALERT_WEBHOOK_URL</w:t>
+            </w:r>
+            <w:r>
+              <w:rPr>
+                <w:color w:val="202020"/>
+                <w:sz w:val="19"/>
+              </w:rPr>
+              <w:t xml:space="preserve"> / </w:t>
+            </w:r>
+            <w:r>
+              <w:rPr>
+                <w:rFonts w:ascii="Consolas" w:hAnsi="Consolas"/>
+                <w:color w:val="202020"/>
+                <w:sz w:val="19"/>
+              </w:rPr>
+              <w:t>ALERT_DEADLETTER_THRESHOLD</w:t>
+            </w:r>
+          </w:p>
+        </w:tc>
+        <w:tc>
+          <w:tcPr>
+            <w:tcW w:type="dxa" w:w="1200"/>
+          </w:tcPr>
+          <w:p>
+            <w:r>
+              <w:rPr>
+                <w:color w:val="202020"/>
+                <w:sz w:val="19"/>
+              </w:rPr>
+              <w:t>no</w:t>
+            </w:r>
+          </w:p>
+        </w:tc>
+        <w:tc>
+          <w:tcPr>
+            <w:tcW w:type="dxa" w:w="1400"/>
+          </w:tcPr>
+          <w:p>
+            <w:r>
+              <w:rPr>
+                <w:color w:val="202020"/>
+                <w:sz w:val="19"/>
+              </w:rPr>
+              <w:t>off / 0</w:t>
+            </w:r>
+          </w:p>
+        </w:tc>
+        <w:tc>
+          <w:tcPr>
+            <w:tcW w:type="dxa" w:w="3760"/>
+          </w:tcPr>
+          <w:p>
+            <w:r>
+              <w:rPr>
+                <w:color w:val="202020"/>
+                <w:sz w:val="19"/>
+              </w:rPr>
+              <w:t>POST alerts to Teams/Slack; dead-letter depth alert</w:t>
+            </w:r>
+          </w:p>
+        </w:tc>
+      </w:tr>
+      <w:tr>
+        <w:tc>
+          <w:tcPr>
+            <w:tcW w:type="dxa" w:w="3000"/>
+            <w:shd w:val="clear" w:color="auto" w:fill="F7F9FC"/>
+          </w:tcPr>
+          <w:p>
+            <w:r>
+              <w:rPr>
+                <w:rFonts w:ascii="Consolas" w:hAnsi="Consolas"/>
+                <w:color w:val="202020"/>
+                <w:sz w:val="19"/>
+              </w:rPr>
+              <w:t>OTEL_EXPORTER_OTLP_ENDPOINT</w:t>
+            </w:r>
+          </w:p>
+        </w:tc>
+        <w:tc>
+          <w:tcPr>
+            <w:tcW w:type="dxa" w:w="1200"/>
+            <w:shd w:val="clear" w:color="auto" w:fill="F7F9FC"/>
+          </w:tcPr>
+          <w:p>
+            <w:r>
+              <w:rPr>
+                <w:color w:val="202020"/>
+                <w:sz w:val="19"/>
+              </w:rPr>
+              <w:t>no</w:t>
+            </w:r>
+          </w:p>
+        </w:tc>
+        <w:tc>
+          <w:tcPr>
+            <w:tcW w:type="dxa" w:w="1400"/>
+            <w:shd w:val="clear" w:color="auto" w:fill="F7F9FC"/>
+          </w:tcPr>
+          <w:p>
+            <w:r>
+              <w:rPr>
+                <w:color w:val="202020"/>
+                <w:sz w:val="19"/>
+              </w:rPr>
+              <w:t>off</w:t>
+            </w:r>
+          </w:p>
+        </w:tc>
+        <w:tc>
+          <w:tcPr>
+            <w:tcW w:type="dxa" w:w="3760"/>
+            <w:shd w:val="clear" w:color="auto" w:fill="F7F9FC"/>
+          </w:tcPr>
+          <w:p>
+            <w:r>
+              <w:rPr>
+                <w:color w:val="202020"/>
+                <w:sz w:val="19"/>
+              </w:rPr>
+              <w:t>Export OpenTelemetry spans (PII-safe, allow-listed tags)</w:t>
+            </w:r>
+          </w:p>
+        </w:tc>
+      </w:tr>
+      <w:tr>
+        <w:tc>
+          <w:tcPr>
+            <w:tcW w:type="dxa" w:w="3000"/>
+          </w:tcPr>
+          <w:p>
+            <w:r>
+              <w:rPr>
+                <w:rFonts w:ascii="Consolas" w:hAnsi="Consolas"/>
+                <w:color w:val="202020"/>
+                <w:sz w:val="19"/>
+              </w:rPr>
+              <w:t>CIRCUIT_BREAKER*</w:t>
+            </w:r>
+          </w:p>
+        </w:tc>
+        <w:tc>
+          <w:tcPr>
+            <w:tcW w:type="dxa" w:w="1200"/>
+          </w:tcPr>
+          <w:p>
+            <w:r>
+              <w:rPr>
+                <w:color w:val="202020"/>
+                <w:sz w:val="19"/>
+              </w:rPr>
+              <w:t>no</w:t>
+            </w:r>
+          </w:p>
+        </w:tc>
+        <w:tc>
+          <w:tcPr>
+            <w:tcW w:type="dxa" w:w="1400"/>
+          </w:tcPr>
+          <w:p>
+            <w:r>
+              <w:rPr>
+                <w:color w:val="202020"/>
+                <w:sz w:val="19"/>
+              </w:rPr>
+              <w:t>on / 5 / 60s / 30s / 2</w:t>
+            </w:r>
+          </w:p>
+        </w:tc>
+        <w:tc>
+          <w:tcPr>
+            <w:tcW w:type="dxa" w:w="3760"/>
+          </w:tcPr>
+          <w:p>
+            <w:r>
+              <w:rPr>
+                <w:color w:val="202020"/>
+                <w:sz w:val="19"/>
+              </w:rPr>
+              <w:t>Per-dependency breakers (Graph critical, API non-critical)</w:t>
+            </w:r>
+          </w:p>
+        </w:tc>
+      </w:tr>
+      <w:tr>
+        <w:tc>
+          <w:tcPr>
+            <w:tcW w:type="dxa" w:w="3000"/>
+            <w:shd w:val="clear" w:color="auto" w:fill="F7F9FC"/>
+          </w:tcPr>
+          <w:p>
+            <w:r>
+              <w:rPr>
+                <w:rFonts w:ascii="Consolas" w:hAnsi="Consolas"/>
+                <w:color w:val="202020"/>
+                <w:sz w:val="19"/>
+              </w:rPr>
+              <w:t>EVENTLOG_ENABLED</w:t>
+            </w:r>
+          </w:p>
+        </w:tc>
+        <w:tc>
+          <w:tcPr>
+            <w:tcW w:type="dxa" w:w="1200"/>
+            <w:shd w:val="clear" w:color="auto" w:fill="F7F9FC"/>
+          </w:tcPr>
+          <w:p>
+            <w:r>
+              <w:rPr>
+                <w:color w:val="202020"/>
+                <w:sz w:val="19"/>
+              </w:rPr>
+              <w:t>no</w:t>
+            </w:r>
+          </w:p>
+        </w:tc>
+        <w:tc>
+          <w:tcPr>
+            <w:tcW w:type="dxa" w:w="1400"/>
+            <w:shd w:val="clear" w:color="auto" w:fill="F7F9FC"/>
+          </w:tcPr>
+          <w:p>
+            <w:r>
+              <w:rPr>
+                <w:color w:val="202020"/>
+                <w:sz w:val="19"/>
+              </w:rPr>
+              <w:t>false</w:t>
+            </w:r>
+          </w:p>
+        </w:tc>
+        <w:tc>
+          <w:tcPr>
+            <w:tcW w:type="dxa" w:w="3760"/>
+            <w:shd w:val="clear" w:color="auto" w:fill="F7F9FC"/>
+          </w:tcPr>
+          <w:p>
+            <w:r>
+              <w:rPr>
+                <w:color w:val="202020"/>
+                <w:sz w:val="19"/>
+              </w:rPr>
+              <w:t>Mirror WARNING/ERROR to the Windows Application log (SIEM)</w:t>
+            </w:r>
+          </w:p>
+        </w:tc>
+      </w:tr>
+      <w:tr>
+        <w:tc>
+          <w:tcPr>
+            <w:tcW w:type="dxa" w:w="3000"/>
+          </w:tcPr>
+          <w:p>
+            <w:r>
+              <w:rPr>
+                <w:rFonts w:ascii="Consolas" w:hAnsi="Consolas"/>
+                <w:color w:val="202020"/>
+                <w:sz w:val="19"/>
+              </w:rPr>
+              <w:t>PROXY_URL</w:t>
+            </w:r>
+            <w:r>
+              <w:rPr>
+                <w:color w:val="202020"/>
+                <w:sz w:val="19"/>
+              </w:rPr>
+              <w:t xml:space="preserve"> / </w:t>
+            </w:r>
+            <w:r>
+              <w:rPr>
+                <w:rFonts w:ascii="Consolas" w:hAnsi="Consolas"/>
+                <w:color w:val="202020"/>
+                <w:sz w:val="19"/>
+              </w:rPr>
+              <w:t>PROXY_BYPASS</w:t>
+            </w:r>
+            <w:r>
+              <w:rPr>
+                <w:color w:val="202020"/>
+                <w:sz w:val="19"/>
+              </w:rPr>
+              <w:t xml:space="preserve"> / </w:t>
+            </w:r>
+            <w:r>
+              <w:rPr>
+                <w:rFonts w:ascii="Consolas" w:hAnsi="Consolas"/>
+                <w:color w:val="202020"/>
+                <w:sz w:val="19"/>
+              </w:rPr>
+              <w:t>CA_BUNDLE_PATH</w:t>
+            </w:r>
+          </w:p>
+        </w:tc>
+        <w:tc>
+          <w:tcPr>
+            <w:tcW w:type="dxa" w:w="1200"/>
+          </w:tcPr>
+          <w:p>
+            <w:r>
+              <w:rPr>
+                <w:color w:val="202020"/>
+                <w:sz w:val="19"/>
+              </w:rPr>
+              <w:t>no</w:t>
+            </w:r>
+          </w:p>
+        </w:tc>
+        <w:tc>
+          <w:tcPr>
+            <w:tcW w:type="dxa" w:w="1400"/>
+          </w:tcPr>
+          <w:p>
+            <w:r>
+              <w:rPr>
+                <w:color w:val="202020"/>
+                <w:sz w:val="19"/>
+              </w:rPr>
+              <w:t>direct / none / none</w:t>
+            </w:r>
+          </w:p>
+        </w:tc>
+        <w:tc>
+          <w:tcPr>
+            <w:tcW w:type="dxa" w:w="3760"/>
+          </w:tcPr>
+          <w:p>
+            <w:r>
+              <w:rPr>
+                <w:color w:val="202020"/>
+                <w:sz w:val="19"/>
+              </w:rPr>
+              <w:t>Forward proxy and additive TLS-inspection trust roots</w:t>
+            </w:r>
+          </w:p>
+        </w:tc>
+      </w:tr>
+      <w:tr>
+        <w:tc>
+          <w:tcPr>
+            <w:tcW w:type="dxa" w:w="3000"/>
+            <w:shd w:val="clear" w:color="auto" w:fill="F7F9FC"/>
+          </w:tcPr>
+          <w:p>
+            <w:r>
+              <w:rPr>
+                <w:rFonts w:ascii="Consolas" w:hAnsi="Consolas"/>
+                <w:color w:val="202020"/>
+                <w:sz w:val="19"/>
+              </w:rPr>
+              <w:t>GRAPH_CLIENT_CERT_PATH</w:t>
+            </w:r>
+            <w:r>
+              <w:rPr>
+                <w:color w:val="202020"/>
+                <w:sz w:val="19"/>
+              </w:rPr>
+              <w:t xml:space="preserve"> / </w:t>
+            </w:r>
+            <w:r>
+              <w:rPr>
+                <w:rFonts w:ascii="Consolas" w:hAnsi="Consolas"/>
+                <w:color w:val="202020"/>
+                <w:sz w:val="19"/>
+              </w:rPr>
+              <w:t>_THUMBPRINT</w:t>
+            </w:r>
+            <w:r>
+              <w:rPr>
+                <w:color w:val="202020"/>
+                <w:sz w:val="19"/>
+              </w:rPr>
+              <w:t xml:space="preserve"> / </w:t>
+            </w:r>
+            <w:r>
+              <w:rPr>
+                <w:rFonts w:ascii="Consolas" w:hAnsi="Consolas"/>
+                <w:color w:val="202020"/>
+                <w:sz w:val="19"/>
+              </w:rPr>
+              <w:t>_PASSWORD</w:t>
+            </w:r>
+          </w:p>
+        </w:tc>
+        <w:tc>
+          <w:tcPr>
+            <w:tcW w:type="dxa" w:w="1200"/>
+            <w:shd w:val="clear" w:color="auto" w:fill="F7F9FC"/>
+          </w:tcPr>
+          <w:p>
+            <w:r>
+              <w:rPr>
+                <w:color w:val="202020"/>
+                <w:sz w:val="19"/>
+              </w:rPr>
+              <w:t>no</w:t>
+            </w:r>
+          </w:p>
+        </w:tc>
+        <w:tc>
+          <w:tcPr>
+            <w:tcW w:type="dxa" w:w="1400"/>
+            <w:shd w:val="clear" w:color="auto" w:fill="F7F9FC"/>
+          </w:tcPr>
+          <w:p>
+            <w:r>
+              <w:rPr>
+                <w:color w:val="202020"/>
+                <w:sz w:val="19"/>
+              </w:rPr>
+              <w:t>none</w:t>
+            </w:r>
+          </w:p>
+        </w:tc>
+        <w:tc>
+          <w:tcPr>
+            <w:tcW w:type="dxa" w:w="3760"/>
+            <w:shd w:val="clear" w:color="auto" w:fill="F7F9FC"/>
+          </w:tcPr>
+          <w:p>
+            <w:r>
+              <w:rPr>
+                <w:color w:val="202020"/>
+                <w:sz w:val="19"/>
+              </w:rPr>
+              <w:t>Certificate credential for Graph (wins over the secret)</w:t>
+            </w:r>
+          </w:p>
+        </w:tc>
+      </w:tr>
+    </w:tbl>
+    <w:p>
+      <w:pPr>
+        <w:spacing w:after="40"/>
+      </w:pPr>
+    </w:p>
+    <w:tbl>
+      <w:tblPr>
+        <w:tblW w:type="auto" w:w="0"/>
+        <w:tblLayout w:type="fixed"/>
+        <w:tblLook w:firstColumn="1" w:firstRow="1" w:lastColumn="0" w:lastRow="0" w:noHBand="0" w:noVBand="1" w:val="04A0"/>
+      </w:tblPr>
+      <w:tblGrid>
+        <w:gridCol w:w="9360"/>
+      </w:tblGrid>
+      <w:tr>
+        <w:tc>
+          <w:tcPr>
+            <w:tcW w:type="dxa" w:w="9360"/>
             <w:shd w:val="clear" w:color="auto" w:fill="E7F1E7"/>
             <w:tcBorders>
               <w:top w:val="single" w:sz="4" w:space="0" w:color="2E7D32"/>
@@ -15412,6 +17343,437 @@
           <w:sz w:val="20"/>
         </w:rPr>
         <w:t>It stops the connector's logs, traces, review queue and (by default) dead-letter queue from becoming a second copy of the sensitive data.</w:t>
+      </w:r>
+    </w:p>
+    <w:p>
+      <w:pPr>
+        <w:spacing w:after="20"/>
+        <w:keepNext/>
+      </w:pPr>
+      <w:r>
+        <w:rPr>
+          <w:b/>
+          <w:color w:val="1F3864"/>
+          <w:sz w:val="22"/>
+        </w:rPr>
+        <w:t>Dead-letter redaction</w:t>
+      </w:r>
+    </w:p>
+    <w:p>
+      <w:pPr>
+        <w:spacing w:after="20"/>
+        <w:ind w:left="240"/>
+      </w:pPr>
+      <w:r>
+        <w:rPr>
+          <w:b/>
+          <w:color w:val="595959"/>
+          <w:sz w:val="19"/>
+        </w:rPr>
+        <w:t xml:space="preserve">What it is  </w:t>
+      </w:r>
+      <w:r>
+        <w:rPr>
+          <w:color w:val="202020"/>
+          <w:sz w:val="20"/>
+        </w:rPr>
+        <w:t xml:space="preserve">The default </w:t>
+      </w:r>
+      <w:r>
+        <w:rPr>
+          <w:rFonts w:ascii="Consolas" w:hAnsi="Consolas"/>
+          <w:color w:val="202020"/>
+          <w:sz w:val="19"/>
+        </w:rPr>
+        <w:t>DEADLETTER_PAYLOAD_MODE=redacted</w:t>
+      </w:r>
+      <w:r>
+        <w:rPr>
+          <w:color w:val="202020"/>
+          <w:sz w:val="20"/>
+        </w:rPr>
+        <w:t xml:space="preserve"> posture: a record that cannot be written to Graph is parked with only its ids, subject hashes, error and attempt count — never the transformed profile — and </w:t>
+      </w:r>
+      <w:r>
+        <w:rPr>
+          <w:rFonts w:ascii="Consolas" w:hAnsi="Consolas"/>
+          <w:color w:val="202020"/>
+          <w:sz w:val="19"/>
+        </w:rPr>
+        <w:t>retry-failed</w:t>
+      </w:r>
+      <w:r>
+        <w:rPr>
+          <w:color w:val="202020"/>
+          <w:sz w:val="20"/>
+        </w:rPr>
+        <w:t xml:space="preserve"> re-fetches the record from the checksum-verified feed delivery on replay.</w:t>
+      </w:r>
+    </w:p>
+    <w:p>
+      <w:pPr>
+        <w:spacing w:after="160"/>
+        <w:ind w:left="240"/>
+      </w:pPr>
+      <w:r>
+        <w:rPr>
+          <w:b/>
+          <w:color w:val="595959"/>
+          <w:sz w:val="19"/>
+        </w:rPr>
+        <w:t xml:space="preserve">Why it matters  </w:t>
+      </w:r>
+      <w:r>
+        <w:rPr>
+          <w:color w:val="202020"/>
+          <w:sz w:val="20"/>
+        </w:rPr>
+        <w:t>It keeps the connector's single worst PII-at-rest surface free of wealth and relationship data; the trade-off is that replay needs the original delivery still on disk.</w:t>
+      </w:r>
+    </w:p>
+    <w:p>
+      <w:pPr>
+        <w:spacing w:after="20"/>
+        <w:keepNext/>
+      </w:pPr>
+      <w:r>
+        <w:rPr>
+          <w:b/>
+          <w:color w:val="1F3864"/>
+          <w:sz w:val="22"/>
+        </w:rPr>
+        <w:t>Purpose-of-use authorization</w:t>
+      </w:r>
+    </w:p>
+    <w:p>
+      <w:pPr>
+        <w:spacing w:after="20"/>
+        <w:ind w:left="240"/>
+      </w:pPr>
+      <w:r>
+        <w:rPr>
+          <w:b/>
+          <w:color w:val="595959"/>
+          <w:sz w:val="19"/>
+        </w:rPr>
+        <w:t xml:space="preserve">What it is  </w:t>
+      </w:r>
+      <w:r>
+        <w:rPr>
+          <w:color w:val="202020"/>
+          <w:sz w:val="20"/>
+        </w:rPr>
+        <w:t xml:space="preserve">The </w:t>
+      </w:r>
+      <w:r>
+        <w:rPr>
+          <w:rFonts w:ascii="Consolas" w:hAnsi="Consolas"/>
+          <w:color w:val="202020"/>
+          <w:sz w:val="19"/>
+        </w:rPr>
+        <w:t>PURPOSE_ALLOWLIST</w:t>
+      </w:r>
+      <w:r>
+        <w:rPr>
+          <w:color w:val="202020"/>
+          <w:sz w:val="20"/>
+        </w:rPr>
+        <w:t xml:space="preserve"> control: when a list of permitted purposes is set, an on-demand API lookup whose </w:t>
+      </w:r>
+      <w:r>
+        <w:rPr>
+          <w:rFonts w:ascii="Consolas" w:hAnsi="Consolas"/>
+          <w:color w:val="202020"/>
+          <w:sz w:val="19"/>
+        </w:rPr>
+        <w:t>--purpose</w:t>
+      </w:r>
+      <w:r>
+        <w:rPr>
+          <w:color w:val="202020"/>
+          <w:sz w:val="20"/>
+        </w:rPr>
+        <w:t xml:space="preserve"> is not on the list (or is empty) is vetoed fail-closed and audited BEFORE any billable, token or HTTP work.</w:t>
+      </w:r>
+    </w:p>
+    <w:p>
+      <w:pPr>
+        <w:spacing w:after="160"/>
+        <w:ind w:left="240"/>
+      </w:pPr>
+      <w:r>
+        <w:rPr>
+          <w:b/>
+          <w:color w:val="595959"/>
+          <w:sz w:val="19"/>
+        </w:rPr>
+        <w:t xml:space="preserve">Why it matters  </w:t>
+      </w:r>
+      <w:r>
+        <w:rPr>
+          <w:color w:val="202020"/>
+          <w:sz w:val="20"/>
+        </w:rPr>
+        <w:t>It turns the purpose-of-use audit trail into an actual gate on the billable Altrata API — lawful-basis enforcement, not just a record. Unset keeps the old record-only behaviour.</w:t>
+      </w:r>
+    </w:p>
+    <w:p>
+      <w:pPr>
+        <w:spacing w:after="20"/>
+        <w:keepNext/>
+      </w:pPr>
+      <w:r>
+        <w:rPr>
+          <w:b/>
+          <w:color w:val="1F3864"/>
+          <w:sz w:val="22"/>
+        </w:rPr>
+        <w:t>Classification enforcement (advisory tag → ACL)</w:t>
+      </w:r>
+    </w:p>
+    <w:p>
+      <w:pPr>
+        <w:spacing w:after="20"/>
+        <w:ind w:left="240"/>
+      </w:pPr>
+      <w:r>
+        <w:rPr>
+          <w:b/>
+          <w:color w:val="595959"/>
+          <w:sz w:val="19"/>
+        </w:rPr>
+        <w:t xml:space="preserve">What it is  </w:t>
+      </w:r>
+      <w:r>
+        <w:rPr>
+          <w:rFonts w:ascii="Consolas" w:hAnsi="Consolas"/>
+          <w:color w:val="202020"/>
+          <w:sz w:val="19"/>
+        </w:rPr>
+        <w:t>CLASSIFICATION_ENFORCE_ACL</w:t>
+      </w:r>
+      <w:r>
+        <w:rPr>
+          <w:color w:val="202020"/>
+          <w:sz w:val="20"/>
+        </w:rPr>
+        <w:t xml:space="preserve"> (+ </w:t>
+      </w:r>
+      <w:r>
+        <w:rPr>
+          <w:rFonts w:ascii="Consolas" w:hAnsi="Consolas"/>
+          <w:color w:val="202020"/>
+          <w:sz w:val="19"/>
+        </w:rPr>
+        <w:t>CLASSIFICATION_ENFORCE_GROUP_ID</w:t>
+      </w:r>
+      <w:r>
+        <w:rPr>
+          <w:color w:val="202020"/>
+          <w:sz w:val="20"/>
+        </w:rPr>
+        <w:t xml:space="preserve">): normally </w:t>
+      </w:r>
+      <w:r>
+        <w:rPr>
+          <w:rFonts w:ascii="Consolas" w:hAnsi="Consolas"/>
+          <w:color w:val="202020"/>
+          <w:sz w:val="19"/>
+        </w:rPr>
+        <w:t>sensitivityLabel</w:t>
+      </w:r>
+      <w:r>
+        <w:rPr>
+          <w:color w:val="202020"/>
+          <w:sz w:val="20"/>
+        </w:rPr>
+        <w:t xml:space="preserve"> is an advisory tag with no access effect, but this option locks the top-tier (Restricted) items' ACL to one reviewer Entra group.</w:t>
+      </w:r>
+    </w:p>
+    <w:p>
+      <w:pPr>
+        <w:spacing w:after="160"/>
+        <w:ind w:left="240"/>
+      </w:pPr>
+      <w:r>
+        <w:rPr>
+          <w:b/>
+          <w:color w:val="595959"/>
+          <w:sz w:val="19"/>
+        </w:rPr>
+        <w:t xml:space="preserve">Why it matters  </w:t>
+      </w:r>
+      <w:r>
+        <w:rPr>
+          <w:color w:val="202020"/>
+          <w:sz w:val="20"/>
+        </w:rPr>
+        <w:t>It is the ONE place the classification tag becomes a hard control. Note it is advisory-only otherwise — not a Purview-enforced label — and a seat-change re-ACL sweep can transiently overwrite the enforced ACL until the next crawl re-applies it.</w:t>
+      </w:r>
+    </w:p>
+    <w:p>
+      <w:pPr>
+        <w:spacing w:after="20"/>
+        <w:keepNext/>
+      </w:pPr>
+      <w:r>
+        <w:rPr>
+          <w:b/>
+          <w:color w:val="1F3864"/>
+          <w:sz w:val="22"/>
+        </w:rPr>
+        <w:t>Decision ledger</w:t>
+      </w:r>
+    </w:p>
+    <w:p>
+      <w:pPr>
+        <w:spacing w:after="20"/>
+        <w:ind w:left="240"/>
+      </w:pPr>
+      <w:r>
+        <w:rPr>
+          <w:b/>
+          <w:color w:val="595959"/>
+          <w:sz w:val="19"/>
+        </w:rPr>
+        <w:t xml:space="preserve">What it is  </w:t>
+      </w:r>
+      <w:r>
+        <w:rPr>
+          <w:color w:val="202020"/>
+          <w:sz w:val="20"/>
+        </w:rPr>
+        <w:t>An append-only, SHA-256 hash-chained record of EXCLUSION and ACL-RESTRICTION decisions (</w:t>
+      </w:r>
+      <w:r>
+        <w:rPr>
+          <w:rFonts w:ascii="Consolas" w:hAnsi="Consolas"/>
+          <w:color w:val="202020"/>
+          <w:sz w:val="19"/>
+        </w:rPr>
+        <w:t>logs/decision_ledger_{ID}.jsonl</w:t>
+      </w:r>
+      <w:r>
+        <w:rPr>
+          <w:color w:val="202020"/>
+          <w:sz w:val="20"/>
+        </w:rPr>
+        <w:t>), built on the same hash chain as the erasure ledger and carrying ids/reasons only — no personal values.</w:t>
+      </w:r>
+    </w:p>
+    <w:p>
+      <w:pPr>
+        <w:spacing w:after="160"/>
+        <w:ind w:left="240"/>
+      </w:pPr>
+      <w:r>
+        <w:rPr>
+          <w:b/>
+          <w:color w:val="595959"/>
+          <w:sz w:val="19"/>
+        </w:rPr>
+        <w:t xml:space="preserve">Why it matters  </w:t>
+      </w:r>
+      <w:r>
+        <w:rPr>
+          <w:color w:val="202020"/>
+          <w:sz w:val="20"/>
+        </w:rPr>
+        <w:t xml:space="preserve">It gives auditors tamper-evident proof of the governance decisions that narrow the index; any edit breaks the chain and sets </w:t>
+      </w:r>
+      <w:r>
+        <w:rPr>
+          <w:rFonts w:ascii="Consolas" w:hAnsi="Consolas"/>
+          <w:color w:val="202020"/>
+          <w:sz w:val="19"/>
+        </w:rPr>
+        <w:t>altrata_decision_ledger_broken</w:t>
+      </w:r>
+      <w:r>
+        <w:rPr>
+          <w:color w:val="202020"/>
+          <w:sz w:val="20"/>
+        </w:rPr>
+        <w:t>.</w:t>
+      </w:r>
+    </w:p>
+    <w:p>
+      <w:pPr>
+        <w:spacing w:after="20"/>
+        <w:keepNext/>
+      </w:pPr>
+      <w:r>
+        <w:rPr>
+          <w:b/>
+          <w:color w:val="1F3864"/>
+          <w:sz w:val="22"/>
+        </w:rPr>
+        <w:t>Stale-index item TTL / expirationDateTime</w:t>
+      </w:r>
+    </w:p>
+    <w:p>
+      <w:pPr>
+        <w:spacing w:after="20"/>
+        <w:ind w:left="240"/>
+      </w:pPr>
+      <w:r>
+        <w:rPr>
+          <w:b/>
+          <w:color w:val="595959"/>
+          <w:sz w:val="19"/>
+        </w:rPr>
+        <w:t xml:space="preserve">What it is  </w:t>
+      </w:r>
+      <w:r>
+        <w:rPr>
+          <w:rFonts w:ascii="Consolas" w:hAnsi="Consolas"/>
+          <w:color w:val="202020"/>
+          <w:sz w:val="19"/>
+        </w:rPr>
+        <w:t>GRAPH_ITEM_TTL_DAYS</w:t>
+      </w:r>
+      <w:r>
+        <w:rPr>
+          <w:color w:val="202020"/>
+          <w:sz w:val="20"/>
+        </w:rPr>
+        <w:t xml:space="preserve">: when &gt; 0, every item is stamped a top-level </w:t>
+      </w:r>
+      <w:r>
+        <w:rPr>
+          <w:rFonts w:ascii="Consolas" w:hAnsi="Consolas"/>
+          <w:color w:val="202020"/>
+          <w:sz w:val="19"/>
+        </w:rPr>
+        <w:t>expirationDateTime</w:t>
+      </w:r>
+      <w:r>
+        <w:rPr>
+          <w:color w:val="202020"/>
+          <w:sz w:val="20"/>
+        </w:rPr>
+        <w:t xml:space="preserve"> of now + N days, so the index self-expires if crawling stops; a healthy crawl re-stamps items each pass, sliding the window forward.</w:t>
+      </w:r>
+    </w:p>
+    <w:p>
+      <w:pPr>
+        <w:spacing w:after="160"/>
+        <w:ind w:left="240"/>
+      </w:pPr>
+      <w:r>
+        <w:rPr>
+          <w:b/>
+          <w:color w:val="595959"/>
+          <w:sz w:val="19"/>
+        </w:rPr>
+        <w:t xml:space="preserve">Why it matters  </w:t>
+      </w:r>
+      <w:r>
+        <w:rPr>
+          <w:color w:val="202020"/>
+          <w:sz w:val="20"/>
+        </w:rPr>
+        <w:t>It is defence-in-depth after an outage or decommission — the seat-gated data drains itself instead of lingering un-refreshed. 0 = items never expire.</w:t>
       </w:r>
     </w:p>
     <w:sectPr>

--- a/Operator_Guides/04_Altrata_Connector_Guide.docx
+++ b/Operator_Guides/04_Altrata_Connector_Guide.docx
@@ -155,7 +155,7 @@
                 <w:color w:val="202020"/>
                 <w:sz w:val="20"/>
               </w:rPr>
-              <w:t>1.1</w:t>
+              <w:t>1.2</w:t>
             </w:r>
           </w:p>
         </w:tc>
@@ -187,7 +187,7 @@
                 <w:color w:val="202020"/>
                 <w:sz w:val="20"/>
               </w:rPr>
-              <w:t>18 July 2026 (bank-grade hardening release)</w:t>
+              <w:t>20 July 2026 (adversarial hardening release)</w:t>
             </w:r>
           </w:p>
         </w:tc>
@@ -533,7 +533,7 @@
         <w:rPr>
           <w:color w:val="2E5496"/>
         </w:rPr>
-        <w:t>What changed in this release — safe defaults</w:t>
+        <w:t>What changed in 1.1 — safe defaults</w:t>
       </w:r>
     </w:p>
     <w:p>
@@ -603,21 +603,20 @@
         <w:rPr>
           <w:color w:val="202020"/>
         </w:rPr>
-        <w:t xml:space="preserve"> (this connector always differed from its siblings, which used to default to </w:t>
-      </w:r>
-      <w:r>
-        <w:rPr>
-          <w:rFonts w:ascii="Consolas" w:hAnsi="Consolas"/>
-          <w:color w:val="202020"/>
-          <w:sz w:val="19"/>
-        </w:rPr>
-        <w:t>full</w:t>
-      </w:r>
-      <w:r>
-        <w:rPr>
-          <w:color w:val="202020"/>
-        </w:rPr>
-        <w:t xml:space="preserve">); an </w:t>
+        <w:t xml:space="preserve"> (now the </w:t>
+      </w:r>
+      <w:r>
+        <w:rPr>
+          <w:b/>
+          <w:color w:val="202020"/>
+        </w:rPr>
+        <w:t>fleet-wide default</w:t>
+      </w:r>
+      <w:r>
+        <w:rPr>
+          <w:color w:val="202020"/>
+        </w:rPr>
+        <w:t xml:space="preserve"> across the connector family — Common Guide §14.1); an </w:t>
       </w:r>
       <w:r>
         <w:rPr>
@@ -858,6 +857,186 @@
         </w:rPr>
         <w:t xml:space="preserve"> at startup (section 8).</w:t>
       </w:r>
+    </w:p>
+    <w:p>
+      <w:pPr>
+        <w:pStyle w:val="Heading2"/>
+      </w:pPr>
+      <w:r>
+        <w:rPr>
+          <w:color w:val="2E5496"/>
+        </w:rPr>
+        <w:t>What changed in 1.2 — adversarial hardening</w:t>
+      </w:r>
+    </w:p>
+    <w:p>
+      <w:pPr>
+        <w:spacing w:after="120"/>
+      </w:pPr>
+      <w:r>
+        <w:rPr>
+          <w:color w:val="202020"/>
+        </w:rPr>
+        <w:t xml:space="preserve">Version 1.2 documents the adversarial hardening rounds since the 18 July release, in which independent hostile verifiers attacked every fix. For this connector: </w:t>
+      </w:r>
+      <w:r>
+        <w:rPr>
+          <w:rFonts w:ascii="Consolas" w:hAnsi="Consolas"/>
+          <w:color w:val="202020"/>
+          <w:sz w:val="19"/>
+        </w:rPr>
+        <w:t>forget-subject</w:t>
+      </w:r>
+      <w:r>
+        <w:rPr>
+          <w:color w:val="202020"/>
+        </w:rPr>
+        <w:t xml:space="preserve"> now </w:t>
+      </w:r>
+      <w:r>
+        <w:rPr>
+          <w:b/>
+          <w:color w:val="202020"/>
+        </w:rPr>
+        <w:t xml:space="preserve">refuses an ill-formed or over-long </w:t>
+      </w:r>
+      <w:r>
+        <w:rPr>
+          <w:rFonts w:ascii="Consolas" w:hAnsi="Consolas"/>
+          <w:b/>
+          <w:color w:val="202020"/>
+          <w:sz w:val="19"/>
+        </w:rPr>
+        <w:t>--id</w:t>
+      </w:r>
+      <w:r>
+        <w:rPr>
+          <w:b/>
+          <w:color w:val="202020"/>
+        </w:rPr>
+        <w:t xml:space="preserve"> up front</w:t>
+      </w:r>
+      <w:r>
+        <w:rPr>
+          <w:color w:val="202020"/>
+        </w:rPr>
+        <w:t xml:space="preserve">, before anything is changed (section 7); the crawl-cycle </w:t>
+      </w:r>
+      <w:r>
+        <w:rPr>
+          <w:b/>
+          <w:color w:val="202020"/>
+        </w:rPr>
+        <w:t>CorrelationId now survives on SQL dead-letters</w:t>
+      </w:r>
+      <w:r>
+        <w:rPr>
+          <w:color w:val="202020"/>
+        </w:rPr>
+        <w:t xml:space="preserve"> (section 8); and every SQL column compared by equality is pinned to a </w:t>
+      </w:r>
+      <w:r>
+        <w:rPr>
+          <w:b/>
+          <w:color w:val="202020"/>
+        </w:rPr>
+        <w:t>binary collation (</w:t>
+      </w:r>
+      <w:r>
+        <w:rPr>
+          <w:rFonts w:ascii="Consolas" w:hAnsi="Consolas"/>
+          <w:b/>
+          <w:color w:val="202020"/>
+          <w:sz w:val="19"/>
+        </w:rPr>
+        <w:t>Latin1_General_100_BIN2</w:t>
+      </w:r>
+      <w:r>
+        <w:rPr>
+          <w:b/>
+          <w:color w:val="202020"/>
+        </w:rPr>
+        <w:t>)</w:t>
+      </w:r>
+      <w:r>
+        <w:rPr>
+          <w:color w:val="202020"/>
+        </w:rPr>
+        <w:t xml:space="preserve">, with two disclosed exceptions on pre-existing deployments (section 7). An earlier round's write-side validation was </w:t>
+      </w:r>
+      <w:r>
+        <w:rPr>
+          <w:b/>
+          <w:color w:val="202020"/>
+        </w:rPr>
+        <w:t>reverted</w:t>
+      </w:r>
+      <w:r>
+        <w:rPr>
+          <w:color w:val="202020"/>
+        </w:rPr>
+        <w:t xml:space="preserve"> — it wedged DSAR erasure over legacy state, worse than the bug — and replaced by the entry-point check. What remains open is disclosed in the new known-open table in section 7.</w:t>
+      </w:r>
+    </w:p>
+    <w:tbl>
+      <w:tblPr>
+        <w:tblW w:type="auto" w:w="0"/>
+        <w:tblLayout w:type="fixed"/>
+        <w:tblLook w:firstColumn="1" w:firstRow="1" w:lastColumn="0" w:lastRow="0" w:noHBand="0" w:noVBand="1" w:val="04A0"/>
+      </w:tblPr>
+      <w:tblGrid>
+        <w:gridCol w:w="9360"/>
+      </w:tblGrid>
+      <w:tr>
+        <w:tc>
+          <w:tcPr>
+            <w:tcW w:type="dxa" w:w="9360"/>
+            <w:shd w:val="clear" w:color="auto" w:fill="EAF0FA"/>
+            <w:tcBorders>
+              <w:top w:val="single" w:sz="4" w:space="0" w:color="2E5496"/>
+              <w:left w:val="single" w:sz="24" w:space="0" w:color="2E5496"/>
+              <w:bottom w:val="single" w:sz="4" w:space="0" w:color="2E5496"/>
+              <w:right w:val="single" w:sz="4" w:space="0" w:color="2E5496"/>
+            </w:tcBorders>
+          </w:tcPr>
+          <w:p>
+            <w:r>
+              <w:rPr>
+                <w:b/>
+                <w:color w:val="2E5496"/>
+              </w:rPr>
+              <w:t xml:space="preserve">Note: </w:t>
+            </w:r>
+            <w:r>
+              <w:rPr>
+                <w:color w:val="202020"/>
+                <w:sz w:val="20"/>
+              </w:rPr>
+              <w:t xml:space="preserve">The full programme story — every round, every reverted fix, and the verifier verdicts — is in </w:t>
+            </w:r>
+            <w:r>
+              <w:rPr>
+                <w:b/>
+                <w:color w:val="202020"/>
+                <w:sz w:val="20"/>
+              </w:rPr>
+              <w:t>Release Notes — Bank-Grade Hardening Programme</w:t>
+            </w:r>
+            <w:r>
+              <w:rPr>
+                <w:color w:val="202020"/>
+                <w:sz w:val="20"/>
+              </w:rPr>
+              <w:t xml:space="preserve"> (CONN-DOC-REL-01, version 2.0). This guide states only the operator-facing outcome.</w:t>
+            </w:r>
+          </w:p>
+        </w:tc>
+      </w:tr>
+    </w:tbl>
+    <w:p>
+      <w:pPr>
+        <w:spacing w:after="40"/>
+      </w:pPr>
     </w:p>
     <w:p>
       <w:pPr>
@@ -1813,7 +1992,7 @@
           <w:b/>
           <w:color w:val="202020"/>
         </w:rPr>
-        <w:t>449</w:t>
+        <w:t>743</w:t>
       </w:r>
       <w:r>
         <w:rPr>
@@ -5430,6 +5609,320 @@
         <w:rPr>
           <w:color w:val="2E5496"/>
         </w:rPr>
+        <w:t>New in 1.2 — a bad id is refused before anything happens</w:t>
+      </w:r>
+    </w:p>
+    <w:p>
+      <w:pPr>
+        <w:spacing w:after="120"/>
+      </w:pPr>
+      <w:r>
+        <w:rPr>
+          <w:rFonts w:ascii="Consolas" w:hAnsi="Consolas"/>
+          <w:color w:val="202020"/>
+          <w:sz w:val="19"/>
+        </w:rPr>
+        <w:t>forget-subject</w:t>
+      </w:r>
+      <w:r>
+        <w:rPr>
+          <w:color w:val="202020"/>
+        </w:rPr>
+        <w:t xml:space="preserve"> now validates the operator-supplied </w:t>
+      </w:r>
+      <w:r>
+        <w:rPr>
+          <w:rFonts w:ascii="Consolas" w:hAnsi="Consolas"/>
+          <w:color w:val="202020"/>
+          <w:sz w:val="19"/>
+        </w:rPr>
+        <w:t>--id</w:t>
+      </w:r>
+      <w:r>
+        <w:rPr>
+          <w:color w:val="202020"/>
+        </w:rPr>
+        <w:t xml:space="preserve"> at the </w:t>
+      </w:r>
+      <w:r>
+        <w:rPr>
+          <w:b/>
+          <w:color w:val="202020"/>
+        </w:rPr>
+        <w:t>very start of the command, before any state is mutated</w:t>
+      </w:r>
+      <w:r>
+        <w:rPr>
+          <w:color w:val="202020"/>
+        </w:rPr>
+        <w:t xml:space="preserve"> — before the suppression add, the dead-letter scrub, the withdrawals and the ledger append (i.e. before step 1 of the sequence below). Two shapes are refused: </w:t>
+      </w:r>
+      <w:r>
+        <w:rPr>
+          <w:b/>
+          <w:color w:val="202020"/>
+        </w:rPr>
+        <w:t>ill-formed UTF-16</w:t>
+      </w:r>
+      <w:r>
+        <w:rPr>
+          <w:color w:val="202020"/>
+        </w:rPr>
+        <w:t xml:space="preserve"> (an unpaired surrogate, typically a mangled copy-paste) and an id </w:t>
+      </w:r>
+      <w:r>
+        <w:rPr>
+          <w:b/>
+          <w:color w:val="202020"/>
+        </w:rPr>
+        <w:t xml:space="preserve">longer than the SQL </w:t>
+      </w:r>
+      <w:r>
+        <w:rPr>
+          <w:rFonts w:ascii="Consolas" w:hAnsi="Consolas"/>
+          <w:b/>
+          <w:color w:val="202020"/>
+          <w:sz w:val="19"/>
+        </w:rPr>
+        <w:t>subject_id</w:t>
+      </w:r>
+      <w:r>
+        <w:rPr>
+          <w:b/>
+          <w:color w:val="202020"/>
+        </w:rPr>
+        <w:t xml:space="preserve"> column</w:t>
+      </w:r>
+      <w:r>
+        <w:rPr>
+          <w:color w:val="202020"/>
+        </w:rPr>
+        <w:t xml:space="preserve"> — the length bound is parsed from the shipped DDL at runtime, not hardcoded a second time. Previously each shape broke the erasure silently and differently per backend: file mode filed the suppression under a </w:t>
+      </w:r>
+      <w:r>
+        <w:rPr>
+          <w:b/>
+          <w:color w:val="202020"/>
+        </w:rPr>
+        <w:t>different id</w:t>
+      </w:r>
+      <w:r>
+        <w:rPr>
+          <w:color w:val="202020"/>
+        </w:rPr>
+        <w:t xml:space="preserve"> (the command reported success and the subject stayed ingestible), while SQL mode failed with </w:t>
+      </w:r>
+      <w:r>
+        <w:rPr>
+          <w:b/>
+          <w:color w:val="202020"/>
+        </w:rPr>
+        <w:t>error 8152</w:t>
+      </w:r>
+      <w:r>
+        <w:rPr>
+          <w:color w:val="202020"/>
+        </w:rPr>
+        <w:t>.</w:t>
+      </w:r>
+    </w:p>
+    <w:p>
+      <w:pPr>
+        <w:pStyle w:val="ListBullet"/>
+        <w:spacing w:after="40"/>
+      </w:pPr>
+      <w:r>
+        <w:rPr>
+          <w:b/>
+          <w:color w:val="202020"/>
+        </w:rPr>
+        <w:t>A refusal changes nothing.</w:t>
+      </w:r>
+      <w:r>
+        <w:rPr>
+          <w:color w:val="202020"/>
+        </w:rPr>
+        <w:t xml:space="preserve"> A refused erasure leaves every store </w:t>
+      </w:r>
+      <w:r>
+        <w:rPr>
+          <w:b/>
+          <w:color w:val="202020"/>
+        </w:rPr>
+        <w:t>byte-identical</w:t>
+      </w:r>
+      <w:r>
+        <w:rPr>
+          <w:color w:val="202020"/>
+        </w:rPr>
+        <w:t xml:space="preserve"> — no suppression entry, no ledger entry, no withdrawals, no dead-letter scrub. This is test-proven per clause.</w:t>
+      </w:r>
+    </w:p>
+    <w:p>
+      <w:pPr>
+        <w:pStyle w:val="ListBullet"/>
+        <w:spacing w:after="40"/>
+      </w:pPr>
+      <w:r>
+        <w:rPr>
+          <w:b/>
+          <w:color w:val="202020"/>
+        </w:rPr>
+        <w:t>The dry-run refuses identically</w:t>
+      </w:r>
+      <w:r>
+        <w:rPr>
+          <w:color w:val="202020"/>
+        </w:rPr>
+        <w:t>, so a preview can never promise an erasure the real run would reject.</w:t>
+      </w:r>
+    </w:p>
+    <w:p>
+      <w:pPr>
+        <w:pStyle w:val="ListBullet"/>
+        <w:spacing w:after="40"/>
+      </w:pPr>
+      <w:r>
+        <w:rPr>
+          <w:b/>
+          <w:color w:val="202020"/>
+        </w:rPr>
+        <w:t>The refusal message is actionable.</w:t>
+      </w:r>
+      <w:r>
+        <w:rPr>
+          <w:color w:val="202020"/>
+        </w:rPr>
+        <w:t xml:space="preserve"> It names the offending code unit and index (or the length and the column bound), renders the id escaped and capped at 64 units — no raw surrogate ever reaches your console — and says what to do next.</w:t>
+      </w:r>
+    </w:p>
+    <w:p>
+      <w:pPr>
+        <w:pStyle w:val="ListBullet"/>
+        <w:spacing w:after="40"/>
+      </w:pPr>
+      <w:r>
+        <w:rPr>
+          <w:b/>
+          <w:color w:val="202020"/>
+        </w:rPr>
+        <w:t>What to do on a refusal:</w:t>
+      </w:r>
+      <w:r>
+        <w:rPr>
+          <w:color w:val="202020"/>
+        </w:rPr>
+        <w:t xml:space="preserve"> re-copy the exact id from the feed export (or resolve the person via </w:t>
+      </w:r>
+      <w:r>
+        <w:rPr>
+          <w:rFonts w:ascii="Consolas" w:hAnsi="Consolas"/>
+          <w:color w:val="202020"/>
+          <w:sz w:val="19"/>
+        </w:rPr>
+        <w:t>--email</w:t>
+      </w:r>
+      <w:r>
+        <w:rPr>
+          <w:color w:val="202020"/>
+        </w:rPr>
+        <w:t xml:space="preserve"> instead) and re-run. Leading and trailing whitespace is trimmed automatically, not refused, and well-formed non-BMP ids (emoji, other supplementary-plane characters) are valid operator input that round-trips exactly on both backends.</w:t>
+      </w:r>
+    </w:p>
+    <w:p>
+      <w:pPr>
+        <w:spacing w:after="120"/>
+      </w:pPr>
+      <w:r>
+        <w:rPr>
+          <w:b/>
+          <w:color w:val="202020"/>
+        </w:rPr>
+        <w:t>What is deliberately tolerated.</w:t>
+      </w:r>
+      <w:r>
+        <w:rPr>
+          <w:color w:val="202020"/>
+        </w:rPr>
+        <w:t xml:space="preserve"> The validation sits at the operator entry point </w:t>
+      </w:r>
+      <w:r>
+        <w:rPr>
+          <w:b/>
+          <w:color w:val="202020"/>
+        </w:rPr>
+        <w:t>only</w:t>
+      </w:r>
+      <w:r>
+        <w:rPr>
+          <w:color w:val="202020"/>
+        </w:rPr>
+        <w:t xml:space="preserve">. Ids replayed from stored state are never validated: </w:t>
+      </w:r>
+      <w:r>
+        <w:rPr>
+          <w:rFonts w:ascii="Consolas" w:hAnsi="Consolas"/>
+          <w:color w:val="202020"/>
+          <w:sz w:val="19"/>
+        </w:rPr>
+        <w:t>--email</w:t>
+      </w:r>
+      <w:r>
+        <w:rPr>
+          <w:color w:val="202020"/>
+        </w:rPr>
+        <w:t xml:space="preserve"> resolution files whatever the entity-resolution crosswalk stored, because a legacy out-of-domain id that was ingested </w:t>
+      </w:r>
+      <w:r>
+        <w:rPr>
+          <w:b/>
+          <w:color w:val="202020"/>
+        </w:rPr>
+        <w:t>must remain erasable</w:t>
+      </w:r>
+      <w:r>
+        <w:rPr>
+          <w:color w:val="202020"/>
+        </w:rPr>
+        <w:t xml:space="preserve"> or that person's DSAR can never complete. Likewise </w:t>
+      </w:r>
+      <w:r>
+        <w:rPr>
+          <w:rFonts w:ascii="Consolas" w:hAnsi="Consolas"/>
+          <w:color w:val="202020"/>
+          <w:sz w:val="19"/>
+        </w:rPr>
+        <w:t>unsuppress-subject</w:t>
+      </w:r>
+      <w:r>
+        <w:rPr>
+          <w:color w:val="202020"/>
+        </w:rPr>
+        <w:t xml:space="preserve">, </w:t>
+      </w:r>
+      <w:r>
+        <w:rPr>
+          <w:rFonts w:ascii="Consolas" w:hAnsi="Consolas"/>
+          <w:color w:val="202020"/>
+          <w:sz w:val="19"/>
+        </w:rPr>
+        <w:t>list-suppressed-subjects</w:t>
+      </w:r>
+      <w:r>
+        <w:rPr>
+          <w:color w:val="202020"/>
+        </w:rPr>
+        <w:t xml:space="preserve"> and every dead-letter path tolerate legacy entries — an operator can always list, inspect and remove a legacy bad entry — and the state stores' own write methods validate nothing. (An earlier round validated every state write instead; it wedged read-modify-write over legacy records and left a DSAR erasure half-applied, and was withdrawn in full — see the release notes.)</w:t>
+      </w:r>
+    </w:p>
+    <w:p>
+      <w:pPr>
+        <w:pStyle w:val="Heading2"/>
+      </w:pPr>
+      <w:r>
+        <w:rPr>
+          <w:color w:val="2E5496"/>
+        </w:rPr>
         <w:t>What forget-subject --confirm does, in order</w:t>
       </w:r>
     </w:p>
@@ -6109,17 +6602,647 @@
     </w:p>
     <w:p>
       <w:pPr>
-        <w:pStyle w:val="Heading1"/>
-      </w:pPr>
-      <w:r>
-        <w:rPr>
-          <w:color w:val="1F3864"/>
-        </w:rPr>
-        <w:t>8. Privacy by construction</w:t>
+        <w:pStyle w:val="Heading2"/>
+      </w:pPr>
+      <w:r>
+        <w:rPr>
+          <w:color w:val="2E5496"/>
+        </w:rPr>
+        <w:t>Known-open items (file vs SQL backend divergences)</w:t>
       </w:r>
     </w:p>
     <w:p>
       <w:pPr>
+        <w:spacing w:after="120"/>
+      </w:pPr>
+      <w:r>
+        <w:rPr>
+          <w:color w:val="202020"/>
+        </w:rPr>
+        <w:t xml:space="preserve">The two state backends (file and SQL Server) are interchangeable only over values both can store, return and compare identically — and that set is smaller than “any string”. The entry-point validation above closes the operator-facing cases; what remains open is disclosed in </w:t>
+      </w:r>
+      <w:r>
+        <w:rPr>
+          <w:rFonts w:ascii="Consolas" w:hAnsi="Consolas"/>
+          <w:color w:val="202020"/>
+          <w:sz w:val="19"/>
+        </w:rPr>
+        <w:t>docs/SQL_CONTRACT.md</w:t>
+      </w:r>
+      <w:r>
+        <w:rPr>
+          <w:color w:val="202020"/>
+        </w:rPr>
+        <w:t xml:space="preserve"> and summarised here, as plainly as what is closed:</w:t>
+      </w:r>
+    </w:p>
+    <w:tbl>
+      <w:tblPr>
+        <w:tblW w:type="auto" w:w="0"/>
+        <w:jc w:val="center"/>
+        <w:tblLayout w:type="fixed"/>
+        <w:tblLook w:firstColumn="1" w:firstRow="1" w:lastColumn="0" w:lastRow="0" w:noHBand="0" w:noVBand="1" w:val="04A0"/>
+        <w:tblBorders>
+          <w:top w:val="single" w:sz="4" w:space="0" w:color="C9D3E3"/>
+          <w:left w:val="single" w:sz="4" w:space="0" w:color="C9D3E3"/>
+          <w:bottom w:val="single" w:sz="4" w:space="0" w:color="C9D3E3"/>
+          <w:right w:val="single" w:sz="4" w:space="0" w:color="C9D3E3"/>
+          <w:insideH w:val="single" w:sz="4" w:space="0" w:color="C9D3E3"/>
+          <w:insideV w:val="single" w:sz="4" w:space="0" w:color="C9D3E3"/>
+        </w:tblBorders>
+      </w:tblPr>
+      <w:tblGrid>
+        <w:gridCol w:w="2400"/>
+        <w:gridCol w:w="4000"/>
+        <w:gridCol w:w="2960"/>
+      </w:tblGrid>
+      <w:tr>
+        <w:tc>
+          <w:tcPr>
+            <w:tcW w:type="dxa" w:w="2400"/>
+            <w:shd w:val="clear" w:color="auto" w:fill="2E5496"/>
+          </w:tcPr>
+          <w:p>
+            <w:r>
+              <w:rPr>
+                <w:b/>
+                <w:color w:val="FFFFFF"/>
+                <w:sz w:val="19"/>
+              </w:rPr>
+              <w:t>Known-open item</w:t>
+            </w:r>
+          </w:p>
+        </w:tc>
+        <w:tc>
+          <w:tcPr>
+            <w:tcW w:type="dxa" w:w="4000"/>
+            <w:shd w:val="clear" w:color="auto" w:fill="2E5496"/>
+          </w:tcPr>
+          <w:p>
+            <w:r>
+              <w:rPr>
+                <w:b/>
+                <w:color w:val="FFFFFF"/>
+                <w:sz w:val="19"/>
+              </w:rPr>
+              <w:t>What can happen</w:t>
+            </w:r>
+          </w:p>
+        </w:tc>
+        <w:tc>
+          <w:tcPr>
+            <w:tcW w:type="dxa" w:w="2960"/>
+            <w:shd w:val="clear" w:color="auto" w:fill="2E5496"/>
+          </w:tcPr>
+          <w:p>
+            <w:r>
+              <w:rPr>
+                <w:b/>
+                <w:color w:val="FFFFFF"/>
+                <w:sz w:val="19"/>
+              </w:rPr>
+              <w:t>Status / mitigation</w:t>
+            </w:r>
+          </w:p>
+        </w:tc>
+      </w:tr>
+      <w:tr>
+        <w:tc>
+          <w:tcPr>
+            <w:tcW w:type="dxa" w:w="2400"/>
+          </w:tcPr>
+          <w:p>
+            <w:r>
+              <w:rPr>
+                <w:color w:val="202020"/>
+                <w:sz w:val="19"/>
+              </w:rPr>
+              <w:t>Replayed subject ids are unvalidated (by design)</w:t>
+            </w:r>
+          </w:p>
+        </w:tc>
+        <w:tc>
+          <w:tcPr>
+            <w:tcW w:type="dxa" w:w="4000"/>
+          </w:tcPr>
+          <w:p>
+            <w:r>
+              <w:rPr>
+                <w:color w:val="202020"/>
+                <w:sz w:val="19"/>
+              </w:rPr>
+              <w:t xml:space="preserve">An over-long id resolved from the crosswalk via </w:t>
+            </w:r>
+            <w:r>
+              <w:rPr>
+                <w:rFonts w:ascii="Consolas" w:hAnsi="Consolas"/>
+                <w:color w:val="202020"/>
+                <w:sz w:val="19"/>
+              </w:rPr>
+              <w:t>--email</w:t>
+            </w:r>
+            <w:r>
+              <w:rPr>
+                <w:color w:val="202020"/>
+                <w:sz w:val="19"/>
+              </w:rPr>
+              <w:t xml:space="preserve"> can raise </w:t>
+            </w:r>
+            <w:r>
+              <w:rPr>
+                <w:b/>
+                <w:color w:val="202020"/>
+                <w:sz w:val="19"/>
+              </w:rPr>
+              <w:t>SQL error 8152 mid-erase</w:t>
+            </w:r>
+            <w:r>
+              <w:rPr>
+                <w:color w:val="202020"/>
+                <w:sz w:val="19"/>
+              </w:rPr>
+              <w:t xml:space="preserve"> (not transient, not retried); an ill-formed one reproduces the file backend's U+FFFD rewrite</w:t>
+            </w:r>
+          </w:p>
+        </w:tc>
+        <w:tc>
+          <w:tcPr>
+            <w:tcW w:type="dxa" w:w="2960"/>
+          </w:tcPr>
+          <w:p>
+            <w:r>
+              <w:rPr>
+                <w:color w:val="202020"/>
+                <w:sz w:val="19"/>
+              </w:rPr>
+              <w:t xml:space="preserve">Deliberate — legacy ids must stay erasable. Normalise ids upstream; verify every erasure with </w:t>
+            </w:r>
+            <w:r>
+              <w:rPr>
+                <w:rFonts w:ascii="Consolas" w:hAnsi="Consolas"/>
+                <w:color w:val="202020"/>
+                <w:sz w:val="19"/>
+              </w:rPr>
+              <w:t>list-suppressed-subjects</w:t>
+            </w:r>
+          </w:p>
+        </w:tc>
+      </w:tr>
+      <w:tr>
+        <w:tc>
+          <w:tcPr>
+            <w:tcW w:type="dxa" w:w="2400"/>
+            <w:shd w:val="clear" w:color="auto" w:fill="F7F9FC"/>
+          </w:tcPr>
+          <w:p>
+            <w:r>
+              <w:rPr>
+                <w:color w:val="202020"/>
+                <w:sz w:val="19"/>
+              </w:rPr>
+              <w:t>Blank padding</w:t>
+            </w:r>
+          </w:p>
+        </w:tc>
+        <w:tc>
+          <w:tcPr>
+            <w:tcW w:type="dxa" w:w="4000"/>
+            <w:shd w:val="clear" w:color="auto" w:fill="F7F9FC"/>
+          </w:tcPr>
+          <w:p>
+            <w:r>
+              <w:rPr>
+                <w:color w:val="202020"/>
+                <w:sz w:val="19"/>
+              </w:rPr>
+              <w:t xml:space="preserve">SQL's </w:t>
+            </w:r>
+            <w:r>
+              <w:rPr>
+                <w:rFonts w:ascii="Consolas" w:hAnsi="Consolas"/>
+                <w:color w:val="202020"/>
+                <w:sz w:val="19"/>
+              </w:rPr>
+              <w:t>=</w:t>
+            </w:r>
+            <w:r>
+              <w:rPr>
+                <w:color w:val="202020"/>
+                <w:sz w:val="19"/>
+              </w:rPr>
+              <w:t xml:space="preserve"> blank-pads, file compares ordinally: </w:t>
+            </w:r>
+            <w:r>
+              <w:rPr>
+                <w:rFonts w:ascii="Consolas" w:hAnsi="Consolas"/>
+                <w:color w:val="202020"/>
+                <w:sz w:val="19"/>
+              </w:rPr>
+              <w:t>ALT-1</w:t>
+            </w:r>
+            <w:r>
+              <w:rPr>
+                <w:color w:val="202020"/>
+                <w:sz w:val="19"/>
+              </w:rPr>
+              <w:t xml:space="preserve"> and </w:t>
+            </w:r>
+            <w:r>
+              <w:rPr>
+                <w:rFonts w:ascii="Consolas" w:hAnsi="Consolas"/>
+                <w:color w:val="202020"/>
+                <w:sz w:val="19"/>
+              </w:rPr>
+              <w:t xml:space="preserve">ALT-1 </w:t>
+            </w:r>
+            <w:r>
+              <w:rPr>
+                <w:color w:val="202020"/>
+                <w:sz w:val="19"/>
+              </w:rPr>
+              <w:t xml:space="preserve"> may be </w:t>
+            </w:r>
+            <w:r>
+              <w:rPr>
+                <w:b/>
+                <w:color w:val="202020"/>
+                <w:sz w:val="19"/>
+              </w:rPr>
+              <w:t>one subject on SQL and are always two on file</w:t>
+            </w:r>
+            <w:r>
+              <w:rPr>
+                <w:color w:val="202020"/>
+                <w:sz w:val="19"/>
+              </w:rPr>
+              <w:t xml:space="preserve"> (</w:t>
+            </w:r>
+            <w:r>
+              <w:rPr>
+                <w:rFonts w:ascii="Consolas" w:hAnsi="Consolas"/>
+                <w:color w:val="202020"/>
+                <w:sz w:val="19"/>
+              </w:rPr>
+              <w:t>''</w:t>
+            </w:r>
+            <w:r>
+              <w:rPr>
+                <w:color w:val="202020"/>
+                <w:sz w:val="19"/>
+              </w:rPr>
+              <w:t xml:space="preserve"> / </w:t>
+            </w:r>
+            <w:r>
+              <w:rPr>
+                <w:rFonts w:ascii="Consolas" w:hAnsi="Consolas"/>
+                <w:color w:val="202020"/>
+                <w:sz w:val="19"/>
+              </w:rPr>
+              <w:t>' '</w:t>
+            </w:r>
+            <w:r>
+              <w:rPr>
+                <w:color w:val="202020"/>
+                <w:sz w:val="19"/>
+              </w:rPr>
+              <w:t xml:space="preserve"> likewise)</w:t>
+            </w:r>
+          </w:p>
+        </w:tc>
+        <w:tc>
+          <w:tcPr>
+            <w:tcW w:type="dxa" w:w="2960"/>
+            <w:shd w:val="clear" w:color="auto" w:fill="F7F9FC"/>
+          </w:tcPr>
+          <w:p>
+            <w:r>
+              <w:rPr>
+                <w:color w:val="202020"/>
+                <w:sz w:val="19"/>
+              </w:rPr>
+              <w:t>OPEN. Operator-typed ids are trimmed (a normalisation, not a rejection); values already in state are untouched</w:t>
+            </w:r>
+          </w:p>
+        </w:tc>
+      </w:tr>
+      <w:tr>
+        <w:tc>
+          <w:tcPr>
+            <w:tcW w:type="dxa" w:w="2400"/>
+          </w:tcPr>
+          <w:p>
+            <w:r>
+              <w:rPr>
+                <w:rFonts w:ascii="Consolas" w:hAnsi="Consolas"/>
+                <w:color w:val="202020"/>
+                <w:sz w:val="19"/>
+              </w:rPr>
+              <w:t>connector_id</w:t>
+            </w:r>
+            <w:r>
+              <w:rPr>
+                <w:color w:val="202020"/>
+                <w:sz w:val="19"/>
+              </w:rPr>
+              <w:t xml:space="preserve"> / lease-name collation on pre-existing deployments</w:t>
+            </w:r>
+          </w:p>
+        </w:tc>
+        <w:tc>
+          <w:tcPr>
+            <w:tcW w:type="dxa" w:w="4000"/>
+          </w:tcPr>
+          <w:p>
+            <w:r>
+              <w:rPr>
+                <w:rFonts w:ascii="Consolas" w:hAnsi="Consolas"/>
+                <w:color w:val="202020"/>
+                <w:sz w:val="19"/>
+              </w:rPr>
+              <w:t>altrata_checkpoint.connector_id</w:t>
+            </w:r>
+            <w:r>
+              <w:rPr>
+                <w:color w:val="202020"/>
+                <w:sz w:val="19"/>
+              </w:rPr>
+              <w:t xml:space="preserve"> and </w:t>
+            </w:r>
+            <w:r>
+              <w:rPr>
+                <w:rFonts w:ascii="Consolas" w:hAnsi="Consolas"/>
+                <w:color w:val="202020"/>
+                <w:sz w:val="19"/>
+              </w:rPr>
+              <w:t>altrata_leases.lease_name</w:t>
+            </w:r>
+            <w:r>
+              <w:rPr>
+                <w:color w:val="202020"/>
+                <w:sz w:val="19"/>
+              </w:rPr>
+              <w:t xml:space="preserve"> keep the database-default (often case-insensitive) collation — their inline unnamed primary keys cannot be auto-migrated</w:t>
+            </w:r>
+          </w:p>
+        </w:tc>
+        <w:tc>
+          <w:tcPr>
+            <w:tcW w:type="dxa" w:w="2960"/>
+          </w:tcPr>
+          <w:p>
+            <w:r>
+              <w:rPr>
+                <w:color w:val="202020"/>
+                <w:sz w:val="19"/>
+              </w:rPr>
+              <w:t>OPEN, bounded: both are deployment-supplied single values, so a case variant is a misconfiguration, not data-driven. New deployments are binary-collated; the other five comparison keys carry guarded migrations</w:t>
+            </w:r>
+          </w:p>
+        </w:tc>
+      </w:tr>
+      <w:tr>
+        <w:tc>
+          <w:tcPr>
+            <w:tcW w:type="dxa" w:w="2400"/>
+            <w:shd w:val="clear" w:color="auto" w:fill="F7F9FC"/>
+          </w:tcPr>
+          <w:p>
+            <w:r>
+              <w:rPr>
+                <w:color w:val="202020"/>
+                <w:sz w:val="19"/>
+              </w:rPr>
+              <w:t>Other identifiers and namespaces unguarded</w:t>
+            </w:r>
+          </w:p>
+        </w:tc>
+        <w:tc>
+          <w:tcPr>
+            <w:tcW w:type="dxa" w:w="4000"/>
+            <w:shd w:val="clear" w:color="auto" w:fill="F7F9FC"/>
+          </w:tcPr>
+          <w:p>
+            <w:r>
+              <w:rPr>
+                <w:rFonts w:ascii="Consolas" w:hAnsi="Consolas"/>
+                <w:color w:val="202020"/>
+                <w:sz w:val="19"/>
+              </w:rPr>
+              <w:t>item_id</w:t>
+            </w:r>
+            <w:r>
+              <w:rPr>
+                <w:color w:val="202020"/>
+                <w:sz w:val="19"/>
+              </w:rPr>
+              <w:t xml:space="preserve">, </w:t>
+            </w:r>
+            <w:r>
+              <w:rPr>
+                <w:rFonts w:ascii="Consolas" w:hAnsi="Consolas"/>
+                <w:color w:val="202020"/>
+                <w:sz w:val="19"/>
+              </w:rPr>
+              <w:t>delivery_id</w:t>
+            </w:r>
+            <w:r>
+              <w:rPr>
+                <w:color w:val="202020"/>
+                <w:sz w:val="19"/>
+              </w:rPr>
+              <w:t xml:space="preserve">, </w:t>
+            </w:r>
+            <w:r>
+              <w:rPr>
+                <w:rFonts w:ascii="Consolas" w:hAnsi="Consolas"/>
+                <w:color w:val="202020"/>
+                <w:sz w:val="19"/>
+              </w:rPr>
+              <w:t>[key]</w:t>
+            </w:r>
+            <w:r>
+              <w:rPr>
+                <w:color w:val="202020"/>
+                <w:sz w:val="19"/>
+              </w:rPr>
+              <w:t xml:space="preserve"> and </w:t>
+            </w:r>
+            <w:r>
+              <w:rPr>
+                <w:rFonts w:ascii="Consolas" w:hAnsi="Consolas"/>
+                <w:color w:val="202020"/>
+                <w:sz w:val="19"/>
+              </w:rPr>
+              <w:t>dataset</w:t>
+            </w:r>
+            <w:r>
+              <w:rPr>
+                <w:color w:val="202020"/>
+                <w:sz w:val="19"/>
+              </w:rPr>
+              <w:t xml:space="preserve"> carry no length guard on any path; the delivery-ledger and KV file namespaces share the same JSON U+FFFD-rewrite shape as the suppression list, with no guard</w:t>
+            </w:r>
+          </w:p>
+        </w:tc>
+        <w:tc>
+          <w:tcPr>
+            <w:tcW w:type="dxa" w:w="2960"/>
+            <w:shd w:val="clear" w:color="auto" w:fill="F7F9FC"/>
+          </w:tcPr>
+          <w:p>
+            <w:r>
+              <w:rPr>
+                <w:color w:val="202020"/>
+                <w:sz w:val="19"/>
+              </w:rPr>
+              <w:t>OPEN; these values are connector-generated or replayed, never operator-typed</w:t>
+            </w:r>
+          </w:p>
+        </w:tc>
+      </w:tr>
+      <w:tr>
+        <w:tc>
+          <w:tcPr>
+            <w:tcW w:type="dxa" w:w="2400"/>
+          </w:tcPr>
+          <w:p>
+            <w:r>
+              <w:rPr>
+                <w:color w:val="202020"/>
+                <w:sz w:val="19"/>
+              </w:rPr>
+              <w:t>Suppressed-list ordering</w:t>
+            </w:r>
+          </w:p>
+        </w:tc>
+        <w:tc>
+          <w:tcPr>
+            <w:tcW w:type="dxa" w:w="4000"/>
+          </w:tcPr>
+          <w:p>
+            <w:r>
+              <w:rPr>
+                <w:color w:val="202020"/>
+                <w:sz w:val="19"/>
+              </w:rPr>
+              <w:t>SQL's binary collation orders by code point, the file backend by UTF-16 code unit — the order differs only for supplementary-plane characters</w:t>
+            </w:r>
+          </w:p>
+        </w:tc>
+        <w:tc>
+          <w:tcPr>
+            <w:tcW w:type="dxa" w:w="2960"/>
+          </w:tcPr>
+          <w:p>
+            <w:r>
+              <w:rPr>
+                <w:color w:val="202020"/>
+                <w:sz w:val="19"/>
+              </w:rPr>
+              <w:t xml:space="preserve">Mitigated: </w:t>
+            </w:r>
+            <w:r>
+              <w:rPr>
+                <w:rFonts w:ascii="Consolas" w:hAnsi="Consolas"/>
+                <w:color w:val="202020"/>
+                <w:sz w:val="19"/>
+              </w:rPr>
+              <w:t>list-suppressed-subjects</w:t>
+            </w:r>
+            <w:r>
+              <w:rPr>
+                <w:color w:val="202020"/>
+                <w:sz w:val="19"/>
+              </w:rPr>
+              <w:t xml:space="preserve"> re-sorts ordinally client-side</w:t>
+            </w:r>
+          </w:p>
+        </w:tc>
+      </w:tr>
+    </w:tbl>
+    <w:p>
+      <w:pPr>
+        <w:spacing w:after="40"/>
+      </w:pPr>
+    </w:p>
+    <w:p>
+      <w:pPr>
+        <w:spacing w:after="120"/>
+      </w:pPr>
+      <w:r>
+        <w:rPr>
+          <w:color w:val="202020"/>
+        </w:rPr>
+        <w:t xml:space="preserve">Two further SQL residuals are disclosed in </w:t>
+      </w:r>
+      <w:r>
+        <w:rPr>
+          <w:rFonts w:ascii="Consolas" w:hAnsi="Consolas"/>
+          <w:color w:val="202020"/>
+          <w:sz w:val="19"/>
+        </w:rPr>
+        <w:t>docs/SQL_CONTRACT.md</w:t>
+      </w:r>
+      <w:r>
+        <w:rPr>
+          <w:color w:val="202020"/>
+        </w:rPr>
+        <w:t xml:space="preserve">: an </w:t>
+      </w:r>
+      <w:r>
+        <w:rPr>
+          <w:b/>
+          <w:color w:val="202020"/>
+        </w:rPr>
+        <w:t>ambiguous commit</w:t>
+      </w:r>
+      <w:r>
+        <w:rPr>
+          <w:color w:val="202020"/>
+        </w:rPr>
+        <w:t xml:space="preserve"> on dead-letter writes (a fault thrown by the commit call itself can leave a *duplicate* dead-letter row — an inflated queue, not data loss, and not on the erasure path; assessed and deliberately deferred), and the </w:t>
+      </w:r>
+      <w:r>
+        <w:rPr>
+          <w:b/>
+          <w:color w:val="202020"/>
+        </w:rPr>
+        <w:t>rollback-masking guard being IL-scoped</w:t>
+      </w:r>
+      <w:r>
+        <w:rPr>
+          <w:color w:val="202020"/>
+        </w:rPr>
+        <w:t xml:space="preserve"> — it is an exhaustive scan of the compiled </w:t>
+      </w:r>
+      <w:r>
+        <w:rPr>
+          <w:rFonts w:ascii="Consolas" w:hAnsi="Consolas"/>
+          <w:color w:val="202020"/>
+          <w:sz w:val="19"/>
+        </w:rPr>
+        <w:t>SqlStateStore</w:t>
+      </w:r>
+      <w:r>
+        <w:rPr>
+          <w:color w:val="202020"/>
+        </w:rPr>
+        <w:t xml:space="preserve"> IL, so the code shape that once masked SQL faults cannot return, but nothing executes the dead-letter write paths against a live SQL Server. That is a stated limit of the whole contract: there is no SQL Server in the test environment, so the SQL half of every divergence above is stated from the declared DDL and SQL Server semantics, not executed.</w:t>
+      </w:r>
+    </w:p>
+    <w:p>
+      <w:pPr>
+        <w:pStyle w:val="Heading1"/>
+      </w:pPr>
+      <w:r>
+        <w:rPr>
+          <w:color w:val="1F3864"/>
+        </w:rPr>
+        <w:t>8. Privacy by construction</w:t>
+      </w:r>
+    </w:p>
+    <w:p>
+      <w:pPr>
         <w:spacing w:after="200"/>
       </w:pPr>
       <w:r>
@@ -6208,7 +7331,7 @@
         <w:rPr>
           <w:color w:val="2E5496"/>
         </w:rPr>
-        <w:t>The dead-letter queue defaults to redacted (this connector differs)</w:t>
+        <w:t>The dead-letter queue defaults to redacted</w:t>
       </w:r>
     </w:p>
     <w:p>
@@ -6273,7 +7396,7 @@
         <w:rPr>
           <w:color w:val="202020"/>
         </w:rPr>
-        <w:t xml:space="preserve"> — its siblings default to </w:t>
+        <w:t xml:space="preserve"> — as does every connector in the family; </w:t>
       </w:r>
       <w:r>
         <w:rPr>
@@ -6281,13 +7404,26 @@
           <w:color w:val="202020"/>
           <w:sz w:val="19"/>
         </w:rPr>
-        <w:t>full</w:t>
-      </w:r>
-      <w:r>
-        <w:rPr>
-          <w:color w:val="202020"/>
-        </w:rPr>
-        <w:t xml:space="preserve">. An </w:t>
+        <w:t>redacted</w:t>
+      </w:r>
+      <w:r>
+        <w:rPr>
+          <w:color w:val="202020"/>
+        </w:rPr>
+        <w:t xml:space="preserve"> is the </w:t>
+      </w:r>
+      <w:r>
+        <w:rPr>
+          <w:b/>
+          <w:color w:val="202020"/>
+        </w:rPr>
+        <w:t>fleet-wide default</w:t>
+      </w:r>
+      <w:r>
+        <w:rPr>
+          <w:color w:val="202020"/>
+        </w:rPr>
+        <w:t xml:space="preserve"> (Common Guide §14.1). An </w:t>
       </w:r>
       <w:r>
         <w:rPr>
@@ -6381,6 +7517,85 @@
           <w:color w:val="202020"/>
         </w:rPr>
         <w:t xml:space="preserve"> — the transformed profile is captured verbatim so it can be replayed even after the feed delivery is gone. This re-introduces the at-rest exposure and is a conscious trade-off.</w:t>
+      </w:r>
+    </w:p>
+    <w:p>
+      <w:pPr>
+        <w:spacing w:after="120"/>
+      </w:pPr>
+      <w:r>
+        <w:rPr>
+          <w:color w:val="202020"/>
+        </w:rPr>
+        <w:t xml:space="preserve">Every dead-letter record also carries the </w:t>
+      </w:r>
+      <w:r>
+        <w:rPr>
+          <w:b/>
+          <w:color w:val="202020"/>
+        </w:rPr>
+        <w:t>crawl-cycle correlation id</w:t>
+      </w:r>
+      <w:r>
+        <w:rPr>
+          <w:color w:val="202020"/>
+        </w:rPr>
+        <w:t xml:space="preserve"> that ties it back to the run logs and traces of the crawl that parked it. As of 1.2 this survives in </w:t>
+      </w:r>
+      <w:r>
+        <w:rPr>
+          <w:b/>
+          <w:color w:val="202020"/>
+        </w:rPr>
+        <w:t>SQL mode</w:t>
+      </w:r>
+      <w:r>
+        <w:rPr>
+          <w:color w:val="202020"/>
+        </w:rPr>
+        <w:t xml:space="preserve"> too: a </w:t>
+      </w:r>
+      <w:r>
+        <w:rPr>
+          <w:rFonts w:ascii="Consolas" w:hAnsi="Consolas"/>
+          <w:color w:val="202020"/>
+          <w:sz w:val="19"/>
+        </w:rPr>
+        <w:t>correlation_id</w:t>
+      </w:r>
+      <w:r>
+        <w:rPr>
+          <w:color w:val="202020"/>
+        </w:rPr>
+        <w:t xml:space="preserve"> column was added to </w:t>
+      </w:r>
+      <w:r>
+        <w:rPr>
+          <w:rFonts w:ascii="Consolas" w:hAnsi="Consolas"/>
+          <w:color w:val="202020"/>
+          <w:sz w:val="19"/>
+        </w:rPr>
+        <w:t>dbo.altrata_deadletter</w:t>
+      </w:r>
+      <w:r>
+        <w:rPr>
+          <w:color w:val="202020"/>
+        </w:rPr>
+        <w:t xml:space="preserve"> (with a guarded migration for already-deployed tables). Previously SQL silently dropped it, so switching backends lost the trace link and collapsed part of the identity key </w:t>
+      </w:r>
+      <w:r>
+        <w:rPr>
+          <w:rFonts w:ascii="Consolas" w:hAnsi="Consolas"/>
+          <w:color w:val="202020"/>
+          <w:sz w:val="19"/>
+        </w:rPr>
+        <w:t>retry-failed</w:t>
+      </w:r>
+      <w:r>
+        <w:rPr>
+          <w:color w:val="202020"/>
+        </w:rPr>
+        <w:t xml:space="preserve"> uses to finalise its replay snapshot.</w:t>
       </w:r>
     </w:p>
     <w:tbl>
@@ -14218,29 +15433,14 @@
                 <w:color w:val="202020"/>
                 <w:sz w:val="19"/>
               </w:rPr>
-              <w:t>Redacted here by design</w:t>
-            </w:r>
-            <w:r>
-              <w:rPr>
-                <w:color w:val="202020"/>
-                <w:sz w:val="19"/>
-              </w:rPr>
-              <w:t xml:space="preserve"> (siblings default to </w:t>
-            </w:r>
-            <w:r>
-              <w:rPr>
-                <w:rFonts w:ascii="Consolas" w:hAnsi="Consolas"/>
-                <w:color w:val="202020"/>
-                <w:sz w:val="19"/>
-              </w:rPr>
-              <w:t>full</w:t>
-            </w:r>
-            <w:r>
-              <w:rPr>
-                <w:color w:val="202020"/>
-                <w:sz w:val="19"/>
-              </w:rPr>
-              <w:t xml:space="preserve">): dead-letter holds hashes only; </w:t>
+              <w:t>Redacted by default — fleet-wide</w:t>
+            </w:r>
+            <w:r>
+              <w:rPr>
+                <w:color w:val="202020"/>
+                <w:sz w:val="19"/>
+              </w:rPr>
+              <w:t xml:space="preserve"> (Common Guide §14.1): dead-letter holds hashes only; </w:t>
             </w:r>
             <w:r>
               <w:rPr>

--- a/Operator_Guides/04_Altrata_Connector_Guide.docx
+++ b/Operator_Guides/04_Altrata_Connector_Guide.docx
@@ -1985,20 +1985,19 @@
         <w:rPr>
           <w:color w:val="202020"/>
         </w:rPr>
-        <w:t xml:space="preserve"> and ships with </w:t>
+        <w:t xml:space="preserve"> and ships with 764 automated tests</w:t>
       </w:r>
       <w:r>
         <w:rPr>
           <w:b/>
           <w:color w:val="202020"/>
         </w:rPr>
-        <w:t>743</w:t>
-      </w:r>
-      <w:r>
-        <w:rPr>
-          <w:color w:val="202020"/>
-        </w:rPr>
-        <w:t xml:space="preserve"> automated tests.</w:t>
+      </w:r>
+      <w:r>
+        <w:rPr>
+          <w:color w:val="202020"/>
+        </w:rPr>
+        <w:t>.</w:t>
       </w:r>
     </w:p>
     <w:p>
